--- a/TheorynCoding/Study Material/Java Overall/Java Overall/Quick Java/oza sir/Study This/study material/Interview Question/Collection/Module 1 Collection set 1.docx
+++ b/TheorynCoding/Study Material/Java Overall/Java Overall/Quick Java/oza sir/Study This/study material/Interview Question/Collection/Module 1 Collection set 1.docx
@@ -283,28 +283,6 @@
     </w:p>
     <w:p>
       <w:pPr>
-        <w:spacing w:after="0" w:line="240" w:lineRule="auto"/>
-        <w:rPr>
-          <w:rFonts w:ascii="Times New Roman" w:eastAsia="Times New Roman" w:hAnsi="Times New Roman" w:cs="Times New Roman"/>
-          <w:sz w:val="24"/>
-          <w:szCs w:val="24"/>
-          <w:lang w:eastAsia="en-IN"/>
-        </w:rPr>
-      </w:pPr>
-      <w:r>
-        <w:rPr>
-          <w:rFonts w:ascii="Times New Roman" w:eastAsia="Times New Roman" w:hAnsi="Times New Roman" w:cs="Times New Roman"/>
-          <w:sz w:val="24"/>
-          <w:szCs w:val="24"/>
-          <w:lang w:eastAsia="en-IN"/>
-        </w:rPr>
-        <w:pict>
-          <v:rect id="_x0000_i1025" style="width:0;height:1.5pt" o:hralign="center" o:hrstd="t" o:hr="t" fillcolor="#a0a0a0" stroked="f"/>
-        </w:pict>
-      </w:r>
-    </w:p>
-    <w:p>
-      <w:pPr>
         <w:spacing w:before="100" w:beforeAutospacing="1" w:after="100" w:afterAutospacing="1" w:line="240" w:lineRule="auto"/>
         <w:outlineLvl w:val="0"/>
         <w:rPr>
@@ -317,7 +295,11 @@
           <w:lang w:eastAsia="en-IN"/>
         </w:rPr>
       </w:pPr>
-      <w:r>
+    </w:p>
+    <w:p>
+      <w:pPr>
+        <w:spacing w:before="100" w:beforeAutospacing="1" w:after="100" w:afterAutospacing="1" w:line="240" w:lineRule="auto"/>
+        <w:outlineLvl w:val="0"/>
         <w:rPr>
           <w:rFonts w:ascii="Times New Roman" w:eastAsia="Times New Roman" w:hAnsi="Times New Roman" w:cs="Times New Roman"/>
           <w:b/>
@@ -327,6 +309,180 @@
           <w:szCs w:val="48"/>
           <w:lang w:eastAsia="en-IN"/>
         </w:rPr>
+      </w:pPr>
+      <w:r>
+        <w:rPr>
+          <w:rFonts w:ascii="Times New Roman" w:eastAsia="Times New Roman" w:hAnsi="Times New Roman" w:cs="Times New Roman"/>
+          <w:b/>
+          <w:bCs/>
+          <w:noProof/>
+          <w:kern w:val="36"/>
+          <w:sz w:val="48"/>
+          <w:szCs w:val="48"/>
+          <w:lang w:eastAsia="en-IN"/>
+        </w:rPr>
+        <w:lastRenderedPageBreak/>
+        <w:drawing>
+          <wp:inline distT="0" distB="0" distL="0" distR="0">
+            <wp:extent cx="5243195" cy="4389755"/>
+            <wp:effectExtent l="0" t="0" r="0" b="0"/>
+            <wp:docPr id="1" name="Picture 1"/>
+            <wp:cNvGraphicFramePr>
+              <a:graphicFrameLocks xmlns:a="http://schemas.openxmlformats.org/drawingml/2006/main" noChangeAspect="1"/>
+            </wp:cNvGraphicFramePr>
+            <a:graphic xmlns:a="http://schemas.openxmlformats.org/drawingml/2006/main">
+              <a:graphicData uri="http://schemas.openxmlformats.org/drawingml/2006/picture">
+                <pic:pic xmlns:pic="http://schemas.openxmlformats.org/drawingml/2006/picture">
+                  <pic:nvPicPr>
+                    <pic:cNvPr id="0" name="java-collection-hierarchy.png"/>
+                    <pic:cNvPicPr/>
+                  </pic:nvPicPr>
+                  <pic:blipFill>
+                    <a:blip r:embed="rId6">
+                      <a:extLst>
+                        <a:ext uri="{28A0092B-C50C-407E-A947-70E740481C1C}">
+                          <a14:useLocalDpi xmlns:a14="http://schemas.microsoft.com/office/drawing/2010/main" val="0"/>
+                        </a:ext>
+                      </a:extLst>
+                    </a:blip>
+                    <a:stretch>
+                      <a:fillRect/>
+                    </a:stretch>
+                  </pic:blipFill>
+                  <pic:spPr>
+                    <a:xfrm>
+                      <a:off x="0" y="0"/>
+                      <a:ext cx="5243195" cy="4389755"/>
+                    </a:xfrm>
+                    <a:prstGeom prst="rect">
+                      <a:avLst/>
+                    </a:prstGeom>
+                  </pic:spPr>
+                </pic:pic>
+              </a:graphicData>
+            </a:graphic>
+          </wp:inline>
+        </w:drawing>
+      </w:r>
+    </w:p>
+    <w:p>
+      <w:pPr>
+        <w:spacing w:before="100" w:beforeAutospacing="1" w:after="100" w:afterAutospacing="1" w:line="240" w:lineRule="auto"/>
+        <w:outlineLvl w:val="0"/>
+        <w:rPr>
+          <w:rFonts w:ascii="Times New Roman" w:eastAsia="Times New Roman" w:hAnsi="Times New Roman" w:cs="Times New Roman"/>
+          <w:b/>
+          <w:bCs/>
+          <w:kern w:val="36"/>
+          <w:sz w:val="48"/>
+          <w:szCs w:val="48"/>
+          <w:lang w:eastAsia="en-IN"/>
+        </w:rPr>
+      </w:pPr>
+      <w:bookmarkStart w:id="0" w:name="_GoBack"/>
+      <w:r>
+        <w:rPr>
+          <w:rFonts w:ascii="Times New Roman" w:eastAsia="Times New Roman" w:hAnsi="Times New Roman" w:cs="Times New Roman"/>
+          <w:b/>
+          <w:bCs/>
+          <w:noProof/>
+          <w:kern w:val="36"/>
+          <w:sz w:val="48"/>
+          <w:szCs w:val="48"/>
+          <w:lang w:eastAsia="en-IN"/>
+        </w:rPr>
+        <w:lastRenderedPageBreak/>
+        <w:drawing>
+          <wp:inline distT="0" distB="0" distL="0" distR="0">
+            <wp:extent cx="6863080" cy="3982085"/>
+            <wp:effectExtent l="0" t="0" r="0" b="0"/>
+            <wp:docPr id="2" name="Picture 2"/>
+            <wp:cNvGraphicFramePr>
+              <a:graphicFrameLocks xmlns:a="http://schemas.openxmlformats.org/drawingml/2006/main" noChangeAspect="1"/>
+            </wp:cNvGraphicFramePr>
+            <a:graphic xmlns:a="http://schemas.openxmlformats.org/drawingml/2006/main">
+              <a:graphicData uri="http://schemas.openxmlformats.org/drawingml/2006/picture">
+                <pic:pic xmlns:pic="http://schemas.openxmlformats.org/drawingml/2006/picture">
+                  <pic:nvPicPr>
+                    <pic:cNvPr id="0" name="hierarchy-of-collection-framework-in-java (1).webp"/>
+                    <pic:cNvPicPr/>
+                  </pic:nvPicPr>
+                  <pic:blipFill>
+                    <a:blip r:embed="rId7">
+                      <a:extLst>
+                        <a:ext uri="{28A0092B-C50C-407E-A947-70E740481C1C}">
+                          <a14:useLocalDpi xmlns:a14="http://schemas.microsoft.com/office/drawing/2010/main" val="0"/>
+                        </a:ext>
+                      </a:extLst>
+                    </a:blip>
+                    <a:stretch>
+                      <a:fillRect/>
+                    </a:stretch>
+                  </pic:blipFill>
+                  <pic:spPr>
+                    <a:xfrm>
+                      <a:off x="0" y="0"/>
+                      <a:ext cx="6863080" cy="3982085"/>
+                    </a:xfrm>
+                    <a:prstGeom prst="rect">
+                      <a:avLst/>
+                    </a:prstGeom>
+                  </pic:spPr>
+                </pic:pic>
+              </a:graphicData>
+            </a:graphic>
+          </wp:inline>
+        </w:drawing>
+      </w:r>
+      <w:bookmarkEnd w:id="0"/>
+    </w:p>
+    <w:p>
+      <w:pPr>
+        <w:spacing w:after="0" w:line="240" w:lineRule="auto"/>
+        <w:rPr>
+          <w:rFonts w:ascii="Times New Roman" w:eastAsia="Times New Roman" w:hAnsi="Times New Roman" w:cs="Times New Roman"/>
+          <w:sz w:val="24"/>
+          <w:szCs w:val="24"/>
+          <w:lang w:eastAsia="en-IN"/>
+        </w:rPr>
+      </w:pPr>
+      <w:r>
+        <w:rPr>
+          <w:rFonts w:ascii="Times New Roman" w:eastAsia="Times New Roman" w:hAnsi="Times New Roman" w:cs="Times New Roman"/>
+          <w:sz w:val="24"/>
+          <w:szCs w:val="24"/>
+          <w:lang w:eastAsia="en-IN"/>
+        </w:rPr>
+        <w:pict>
+          <v:rect id="_x0000_i1025" style="width:0;height:1.5pt" o:hralign="center" o:hrstd="t" o:hr="t" fillcolor="#a0a0a0" stroked="f"/>
+        </w:pict>
+      </w:r>
+    </w:p>
+    <w:p>
+      <w:pPr>
+        <w:spacing w:before="100" w:beforeAutospacing="1" w:after="100" w:afterAutospacing="1" w:line="240" w:lineRule="auto"/>
+        <w:outlineLvl w:val="0"/>
+        <w:rPr>
+          <w:rFonts w:ascii="Times New Roman" w:eastAsia="Times New Roman" w:hAnsi="Times New Roman" w:cs="Times New Roman"/>
+          <w:b/>
+          <w:bCs/>
+          <w:kern w:val="36"/>
+          <w:sz w:val="48"/>
+          <w:szCs w:val="48"/>
+          <w:lang w:eastAsia="en-IN"/>
+        </w:rPr>
+      </w:pPr>
+      <w:r>
+        <w:rPr>
+          <w:rFonts w:ascii="Times New Roman" w:eastAsia="Times New Roman" w:hAnsi="Times New Roman" w:cs="Times New Roman"/>
+          <w:b/>
+          <w:bCs/>
+          <w:kern w:val="36"/>
+          <w:sz w:val="48"/>
+          <w:szCs w:val="48"/>
+          <w:lang w:eastAsia="en-IN"/>
+        </w:rPr>
+        <w:lastRenderedPageBreak/>
         <w:t>1. What is a Collection?</w:t>
       </w:r>
     </w:p>
@@ -347,7 +503,6 @@
           <w:szCs w:val="24"/>
           <w:lang w:eastAsia="en-IN"/>
         </w:rPr>
-        <w:lastRenderedPageBreak/>
         <w:t xml:space="preserve">A </w:t>
       </w:r>
       <w:r>
@@ -962,6 +1117,7 @@
           <w:szCs w:val="24"/>
           <w:lang w:eastAsia="en-IN"/>
         </w:rPr>
+        <w:lastRenderedPageBreak/>
         <w:t>A collection is simply a container for objects.</w:t>
       </w:r>
     </w:p>
@@ -1011,7 +1167,6 @@
           <w:szCs w:val="48"/>
           <w:lang w:eastAsia="en-IN"/>
         </w:rPr>
-        <w:lastRenderedPageBreak/>
         <w:t>2. Why do we need Collections?</w:t>
       </w:r>
     </w:p>
@@ -1333,6 +1488,7 @@
           <w:szCs w:val="24"/>
           <w:lang w:eastAsia="en-IN"/>
         </w:rPr>
+        <w:lastRenderedPageBreak/>
         <w:t>Insertion</w:t>
       </w:r>
     </w:p>
@@ -1410,6 +1566,3727 @@
     </w:p>
     <w:p>
       <w:pPr>
+        <w:spacing w:before="100" w:beforeAutospacing="1" w:after="100" w:afterAutospacing="1" w:line="240" w:lineRule="auto"/>
+        <w:rPr>
+          <w:rFonts w:ascii="Times New Roman" w:eastAsia="Times New Roman" w:hAnsi="Times New Roman" w:cs="Times New Roman"/>
+          <w:sz w:val="24"/>
+          <w:szCs w:val="24"/>
+          <w:lang w:eastAsia="en-IN"/>
+        </w:rPr>
+      </w:pPr>
+      <w:r>
+        <w:rPr>
+          <w:rFonts w:ascii="Times New Roman" w:eastAsia="Times New Roman" w:hAnsi="Times New Roman" w:cs="Times New Roman"/>
+          <w:sz w:val="24"/>
+          <w:szCs w:val="24"/>
+          <w:lang w:eastAsia="en-IN"/>
+        </w:rPr>
+        <w:t>Array vs Collection (</w:t>
+      </w:r>
+      <w:proofErr w:type="spellStart"/>
+      <w:r>
+        <w:rPr>
+          <w:rFonts w:ascii="Times New Roman" w:eastAsia="Times New Roman" w:hAnsi="Times New Roman" w:cs="Times New Roman"/>
+          <w:sz w:val="24"/>
+          <w:szCs w:val="24"/>
+          <w:lang w:eastAsia="en-IN"/>
+        </w:rPr>
+        <w:t>ArrayList</w:t>
+      </w:r>
+      <w:proofErr w:type="spellEnd"/>
+      <w:r>
+        <w:rPr>
+          <w:rFonts w:ascii="Times New Roman" w:eastAsia="Times New Roman" w:hAnsi="Times New Roman" w:cs="Times New Roman"/>
+          <w:sz w:val="24"/>
+          <w:szCs w:val="24"/>
+          <w:lang w:eastAsia="en-IN"/>
+        </w:rPr>
+        <w:t>) in Java</w:t>
+      </w:r>
+    </w:p>
+    <w:p>
+      <w:pPr>
+        <w:spacing w:before="100" w:beforeAutospacing="1" w:after="100" w:afterAutospacing="1" w:line="240" w:lineRule="auto"/>
+        <w:rPr>
+          <w:rFonts w:ascii="Times New Roman" w:eastAsia="Times New Roman" w:hAnsi="Times New Roman" w:cs="Times New Roman"/>
+          <w:sz w:val="24"/>
+          <w:szCs w:val="24"/>
+          <w:lang w:eastAsia="en-IN"/>
+        </w:rPr>
+      </w:pPr>
+      <w:r>
+        <w:rPr>
+          <w:rFonts w:ascii="Times New Roman" w:eastAsia="Times New Roman" w:hAnsi="Times New Roman" w:cs="Times New Roman"/>
+          <w:sz w:val="24"/>
+          <w:szCs w:val="24"/>
+          <w:lang w:eastAsia="en-IN"/>
+        </w:rPr>
+        <w:t>Basic Difference</w:t>
+      </w:r>
+    </w:p>
+    <w:tbl>
+      <w:tblPr>
+        <w:tblW w:w="0" w:type="auto"/>
+        <w:tblCellSpacing w:w="15" w:type="dxa"/>
+        <w:shd w:val="clear" w:color="auto" w:fill="FCFCFC"/>
+        <w:tblCellMar>
+          <w:top w:w="15" w:type="dxa"/>
+          <w:left w:w="15" w:type="dxa"/>
+          <w:bottom w:w="15" w:type="dxa"/>
+          <w:right w:w="15" w:type="dxa"/>
+        </w:tblCellMar>
+        <w:tblLook w:val="04A0" w:firstRow="1" w:lastRow="0" w:firstColumn="1" w:lastColumn="0" w:noHBand="0" w:noVBand="1"/>
+      </w:tblPr>
+      <w:tblGrid>
+        <w:gridCol w:w="1977"/>
+        <w:gridCol w:w="3889"/>
+        <w:gridCol w:w="5032"/>
+      </w:tblGrid>
+      <w:tr>
+        <w:trPr>
+          <w:tblHeader/>
+          <w:tblCellSpacing w:w="15" w:type="dxa"/>
+        </w:trPr>
+        <w:tc>
+          <w:tcPr>
+            <w:tcW w:w="0" w:type="auto"/>
+            <w:shd w:val="clear" w:color="auto" w:fill="FCFCFC"/>
+            <w:vAlign w:val="center"/>
+            <w:hideMark/>
+          </w:tcPr>
+          <w:p>
+            <w:pPr>
+              <w:spacing w:after="0" w:line="240" w:lineRule="auto"/>
+              <w:jc w:val="center"/>
+              <w:rPr>
+                <w:rFonts w:ascii="Segoe UI" w:eastAsia="Times New Roman" w:hAnsi="Segoe UI" w:cs="Segoe UI"/>
+                <w:b/>
+                <w:bCs/>
+                <w:color w:val="0D0D0D"/>
+                <w:sz w:val="24"/>
+                <w:szCs w:val="24"/>
+                <w:lang w:eastAsia="en-IN"/>
+              </w:rPr>
+            </w:pPr>
+            <w:r>
+              <w:rPr>
+                <w:rFonts w:ascii="Segoe UI" w:eastAsia="Times New Roman" w:hAnsi="Segoe UI" w:cs="Segoe UI"/>
+                <w:b/>
+                <w:bCs/>
+                <w:color w:val="0D0D0D"/>
+                <w:sz w:val="24"/>
+                <w:szCs w:val="24"/>
+                <w:lang w:eastAsia="en-IN"/>
+              </w:rPr>
+              <w:t>Feature</w:t>
+            </w:r>
+          </w:p>
+        </w:tc>
+        <w:tc>
+          <w:tcPr>
+            <w:tcW w:w="0" w:type="auto"/>
+            <w:shd w:val="clear" w:color="auto" w:fill="FCFCFC"/>
+            <w:vAlign w:val="center"/>
+            <w:hideMark/>
+          </w:tcPr>
+          <w:p>
+            <w:pPr>
+              <w:spacing w:after="0" w:line="240" w:lineRule="auto"/>
+              <w:jc w:val="center"/>
+              <w:rPr>
+                <w:rFonts w:ascii="Segoe UI" w:eastAsia="Times New Roman" w:hAnsi="Segoe UI" w:cs="Segoe UI"/>
+                <w:b/>
+                <w:bCs/>
+                <w:color w:val="0D0D0D"/>
+                <w:sz w:val="24"/>
+                <w:szCs w:val="24"/>
+                <w:lang w:eastAsia="en-IN"/>
+              </w:rPr>
+            </w:pPr>
+            <w:r>
+              <w:rPr>
+                <w:rFonts w:ascii="Segoe UI" w:eastAsia="Times New Roman" w:hAnsi="Segoe UI" w:cs="Segoe UI"/>
+                <w:b/>
+                <w:bCs/>
+                <w:color w:val="0D0D0D"/>
+                <w:sz w:val="24"/>
+                <w:szCs w:val="24"/>
+                <w:lang w:eastAsia="en-IN"/>
+              </w:rPr>
+              <w:t>Array</w:t>
+            </w:r>
+          </w:p>
+        </w:tc>
+        <w:tc>
+          <w:tcPr>
+            <w:tcW w:w="0" w:type="auto"/>
+            <w:shd w:val="clear" w:color="auto" w:fill="FCFCFC"/>
+            <w:vAlign w:val="center"/>
+            <w:hideMark/>
+          </w:tcPr>
+          <w:p>
+            <w:pPr>
+              <w:spacing w:after="0" w:line="240" w:lineRule="auto"/>
+              <w:jc w:val="center"/>
+              <w:rPr>
+                <w:rFonts w:ascii="Segoe UI" w:eastAsia="Times New Roman" w:hAnsi="Segoe UI" w:cs="Segoe UI"/>
+                <w:b/>
+                <w:bCs/>
+                <w:color w:val="0D0D0D"/>
+                <w:sz w:val="24"/>
+                <w:szCs w:val="24"/>
+                <w:lang w:eastAsia="en-IN"/>
+              </w:rPr>
+            </w:pPr>
+            <w:r>
+              <w:rPr>
+                <w:rFonts w:ascii="Segoe UI" w:eastAsia="Times New Roman" w:hAnsi="Segoe UI" w:cs="Segoe UI"/>
+                <w:b/>
+                <w:bCs/>
+                <w:color w:val="0D0D0D"/>
+                <w:sz w:val="24"/>
+                <w:szCs w:val="24"/>
+                <w:lang w:eastAsia="en-IN"/>
+              </w:rPr>
+              <w:t>Collection (</w:t>
+            </w:r>
+            <w:proofErr w:type="spellStart"/>
+            <w:r>
+              <w:rPr>
+                <w:rFonts w:ascii="Consolas" w:eastAsia="Times New Roman" w:hAnsi="Consolas" w:cs="Courier New"/>
+                <w:color w:val="0D0D0D"/>
+                <w:sz w:val="20"/>
+                <w:szCs w:val="20"/>
+                <w:lang w:eastAsia="en-IN"/>
+              </w:rPr>
+              <w:t>ArrayList</w:t>
+            </w:r>
+            <w:proofErr w:type="spellEnd"/>
+            <w:r>
+              <w:rPr>
+                <w:rFonts w:ascii="Segoe UI" w:eastAsia="Times New Roman" w:hAnsi="Segoe UI" w:cs="Segoe UI"/>
+                <w:b/>
+                <w:bCs/>
+                <w:color w:val="0D0D0D"/>
+                <w:sz w:val="24"/>
+                <w:szCs w:val="24"/>
+                <w:lang w:eastAsia="en-IN"/>
+              </w:rPr>
+              <w:t>)</w:t>
+            </w:r>
+          </w:p>
+        </w:tc>
+      </w:tr>
+      <w:tr>
+        <w:trPr>
+          <w:tblCellSpacing w:w="15" w:type="dxa"/>
+        </w:trPr>
+        <w:tc>
+          <w:tcPr>
+            <w:tcW w:w="0" w:type="auto"/>
+            <w:shd w:val="clear" w:color="auto" w:fill="FCFCFC"/>
+            <w:vAlign w:val="center"/>
+            <w:hideMark/>
+          </w:tcPr>
+          <w:p>
+            <w:pPr>
+              <w:spacing w:after="0" w:line="240" w:lineRule="auto"/>
+              <w:rPr>
+                <w:rFonts w:ascii="Segoe UI" w:eastAsia="Times New Roman" w:hAnsi="Segoe UI" w:cs="Segoe UI"/>
+                <w:color w:val="0D0D0D"/>
+                <w:sz w:val="24"/>
+                <w:szCs w:val="24"/>
+                <w:lang w:eastAsia="en-IN"/>
+              </w:rPr>
+            </w:pPr>
+            <w:r>
+              <w:rPr>
+                <w:rFonts w:ascii="Segoe UI" w:eastAsia="Times New Roman" w:hAnsi="Segoe UI" w:cs="Segoe UI"/>
+                <w:b/>
+                <w:bCs/>
+                <w:color w:val="0D0D0D"/>
+                <w:sz w:val="24"/>
+                <w:szCs w:val="24"/>
+                <w:lang w:eastAsia="en-IN"/>
+              </w:rPr>
+              <w:t>Size</w:t>
+            </w:r>
+          </w:p>
+        </w:tc>
+        <w:tc>
+          <w:tcPr>
+            <w:tcW w:w="0" w:type="auto"/>
+            <w:shd w:val="clear" w:color="auto" w:fill="FCFCFC"/>
+            <w:vAlign w:val="center"/>
+            <w:hideMark/>
+          </w:tcPr>
+          <w:p>
+            <w:pPr>
+              <w:spacing w:after="0" w:line="240" w:lineRule="auto"/>
+              <w:rPr>
+                <w:rFonts w:ascii="Segoe UI" w:eastAsia="Times New Roman" w:hAnsi="Segoe UI" w:cs="Segoe UI"/>
+                <w:color w:val="0D0D0D"/>
+                <w:sz w:val="24"/>
+                <w:szCs w:val="24"/>
+                <w:lang w:eastAsia="en-IN"/>
+              </w:rPr>
+            </w:pPr>
+            <w:r>
+              <w:rPr>
+                <w:rFonts w:ascii="Segoe UI" w:eastAsia="Times New Roman" w:hAnsi="Segoe UI" w:cs="Segoe UI"/>
+                <w:color w:val="0D0D0D"/>
+                <w:sz w:val="24"/>
+                <w:szCs w:val="24"/>
+                <w:lang w:eastAsia="en-IN"/>
+              </w:rPr>
+              <w:t>Fixed size</w:t>
+            </w:r>
+          </w:p>
+        </w:tc>
+        <w:tc>
+          <w:tcPr>
+            <w:tcW w:w="0" w:type="auto"/>
+            <w:shd w:val="clear" w:color="auto" w:fill="FCFCFC"/>
+            <w:vAlign w:val="center"/>
+            <w:hideMark/>
+          </w:tcPr>
+          <w:p>
+            <w:pPr>
+              <w:spacing w:after="0" w:line="240" w:lineRule="auto"/>
+              <w:rPr>
+                <w:rFonts w:ascii="Segoe UI" w:eastAsia="Times New Roman" w:hAnsi="Segoe UI" w:cs="Segoe UI"/>
+                <w:color w:val="0D0D0D"/>
+                <w:sz w:val="24"/>
+                <w:szCs w:val="24"/>
+                <w:lang w:eastAsia="en-IN"/>
+              </w:rPr>
+            </w:pPr>
+            <w:r>
+              <w:rPr>
+                <w:rFonts w:ascii="Segoe UI" w:eastAsia="Times New Roman" w:hAnsi="Segoe UI" w:cs="Segoe UI"/>
+                <w:color w:val="0D0D0D"/>
+                <w:sz w:val="24"/>
+                <w:szCs w:val="24"/>
+                <w:lang w:eastAsia="en-IN"/>
+              </w:rPr>
+              <w:t>Dynamic size (can grow or shrink)</w:t>
+            </w:r>
+          </w:p>
+        </w:tc>
+      </w:tr>
+      <w:tr>
+        <w:trPr>
+          <w:tblCellSpacing w:w="15" w:type="dxa"/>
+        </w:trPr>
+        <w:tc>
+          <w:tcPr>
+            <w:tcW w:w="0" w:type="auto"/>
+            <w:shd w:val="clear" w:color="auto" w:fill="FCFCFC"/>
+            <w:vAlign w:val="center"/>
+            <w:hideMark/>
+          </w:tcPr>
+          <w:p>
+            <w:pPr>
+              <w:spacing w:after="0" w:line="240" w:lineRule="auto"/>
+              <w:rPr>
+                <w:rFonts w:ascii="Segoe UI" w:eastAsia="Times New Roman" w:hAnsi="Segoe UI" w:cs="Segoe UI"/>
+                <w:color w:val="0D0D0D"/>
+                <w:sz w:val="24"/>
+                <w:szCs w:val="24"/>
+                <w:lang w:eastAsia="en-IN"/>
+              </w:rPr>
+            </w:pPr>
+            <w:r>
+              <w:rPr>
+                <w:rFonts w:ascii="Segoe UI" w:eastAsia="Times New Roman" w:hAnsi="Segoe UI" w:cs="Segoe UI"/>
+                <w:b/>
+                <w:bCs/>
+                <w:color w:val="0D0D0D"/>
+                <w:sz w:val="24"/>
+                <w:szCs w:val="24"/>
+                <w:lang w:eastAsia="en-IN"/>
+              </w:rPr>
+              <w:t>Data Type</w:t>
+            </w:r>
+          </w:p>
+        </w:tc>
+        <w:tc>
+          <w:tcPr>
+            <w:tcW w:w="0" w:type="auto"/>
+            <w:shd w:val="clear" w:color="auto" w:fill="FCFCFC"/>
+            <w:vAlign w:val="center"/>
+            <w:hideMark/>
+          </w:tcPr>
+          <w:p>
+            <w:pPr>
+              <w:spacing w:after="0" w:line="240" w:lineRule="auto"/>
+              <w:rPr>
+                <w:rFonts w:ascii="Segoe UI" w:eastAsia="Times New Roman" w:hAnsi="Segoe UI" w:cs="Segoe UI"/>
+                <w:color w:val="0D0D0D"/>
+                <w:sz w:val="24"/>
+                <w:szCs w:val="24"/>
+                <w:lang w:eastAsia="en-IN"/>
+              </w:rPr>
+            </w:pPr>
+            <w:r>
+              <w:rPr>
+                <w:rFonts w:ascii="Segoe UI" w:eastAsia="Times New Roman" w:hAnsi="Segoe UI" w:cs="Segoe UI"/>
+                <w:color w:val="0D0D0D"/>
+                <w:sz w:val="24"/>
+                <w:szCs w:val="24"/>
+                <w:lang w:eastAsia="en-IN"/>
+              </w:rPr>
+              <w:t>Stores same data type</w:t>
+            </w:r>
+          </w:p>
+        </w:tc>
+        <w:tc>
+          <w:tcPr>
+            <w:tcW w:w="0" w:type="auto"/>
+            <w:shd w:val="clear" w:color="auto" w:fill="FCFCFC"/>
+            <w:vAlign w:val="center"/>
+            <w:hideMark/>
+          </w:tcPr>
+          <w:p>
+            <w:pPr>
+              <w:spacing w:after="0" w:line="240" w:lineRule="auto"/>
+              <w:rPr>
+                <w:rFonts w:ascii="Segoe UI" w:eastAsia="Times New Roman" w:hAnsi="Segoe UI" w:cs="Segoe UI"/>
+                <w:color w:val="0D0D0D"/>
+                <w:sz w:val="24"/>
+                <w:szCs w:val="24"/>
+                <w:lang w:eastAsia="en-IN"/>
+              </w:rPr>
+            </w:pPr>
+            <w:r>
+              <w:rPr>
+                <w:rFonts w:ascii="Segoe UI" w:eastAsia="Times New Roman" w:hAnsi="Segoe UI" w:cs="Segoe UI"/>
+                <w:color w:val="0D0D0D"/>
+                <w:sz w:val="24"/>
+                <w:szCs w:val="24"/>
+                <w:lang w:eastAsia="en-IN"/>
+              </w:rPr>
+              <w:t>Stores same type when using Generics</w:t>
+            </w:r>
+          </w:p>
+        </w:tc>
+      </w:tr>
+      <w:tr>
+        <w:trPr>
+          <w:tblCellSpacing w:w="15" w:type="dxa"/>
+        </w:trPr>
+        <w:tc>
+          <w:tcPr>
+            <w:tcW w:w="0" w:type="auto"/>
+            <w:shd w:val="clear" w:color="auto" w:fill="FCFCFC"/>
+            <w:vAlign w:val="center"/>
+            <w:hideMark/>
+          </w:tcPr>
+          <w:p>
+            <w:pPr>
+              <w:spacing w:after="0" w:line="240" w:lineRule="auto"/>
+              <w:rPr>
+                <w:rFonts w:ascii="Segoe UI" w:eastAsia="Times New Roman" w:hAnsi="Segoe UI" w:cs="Segoe UI"/>
+                <w:color w:val="0D0D0D"/>
+                <w:sz w:val="24"/>
+                <w:szCs w:val="24"/>
+                <w:lang w:eastAsia="en-IN"/>
+              </w:rPr>
+            </w:pPr>
+            <w:r>
+              <w:rPr>
+                <w:rFonts w:ascii="Segoe UI" w:eastAsia="Times New Roman" w:hAnsi="Segoe UI" w:cs="Segoe UI"/>
+                <w:b/>
+                <w:bCs/>
+                <w:color w:val="0D0D0D"/>
+                <w:sz w:val="24"/>
+                <w:szCs w:val="24"/>
+                <w:lang w:eastAsia="en-IN"/>
+              </w:rPr>
+              <w:t>Primitive Support</w:t>
+            </w:r>
+          </w:p>
+        </w:tc>
+        <w:tc>
+          <w:tcPr>
+            <w:tcW w:w="0" w:type="auto"/>
+            <w:shd w:val="clear" w:color="auto" w:fill="FCFCFC"/>
+            <w:vAlign w:val="center"/>
+            <w:hideMark/>
+          </w:tcPr>
+          <w:p>
+            <w:pPr>
+              <w:spacing w:after="0" w:line="240" w:lineRule="auto"/>
+              <w:rPr>
+                <w:rFonts w:ascii="Segoe UI" w:eastAsia="Times New Roman" w:hAnsi="Segoe UI" w:cs="Segoe UI"/>
+                <w:color w:val="0D0D0D"/>
+                <w:sz w:val="24"/>
+                <w:szCs w:val="24"/>
+                <w:lang w:eastAsia="en-IN"/>
+              </w:rPr>
+            </w:pPr>
+            <w:r>
+              <w:rPr>
+                <w:rFonts w:ascii="Segoe UI" w:eastAsia="Times New Roman" w:hAnsi="Segoe UI" w:cs="Segoe UI"/>
+                <w:color w:val="0D0D0D"/>
+                <w:sz w:val="24"/>
+                <w:szCs w:val="24"/>
+                <w:lang w:eastAsia="en-IN"/>
+              </w:rPr>
+              <w:t>Supports primitive types (</w:t>
+            </w:r>
+            <w:r>
+              <w:rPr>
+                <w:rFonts w:ascii="Consolas" w:eastAsia="Times New Roman" w:hAnsi="Consolas" w:cs="Courier New"/>
+                <w:color w:val="0D0D0D"/>
+                <w:sz w:val="20"/>
+                <w:szCs w:val="20"/>
+                <w:lang w:eastAsia="en-IN"/>
+              </w:rPr>
+              <w:t>int</w:t>
+            </w:r>
+            <w:r>
+              <w:rPr>
+                <w:rFonts w:ascii="Segoe UI" w:eastAsia="Times New Roman" w:hAnsi="Segoe UI" w:cs="Segoe UI"/>
+                <w:color w:val="0D0D0D"/>
+                <w:sz w:val="24"/>
+                <w:szCs w:val="24"/>
+                <w:lang w:eastAsia="en-IN"/>
+              </w:rPr>
+              <w:t>, </w:t>
+            </w:r>
+            <w:r>
+              <w:rPr>
+                <w:rFonts w:ascii="Consolas" w:eastAsia="Times New Roman" w:hAnsi="Consolas" w:cs="Courier New"/>
+                <w:color w:val="0D0D0D"/>
+                <w:sz w:val="20"/>
+                <w:szCs w:val="20"/>
+                <w:lang w:eastAsia="en-IN"/>
+              </w:rPr>
+              <w:t>double</w:t>
+            </w:r>
+            <w:r>
+              <w:rPr>
+                <w:rFonts w:ascii="Segoe UI" w:eastAsia="Times New Roman" w:hAnsi="Segoe UI" w:cs="Segoe UI"/>
+                <w:color w:val="0D0D0D"/>
+                <w:sz w:val="24"/>
+                <w:szCs w:val="24"/>
+                <w:lang w:eastAsia="en-IN"/>
+              </w:rPr>
+              <w:t>, etc.)</w:t>
+            </w:r>
+          </w:p>
+        </w:tc>
+        <w:tc>
+          <w:tcPr>
+            <w:tcW w:w="0" w:type="auto"/>
+            <w:shd w:val="clear" w:color="auto" w:fill="FCFCFC"/>
+            <w:vAlign w:val="center"/>
+            <w:hideMark/>
+          </w:tcPr>
+          <w:p>
+            <w:pPr>
+              <w:spacing w:after="0" w:line="240" w:lineRule="auto"/>
+              <w:rPr>
+                <w:rFonts w:ascii="Segoe UI" w:eastAsia="Times New Roman" w:hAnsi="Segoe UI" w:cs="Segoe UI"/>
+                <w:color w:val="0D0D0D"/>
+                <w:sz w:val="24"/>
+                <w:szCs w:val="24"/>
+                <w:lang w:eastAsia="en-IN"/>
+              </w:rPr>
+            </w:pPr>
+            <w:r>
+              <w:rPr>
+                <w:rFonts w:ascii="Segoe UI" w:eastAsia="Times New Roman" w:hAnsi="Segoe UI" w:cs="Segoe UI"/>
+                <w:color w:val="0D0D0D"/>
+                <w:sz w:val="24"/>
+                <w:szCs w:val="24"/>
+                <w:lang w:eastAsia="en-IN"/>
+              </w:rPr>
+              <w:t>Stores objects only (</w:t>
+            </w:r>
+            <w:r>
+              <w:rPr>
+                <w:rFonts w:ascii="Consolas" w:eastAsia="Times New Roman" w:hAnsi="Consolas" w:cs="Courier New"/>
+                <w:color w:val="0D0D0D"/>
+                <w:sz w:val="20"/>
+                <w:szCs w:val="20"/>
+                <w:lang w:eastAsia="en-IN"/>
+              </w:rPr>
+              <w:t>Integer</w:t>
+            </w:r>
+            <w:r>
+              <w:rPr>
+                <w:rFonts w:ascii="Segoe UI" w:eastAsia="Times New Roman" w:hAnsi="Segoe UI" w:cs="Segoe UI"/>
+                <w:color w:val="0D0D0D"/>
+                <w:sz w:val="24"/>
+                <w:szCs w:val="24"/>
+                <w:lang w:eastAsia="en-IN"/>
+              </w:rPr>
+              <w:t>, </w:t>
+            </w:r>
+            <w:r>
+              <w:rPr>
+                <w:rFonts w:ascii="Consolas" w:eastAsia="Times New Roman" w:hAnsi="Consolas" w:cs="Courier New"/>
+                <w:color w:val="0D0D0D"/>
+                <w:sz w:val="20"/>
+                <w:szCs w:val="20"/>
+                <w:lang w:eastAsia="en-IN"/>
+              </w:rPr>
+              <w:t>Double</w:t>
+            </w:r>
+            <w:r>
+              <w:rPr>
+                <w:rFonts w:ascii="Segoe UI" w:eastAsia="Times New Roman" w:hAnsi="Segoe UI" w:cs="Segoe UI"/>
+                <w:color w:val="0D0D0D"/>
+                <w:sz w:val="24"/>
+                <w:szCs w:val="24"/>
+                <w:lang w:eastAsia="en-IN"/>
+              </w:rPr>
+              <w:t>, etc.)</w:t>
+            </w:r>
+          </w:p>
+        </w:tc>
+      </w:tr>
+      <w:tr>
+        <w:trPr>
+          <w:tblCellSpacing w:w="15" w:type="dxa"/>
+        </w:trPr>
+        <w:tc>
+          <w:tcPr>
+            <w:tcW w:w="0" w:type="auto"/>
+            <w:shd w:val="clear" w:color="auto" w:fill="FCFCFC"/>
+            <w:vAlign w:val="center"/>
+            <w:hideMark/>
+          </w:tcPr>
+          <w:p>
+            <w:pPr>
+              <w:spacing w:after="0" w:line="240" w:lineRule="auto"/>
+              <w:rPr>
+                <w:rFonts w:ascii="Segoe UI" w:eastAsia="Times New Roman" w:hAnsi="Segoe UI" w:cs="Segoe UI"/>
+                <w:color w:val="0D0D0D"/>
+                <w:sz w:val="24"/>
+                <w:szCs w:val="24"/>
+                <w:lang w:eastAsia="en-IN"/>
+              </w:rPr>
+            </w:pPr>
+            <w:r>
+              <w:rPr>
+                <w:rFonts w:ascii="Segoe UI" w:eastAsia="Times New Roman" w:hAnsi="Segoe UI" w:cs="Segoe UI"/>
+                <w:b/>
+                <w:bCs/>
+                <w:color w:val="0D0D0D"/>
+                <w:sz w:val="24"/>
+                <w:szCs w:val="24"/>
+                <w:lang w:eastAsia="en-IN"/>
+              </w:rPr>
+              <w:t>Memory</w:t>
+            </w:r>
+          </w:p>
+        </w:tc>
+        <w:tc>
+          <w:tcPr>
+            <w:tcW w:w="0" w:type="auto"/>
+            <w:shd w:val="clear" w:color="auto" w:fill="FCFCFC"/>
+            <w:vAlign w:val="center"/>
+            <w:hideMark/>
+          </w:tcPr>
+          <w:p>
+            <w:pPr>
+              <w:spacing w:after="0" w:line="240" w:lineRule="auto"/>
+              <w:rPr>
+                <w:rFonts w:ascii="Segoe UI" w:eastAsia="Times New Roman" w:hAnsi="Segoe UI" w:cs="Segoe UI"/>
+                <w:color w:val="0D0D0D"/>
+                <w:sz w:val="24"/>
+                <w:szCs w:val="24"/>
+                <w:lang w:eastAsia="en-IN"/>
+              </w:rPr>
+            </w:pPr>
+            <w:r>
+              <w:rPr>
+                <w:rFonts w:ascii="Segoe UI" w:eastAsia="Times New Roman" w:hAnsi="Segoe UI" w:cs="Segoe UI"/>
+                <w:color w:val="0D0D0D"/>
+                <w:sz w:val="24"/>
+                <w:szCs w:val="24"/>
+                <w:lang w:eastAsia="en-IN"/>
+              </w:rPr>
+              <w:t>Less memory overhead</w:t>
+            </w:r>
+          </w:p>
+        </w:tc>
+        <w:tc>
+          <w:tcPr>
+            <w:tcW w:w="0" w:type="auto"/>
+            <w:shd w:val="clear" w:color="auto" w:fill="FCFCFC"/>
+            <w:vAlign w:val="center"/>
+            <w:hideMark/>
+          </w:tcPr>
+          <w:p>
+            <w:pPr>
+              <w:spacing w:after="0" w:line="240" w:lineRule="auto"/>
+              <w:rPr>
+                <w:rFonts w:ascii="Segoe UI" w:eastAsia="Times New Roman" w:hAnsi="Segoe UI" w:cs="Segoe UI"/>
+                <w:color w:val="0D0D0D"/>
+                <w:sz w:val="24"/>
+                <w:szCs w:val="24"/>
+                <w:lang w:eastAsia="en-IN"/>
+              </w:rPr>
+            </w:pPr>
+            <w:r>
+              <w:rPr>
+                <w:rFonts w:ascii="Segoe UI" w:eastAsia="Times New Roman" w:hAnsi="Segoe UI" w:cs="Segoe UI"/>
+                <w:color w:val="0D0D0D"/>
+                <w:sz w:val="24"/>
+                <w:szCs w:val="24"/>
+                <w:lang w:eastAsia="en-IN"/>
+              </w:rPr>
+              <w:t>More memory due to extra features</w:t>
+            </w:r>
+          </w:p>
+        </w:tc>
+      </w:tr>
+      <w:tr>
+        <w:trPr>
+          <w:tblCellSpacing w:w="15" w:type="dxa"/>
+        </w:trPr>
+        <w:tc>
+          <w:tcPr>
+            <w:tcW w:w="0" w:type="auto"/>
+            <w:shd w:val="clear" w:color="auto" w:fill="FCFCFC"/>
+            <w:vAlign w:val="center"/>
+            <w:hideMark/>
+          </w:tcPr>
+          <w:p>
+            <w:pPr>
+              <w:spacing w:after="0" w:line="240" w:lineRule="auto"/>
+              <w:rPr>
+                <w:rFonts w:ascii="Segoe UI" w:eastAsia="Times New Roman" w:hAnsi="Segoe UI" w:cs="Segoe UI"/>
+                <w:color w:val="0D0D0D"/>
+                <w:sz w:val="24"/>
+                <w:szCs w:val="24"/>
+                <w:lang w:eastAsia="en-IN"/>
+              </w:rPr>
+            </w:pPr>
+            <w:r>
+              <w:rPr>
+                <w:rFonts w:ascii="Segoe UI" w:eastAsia="Times New Roman" w:hAnsi="Segoe UI" w:cs="Segoe UI"/>
+                <w:b/>
+                <w:bCs/>
+                <w:color w:val="0D0D0D"/>
+                <w:sz w:val="24"/>
+                <w:szCs w:val="24"/>
+                <w:lang w:eastAsia="en-IN"/>
+              </w:rPr>
+              <w:t>Performance</w:t>
+            </w:r>
+          </w:p>
+        </w:tc>
+        <w:tc>
+          <w:tcPr>
+            <w:tcW w:w="0" w:type="auto"/>
+            <w:shd w:val="clear" w:color="auto" w:fill="FCFCFC"/>
+            <w:vAlign w:val="center"/>
+            <w:hideMark/>
+          </w:tcPr>
+          <w:p>
+            <w:pPr>
+              <w:spacing w:after="0" w:line="240" w:lineRule="auto"/>
+              <w:rPr>
+                <w:rFonts w:ascii="Segoe UI" w:eastAsia="Times New Roman" w:hAnsi="Segoe UI" w:cs="Segoe UI"/>
+                <w:color w:val="0D0D0D"/>
+                <w:sz w:val="24"/>
+                <w:szCs w:val="24"/>
+                <w:lang w:eastAsia="en-IN"/>
+              </w:rPr>
+            </w:pPr>
+            <w:r>
+              <w:rPr>
+                <w:rFonts w:ascii="Segoe UI" w:eastAsia="Times New Roman" w:hAnsi="Segoe UI" w:cs="Segoe UI"/>
+                <w:color w:val="0D0D0D"/>
+                <w:sz w:val="24"/>
+                <w:szCs w:val="24"/>
+                <w:lang w:eastAsia="en-IN"/>
+              </w:rPr>
+              <w:t>Faster</w:t>
+            </w:r>
+          </w:p>
+        </w:tc>
+        <w:tc>
+          <w:tcPr>
+            <w:tcW w:w="0" w:type="auto"/>
+            <w:shd w:val="clear" w:color="auto" w:fill="FCFCFC"/>
+            <w:vAlign w:val="center"/>
+            <w:hideMark/>
+          </w:tcPr>
+          <w:p>
+            <w:pPr>
+              <w:spacing w:after="0" w:line="240" w:lineRule="auto"/>
+              <w:rPr>
+                <w:rFonts w:ascii="Segoe UI" w:eastAsia="Times New Roman" w:hAnsi="Segoe UI" w:cs="Segoe UI"/>
+                <w:color w:val="0D0D0D"/>
+                <w:sz w:val="24"/>
+                <w:szCs w:val="24"/>
+                <w:lang w:eastAsia="en-IN"/>
+              </w:rPr>
+            </w:pPr>
+            <w:r>
+              <w:rPr>
+                <w:rFonts w:ascii="Segoe UI" w:eastAsia="Times New Roman" w:hAnsi="Segoe UI" w:cs="Segoe UI"/>
+                <w:color w:val="0D0D0D"/>
+                <w:sz w:val="24"/>
+                <w:szCs w:val="24"/>
+                <w:lang w:eastAsia="en-IN"/>
+              </w:rPr>
+              <w:t>Slightly slower</w:t>
+            </w:r>
+          </w:p>
+        </w:tc>
+      </w:tr>
+      <w:tr>
+        <w:trPr>
+          <w:tblCellSpacing w:w="15" w:type="dxa"/>
+        </w:trPr>
+        <w:tc>
+          <w:tcPr>
+            <w:tcW w:w="0" w:type="auto"/>
+            <w:shd w:val="clear" w:color="auto" w:fill="FCFCFC"/>
+            <w:vAlign w:val="center"/>
+            <w:hideMark/>
+          </w:tcPr>
+          <w:p>
+            <w:pPr>
+              <w:spacing w:after="0" w:line="240" w:lineRule="auto"/>
+              <w:rPr>
+                <w:rFonts w:ascii="Segoe UI" w:eastAsia="Times New Roman" w:hAnsi="Segoe UI" w:cs="Segoe UI"/>
+                <w:color w:val="0D0D0D"/>
+                <w:sz w:val="24"/>
+                <w:szCs w:val="24"/>
+                <w:lang w:eastAsia="en-IN"/>
+              </w:rPr>
+            </w:pPr>
+            <w:r>
+              <w:rPr>
+                <w:rFonts w:ascii="Segoe UI" w:eastAsia="Times New Roman" w:hAnsi="Segoe UI" w:cs="Segoe UI"/>
+                <w:b/>
+                <w:bCs/>
+                <w:color w:val="0D0D0D"/>
+                <w:sz w:val="24"/>
+                <w:szCs w:val="24"/>
+                <w:lang w:eastAsia="en-IN"/>
+              </w:rPr>
+              <w:t>Methods</w:t>
+            </w:r>
+          </w:p>
+        </w:tc>
+        <w:tc>
+          <w:tcPr>
+            <w:tcW w:w="0" w:type="auto"/>
+            <w:shd w:val="clear" w:color="auto" w:fill="FCFCFC"/>
+            <w:vAlign w:val="center"/>
+            <w:hideMark/>
+          </w:tcPr>
+          <w:p>
+            <w:pPr>
+              <w:spacing w:after="0" w:line="240" w:lineRule="auto"/>
+              <w:rPr>
+                <w:rFonts w:ascii="Segoe UI" w:eastAsia="Times New Roman" w:hAnsi="Segoe UI" w:cs="Segoe UI"/>
+                <w:color w:val="0D0D0D"/>
+                <w:sz w:val="24"/>
+                <w:szCs w:val="24"/>
+                <w:lang w:eastAsia="en-IN"/>
+              </w:rPr>
+            </w:pPr>
+            <w:r>
+              <w:rPr>
+                <w:rFonts w:ascii="Segoe UI" w:eastAsia="Times New Roman" w:hAnsi="Segoe UI" w:cs="Segoe UI"/>
+                <w:color w:val="0D0D0D"/>
+                <w:sz w:val="24"/>
+                <w:szCs w:val="24"/>
+                <w:lang w:eastAsia="en-IN"/>
+              </w:rPr>
+              <w:t>Limited operations</w:t>
+            </w:r>
+          </w:p>
+        </w:tc>
+        <w:tc>
+          <w:tcPr>
+            <w:tcW w:w="0" w:type="auto"/>
+            <w:shd w:val="clear" w:color="auto" w:fill="FCFCFC"/>
+            <w:vAlign w:val="center"/>
+            <w:hideMark/>
+          </w:tcPr>
+          <w:p>
+            <w:pPr>
+              <w:spacing w:after="0" w:line="240" w:lineRule="auto"/>
+              <w:rPr>
+                <w:rFonts w:ascii="Segoe UI" w:eastAsia="Times New Roman" w:hAnsi="Segoe UI" w:cs="Segoe UI"/>
+                <w:color w:val="0D0D0D"/>
+                <w:sz w:val="24"/>
+                <w:szCs w:val="24"/>
+                <w:lang w:eastAsia="en-IN"/>
+              </w:rPr>
+            </w:pPr>
+            <w:r>
+              <w:rPr>
+                <w:rFonts w:ascii="Segoe UI" w:eastAsia="Times New Roman" w:hAnsi="Segoe UI" w:cs="Segoe UI"/>
+                <w:color w:val="0D0D0D"/>
+                <w:sz w:val="24"/>
+                <w:szCs w:val="24"/>
+                <w:lang w:eastAsia="en-IN"/>
+              </w:rPr>
+              <w:t>Many built-in methods (</w:t>
+            </w:r>
+            <w:r>
+              <w:rPr>
+                <w:rFonts w:ascii="Consolas" w:eastAsia="Times New Roman" w:hAnsi="Consolas" w:cs="Courier New"/>
+                <w:color w:val="0D0D0D"/>
+                <w:sz w:val="20"/>
+                <w:szCs w:val="20"/>
+                <w:lang w:eastAsia="en-IN"/>
+              </w:rPr>
+              <w:t>add()</w:t>
+            </w:r>
+            <w:r>
+              <w:rPr>
+                <w:rFonts w:ascii="Segoe UI" w:eastAsia="Times New Roman" w:hAnsi="Segoe UI" w:cs="Segoe UI"/>
+                <w:color w:val="0D0D0D"/>
+                <w:sz w:val="24"/>
+                <w:szCs w:val="24"/>
+                <w:lang w:eastAsia="en-IN"/>
+              </w:rPr>
+              <w:t>, </w:t>
+            </w:r>
+            <w:r>
+              <w:rPr>
+                <w:rFonts w:ascii="Consolas" w:eastAsia="Times New Roman" w:hAnsi="Consolas" w:cs="Courier New"/>
+                <w:color w:val="0D0D0D"/>
+                <w:sz w:val="20"/>
+                <w:szCs w:val="20"/>
+                <w:lang w:eastAsia="en-IN"/>
+              </w:rPr>
+              <w:t>remove()</w:t>
+            </w:r>
+            <w:r>
+              <w:rPr>
+                <w:rFonts w:ascii="Segoe UI" w:eastAsia="Times New Roman" w:hAnsi="Segoe UI" w:cs="Segoe UI"/>
+                <w:color w:val="0D0D0D"/>
+                <w:sz w:val="24"/>
+                <w:szCs w:val="24"/>
+                <w:lang w:eastAsia="en-IN"/>
+              </w:rPr>
+              <w:t>, </w:t>
+            </w:r>
+            <w:r>
+              <w:rPr>
+                <w:rFonts w:ascii="Consolas" w:eastAsia="Times New Roman" w:hAnsi="Consolas" w:cs="Courier New"/>
+                <w:color w:val="0D0D0D"/>
+                <w:sz w:val="20"/>
+                <w:szCs w:val="20"/>
+                <w:lang w:eastAsia="en-IN"/>
+              </w:rPr>
+              <w:t>contains()</w:t>
+            </w:r>
+            <w:r>
+              <w:rPr>
+                <w:rFonts w:ascii="Segoe UI" w:eastAsia="Times New Roman" w:hAnsi="Segoe UI" w:cs="Segoe UI"/>
+                <w:color w:val="0D0D0D"/>
+                <w:sz w:val="24"/>
+                <w:szCs w:val="24"/>
+                <w:lang w:eastAsia="en-IN"/>
+              </w:rPr>
+              <w:t>)</w:t>
+            </w:r>
+          </w:p>
+        </w:tc>
+      </w:tr>
+    </w:tbl>
+    <w:p>
+      <w:pPr>
+        <w:spacing w:before="100" w:beforeAutospacing="1" w:after="100" w:afterAutospacing="1" w:line="240" w:lineRule="auto"/>
+        <w:rPr>
+          <w:rFonts w:ascii="Times New Roman" w:eastAsia="Times New Roman" w:hAnsi="Times New Roman" w:cs="Times New Roman"/>
+          <w:sz w:val="24"/>
+          <w:szCs w:val="24"/>
+          <w:lang w:eastAsia="en-IN"/>
+        </w:rPr>
+      </w:pPr>
+      <w:r>
+        <w:rPr>
+          <w:rFonts w:ascii="Times New Roman" w:eastAsia="Times New Roman" w:hAnsi="Times New Roman" w:cs="Times New Roman"/>
+          <w:sz w:val="24"/>
+          <w:szCs w:val="24"/>
+          <w:lang w:eastAsia="en-IN"/>
+        </w:rPr>
+        <w:t>When to Use Array</w:t>
+      </w:r>
+    </w:p>
+    <w:p>
+      <w:pPr>
+        <w:spacing w:before="100" w:beforeAutospacing="1" w:after="100" w:afterAutospacing="1" w:line="240" w:lineRule="auto"/>
+        <w:rPr>
+          <w:rFonts w:ascii="Times New Roman" w:eastAsia="Times New Roman" w:hAnsi="Times New Roman" w:cs="Times New Roman"/>
+          <w:sz w:val="24"/>
+          <w:szCs w:val="24"/>
+          <w:lang w:eastAsia="en-IN"/>
+        </w:rPr>
+      </w:pPr>
+    </w:p>
+    <w:p>
+      <w:pPr>
+        <w:spacing w:before="100" w:beforeAutospacing="1" w:after="100" w:afterAutospacing="1" w:line="240" w:lineRule="auto"/>
+        <w:rPr>
+          <w:rFonts w:ascii="Times New Roman" w:eastAsia="Times New Roman" w:hAnsi="Times New Roman" w:cs="Times New Roman"/>
+          <w:sz w:val="24"/>
+          <w:szCs w:val="24"/>
+          <w:lang w:eastAsia="en-IN"/>
+        </w:rPr>
+      </w:pPr>
+      <w:r>
+        <w:rPr>
+          <w:rFonts w:ascii="Times New Roman" w:eastAsia="Times New Roman" w:hAnsi="Times New Roman" w:cs="Times New Roman"/>
+          <w:sz w:val="24"/>
+          <w:szCs w:val="24"/>
+          <w:lang w:eastAsia="en-IN"/>
+        </w:rPr>
+        <w:t>Use an Array when:</w:t>
+      </w:r>
+    </w:p>
+    <w:p>
+      <w:pPr>
+        <w:spacing w:before="100" w:beforeAutospacing="1" w:after="100" w:afterAutospacing="1" w:line="240" w:lineRule="auto"/>
+        <w:rPr>
+          <w:rFonts w:ascii="Times New Roman" w:eastAsia="Times New Roman" w:hAnsi="Times New Roman" w:cs="Times New Roman"/>
+          <w:sz w:val="24"/>
+          <w:szCs w:val="24"/>
+          <w:lang w:eastAsia="en-IN"/>
+        </w:rPr>
+      </w:pPr>
+    </w:p>
+    <w:p>
+      <w:pPr>
+        <w:spacing w:before="100" w:beforeAutospacing="1" w:after="100" w:afterAutospacing="1" w:line="240" w:lineRule="auto"/>
+        <w:rPr>
+          <w:rFonts w:ascii="Times New Roman" w:eastAsia="Times New Roman" w:hAnsi="Times New Roman" w:cs="Times New Roman"/>
+          <w:sz w:val="24"/>
+          <w:szCs w:val="24"/>
+          <w:lang w:eastAsia="en-IN"/>
+        </w:rPr>
+      </w:pPr>
+      <w:r>
+        <w:rPr>
+          <w:rFonts w:ascii="Times New Roman" w:eastAsia="Times New Roman" w:hAnsi="Times New Roman" w:cs="Times New Roman"/>
+          <w:sz w:val="24"/>
+          <w:szCs w:val="24"/>
+          <w:lang w:eastAsia="en-IN"/>
+        </w:rPr>
+        <w:t xml:space="preserve">✅ </w:t>
+      </w:r>
+      <w:proofErr w:type="gramStart"/>
+      <w:r>
+        <w:rPr>
+          <w:rFonts w:ascii="Times New Roman" w:eastAsia="Times New Roman" w:hAnsi="Times New Roman" w:cs="Times New Roman"/>
+          <w:sz w:val="24"/>
+          <w:szCs w:val="24"/>
+          <w:lang w:eastAsia="en-IN"/>
+        </w:rPr>
+        <w:t>You</w:t>
+      </w:r>
+      <w:proofErr w:type="gramEnd"/>
+      <w:r>
+        <w:rPr>
+          <w:rFonts w:ascii="Times New Roman" w:eastAsia="Times New Roman" w:hAnsi="Times New Roman" w:cs="Times New Roman"/>
+          <w:sz w:val="24"/>
+          <w:szCs w:val="24"/>
+          <w:lang w:eastAsia="en-IN"/>
+        </w:rPr>
+        <w:t xml:space="preserve"> know the number of elements in advance.</w:t>
+      </w:r>
+    </w:p>
+    <w:p>
+      <w:pPr>
+        <w:spacing w:before="100" w:beforeAutospacing="1" w:after="100" w:afterAutospacing="1" w:line="240" w:lineRule="auto"/>
+        <w:rPr>
+          <w:rFonts w:ascii="Times New Roman" w:eastAsia="Times New Roman" w:hAnsi="Times New Roman" w:cs="Times New Roman"/>
+          <w:sz w:val="24"/>
+          <w:szCs w:val="24"/>
+          <w:lang w:eastAsia="en-IN"/>
+        </w:rPr>
+      </w:pPr>
+      <w:r>
+        <w:rPr>
+          <w:rFonts w:ascii="Times New Roman" w:eastAsia="Times New Roman" w:hAnsi="Times New Roman" w:cs="Times New Roman"/>
+          <w:sz w:val="24"/>
+          <w:szCs w:val="24"/>
+          <w:lang w:eastAsia="en-IN"/>
+        </w:rPr>
+        <w:t xml:space="preserve">✅ </w:t>
+      </w:r>
+      <w:proofErr w:type="gramStart"/>
+      <w:r>
+        <w:rPr>
+          <w:rFonts w:ascii="Times New Roman" w:eastAsia="Times New Roman" w:hAnsi="Times New Roman" w:cs="Times New Roman"/>
+          <w:sz w:val="24"/>
+          <w:szCs w:val="24"/>
+          <w:lang w:eastAsia="en-IN"/>
+        </w:rPr>
+        <w:t>The</w:t>
+      </w:r>
+      <w:proofErr w:type="gramEnd"/>
+      <w:r>
+        <w:rPr>
+          <w:rFonts w:ascii="Times New Roman" w:eastAsia="Times New Roman" w:hAnsi="Times New Roman" w:cs="Times New Roman"/>
+          <w:sz w:val="24"/>
+          <w:szCs w:val="24"/>
+          <w:lang w:eastAsia="en-IN"/>
+        </w:rPr>
+        <w:t xml:space="preserve"> size will not change.</w:t>
+      </w:r>
+    </w:p>
+    <w:p>
+      <w:pPr>
+        <w:spacing w:before="100" w:beforeAutospacing="1" w:after="100" w:afterAutospacing="1" w:line="240" w:lineRule="auto"/>
+        <w:rPr>
+          <w:rFonts w:ascii="Times New Roman" w:eastAsia="Times New Roman" w:hAnsi="Times New Roman" w:cs="Times New Roman"/>
+          <w:sz w:val="24"/>
+          <w:szCs w:val="24"/>
+          <w:lang w:eastAsia="en-IN"/>
+        </w:rPr>
+      </w:pPr>
+      <w:r>
+        <w:rPr>
+          <w:rFonts w:ascii="Times New Roman" w:eastAsia="Times New Roman" w:hAnsi="Times New Roman" w:cs="Times New Roman"/>
+          <w:sz w:val="24"/>
+          <w:szCs w:val="24"/>
+          <w:lang w:eastAsia="en-IN"/>
+        </w:rPr>
+        <w:t xml:space="preserve">✅ </w:t>
+      </w:r>
+      <w:proofErr w:type="gramStart"/>
+      <w:r>
+        <w:rPr>
+          <w:rFonts w:ascii="Times New Roman" w:eastAsia="Times New Roman" w:hAnsi="Times New Roman" w:cs="Times New Roman"/>
+          <w:sz w:val="24"/>
+          <w:szCs w:val="24"/>
+          <w:lang w:eastAsia="en-IN"/>
+        </w:rPr>
+        <w:t>You</w:t>
+      </w:r>
+      <w:proofErr w:type="gramEnd"/>
+      <w:r>
+        <w:rPr>
+          <w:rFonts w:ascii="Times New Roman" w:eastAsia="Times New Roman" w:hAnsi="Times New Roman" w:cs="Times New Roman"/>
+          <w:sz w:val="24"/>
+          <w:szCs w:val="24"/>
+          <w:lang w:eastAsia="en-IN"/>
+        </w:rPr>
+        <w:t xml:space="preserve"> need better performance.</w:t>
+      </w:r>
+    </w:p>
+    <w:p>
+      <w:pPr>
+        <w:spacing w:before="100" w:beforeAutospacing="1" w:after="100" w:afterAutospacing="1" w:line="240" w:lineRule="auto"/>
+        <w:rPr>
+          <w:rFonts w:ascii="Times New Roman" w:eastAsia="Times New Roman" w:hAnsi="Times New Roman" w:cs="Times New Roman"/>
+          <w:sz w:val="24"/>
+          <w:szCs w:val="24"/>
+          <w:lang w:eastAsia="en-IN"/>
+        </w:rPr>
+      </w:pPr>
+    </w:p>
+    <w:p>
+      <w:pPr>
+        <w:spacing w:before="100" w:beforeAutospacing="1" w:after="100" w:afterAutospacing="1" w:line="240" w:lineRule="auto"/>
+        <w:rPr>
+          <w:rFonts w:ascii="Times New Roman" w:eastAsia="Times New Roman" w:hAnsi="Times New Roman" w:cs="Times New Roman"/>
+          <w:sz w:val="24"/>
+          <w:szCs w:val="24"/>
+          <w:lang w:eastAsia="en-IN"/>
+        </w:rPr>
+      </w:pPr>
+      <w:r>
+        <w:rPr>
+          <w:rFonts w:ascii="Times New Roman" w:eastAsia="Times New Roman" w:hAnsi="Times New Roman" w:cs="Times New Roman"/>
+          <w:sz w:val="24"/>
+          <w:szCs w:val="24"/>
+          <w:lang w:eastAsia="en-IN"/>
+        </w:rPr>
+        <w:t>Real-World Examples</w:t>
+      </w:r>
+    </w:p>
+    <w:p>
+      <w:pPr>
+        <w:spacing w:before="100" w:beforeAutospacing="1" w:after="100" w:afterAutospacing="1" w:line="240" w:lineRule="auto"/>
+        <w:rPr>
+          <w:rFonts w:ascii="Times New Roman" w:eastAsia="Times New Roman" w:hAnsi="Times New Roman" w:cs="Times New Roman"/>
+          <w:sz w:val="24"/>
+          <w:szCs w:val="24"/>
+          <w:lang w:eastAsia="en-IN"/>
+        </w:rPr>
+      </w:pPr>
+      <w:r>
+        <w:rPr>
+          <w:rFonts w:ascii="Times New Roman" w:eastAsia="Times New Roman" w:hAnsi="Times New Roman" w:cs="Times New Roman"/>
+          <w:sz w:val="24"/>
+          <w:szCs w:val="24"/>
+          <w:lang w:eastAsia="en-IN"/>
+        </w:rPr>
+        <w:t>1. Months in a Year</w:t>
+      </w:r>
+    </w:p>
+    <w:p>
+      <w:pPr>
+        <w:spacing w:before="100" w:beforeAutospacing="1" w:after="100" w:afterAutospacing="1" w:line="240" w:lineRule="auto"/>
+        <w:rPr>
+          <w:rFonts w:ascii="Times New Roman" w:eastAsia="Times New Roman" w:hAnsi="Times New Roman" w:cs="Times New Roman"/>
+          <w:sz w:val="24"/>
+          <w:szCs w:val="24"/>
+          <w:lang w:eastAsia="en-IN"/>
+        </w:rPr>
+      </w:pPr>
+    </w:p>
+    <w:p>
+      <w:pPr>
+        <w:spacing w:before="100" w:beforeAutospacing="1" w:after="100" w:afterAutospacing="1" w:line="240" w:lineRule="auto"/>
+        <w:rPr>
+          <w:rFonts w:ascii="Times New Roman" w:eastAsia="Times New Roman" w:hAnsi="Times New Roman" w:cs="Times New Roman"/>
+          <w:sz w:val="24"/>
+          <w:szCs w:val="24"/>
+          <w:lang w:eastAsia="en-IN"/>
+        </w:rPr>
+      </w:pPr>
+      <w:r>
+        <w:rPr>
+          <w:rFonts w:ascii="Times New Roman" w:eastAsia="Times New Roman" w:hAnsi="Times New Roman" w:cs="Times New Roman"/>
+          <w:sz w:val="24"/>
+          <w:szCs w:val="24"/>
+          <w:lang w:eastAsia="en-IN"/>
+        </w:rPr>
+        <w:t>There are always 12 months.</w:t>
+      </w:r>
+    </w:p>
+    <w:p>
+      <w:pPr>
+        <w:spacing w:before="100" w:beforeAutospacing="1" w:after="100" w:afterAutospacing="1" w:line="240" w:lineRule="auto"/>
+        <w:rPr>
+          <w:rFonts w:ascii="Times New Roman" w:eastAsia="Times New Roman" w:hAnsi="Times New Roman" w:cs="Times New Roman"/>
+          <w:sz w:val="24"/>
+          <w:szCs w:val="24"/>
+          <w:lang w:eastAsia="en-IN"/>
+        </w:rPr>
+      </w:pPr>
+    </w:p>
+    <w:p>
+      <w:pPr>
+        <w:spacing w:before="100" w:beforeAutospacing="1" w:after="100" w:afterAutospacing="1" w:line="240" w:lineRule="auto"/>
+        <w:rPr>
+          <w:rFonts w:ascii="Times New Roman" w:eastAsia="Times New Roman" w:hAnsi="Times New Roman" w:cs="Times New Roman"/>
+          <w:sz w:val="24"/>
+          <w:szCs w:val="24"/>
+          <w:lang w:eastAsia="en-IN"/>
+        </w:rPr>
+      </w:pPr>
+      <w:proofErr w:type="gramStart"/>
+      <w:r>
+        <w:rPr>
+          <w:rFonts w:ascii="Times New Roman" w:eastAsia="Times New Roman" w:hAnsi="Times New Roman" w:cs="Times New Roman"/>
+          <w:sz w:val="24"/>
+          <w:szCs w:val="24"/>
+          <w:lang w:eastAsia="en-IN"/>
+        </w:rPr>
+        <w:lastRenderedPageBreak/>
+        <w:t>String[</w:t>
+      </w:r>
+      <w:proofErr w:type="gramEnd"/>
+      <w:r>
+        <w:rPr>
+          <w:rFonts w:ascii="Times New Roman" w:eastAsia="Times New Roman" w:hAnsi="Times New Roman" w:cs="Times New Roman"/>
+          <w:sz w:val="24"/>
+          <w:szCs w:val="24"/>
+          <w:lang w:eastAsia="en-IN"/>
+        </w:rPr>
+        <w:t>] months = new String[12];</w:t>
+      </w:r>
+    </w:p>
+    <w:p>
+      <w:pPr>
+        <w:spacing w:before="100" w:beforeAutospacing="1" w:after="100" w:afterAutospacing="1" w:line="240" w:lineRule="auto"/>
+        <w:rPr>
+          <w:rFonts w:ascii="Times New Roman" w:eastAsia="Times New Roman" w:hAnsi="Times New Roman" w:cs="Times New Roman"/>
+          <w:sz w:val="24"/>
+          <w:szCs w:val="24"/>
+          <w:lang w:eastAsia="en-IN"/>
+        </w:rPr>
+      </w:pPr>
+    </w:p>
+    <w:p>
+      <w:pPr>
+        <w:spacing w:before="100" w:beforeAutospacing="1" w:after="100" w:afterAutospacing="1" w:line="240" w:lineRule="auto"/>
+        <w:rPr>
+          <w:rFonts w:ascii="Times New Roman" w:eastAsia="Times New Roman" w:hAnsi="Times New Roman" w:cs="Times New Roman"/>
+          <w:sz w:val="24"/>
+          <w:szCs w:val="24"/>
+          <w:lang w:eastAsia="en-IN"/>
+        </w:rPr>
+      </w:pPr>
+      <w:r>
+        <w:rPr>
+          <w:rFonts w:ascii="Times New Roman" w:eastAsia="Times New Roman" w:hAnsi="Times New Roman" w:cs="Times New Roman"/>
+          <w:sz w:val="24"/>
+          <w:szCs w:val="24"/>
+          <w:lang w:eastAsia="en-IN"/>
+        </w:rPr>
+        <w:t>2. Days in a Week</w:t>
+      </w:r>
+    </w:p>
+    <w:p>
+      <w:pPr>
+        <w:spacing w:before="100" w:beforeAutospacing="1" w:after="100" w:afterAutospacing="1" w:line="240" w:lineRule="auto"/>
+        <w:rPr>
+          <w:rFonts w:ascii="Times New Roman" w:eastAsia="Times New Roman" w:hAnsi="Times New Roman" w:cs="Times New Roman"/>
+          <w:sz w:val="24"/>
+          <w:szCs w:val="24"/>
+          <w:lang w:eastAsia="en-IN"/>
+        </w:rPr>
+      </w:pPr>
+    </w:p>
+    <w:p>
+      <w:pPr>
+        <w:spacing w:before="100" w:beforeAutospacing="1" w:after="100" w:afterAutospacing="1" w:line="240" w:lineRule="auto"/>
+        <w:rPr>
+          <w:rFonts w:ascii="Times New Roman" w:eastAsia="Times New Roman" w:hAnsi="Times New Roman" w:cs="Times New Roman"/>
+          <w:sz w:val="24"/>
+          <w:szCs w:val="24"/>
+          <w:lang w:eastAsia="en-IN"/>
+        </w:rPr>
+      </w:pPr>
+      <w:r>
+        <w:rPr>
+          <w:rFonts w:ascii="Times New Roman" w:eastAsia="Times New Roman" w:hAnsi="Times New Roman" w:cs="Times New Roman"/>
+          <w:sz w:val="24"/>
+          <w:szCs w:val="24"/>
+          <w:lang w:eastAsia="en-IN"/>
+        </w:rPr>
+        <w:t>There are always 7 days.</w:t>
+      </w:r>
+    </w:p>
+    <w:p>
+      <w:pPr>
+        <w:spacing w:before="100" w:beforeAutospacing="1" w:after="100" w:afterAutospacing="1" w:line="240" w:lineRule="auto"/>
+        <w:rPr>
+          <w:rFonts w:ascii="Times New Roman" w:eastAsia="Times New Roman" w:hAnsi="Times New Roman" w:cs="Times New Roman"/>
+          <w:sz w:val="24"/>
+          <w:szCs w:val="24"/>
+          <w:lang w:eastAsia="en-IN"/>
+        </w:rPr>
+      </w:pPr>
+    </w:p>
+    <w:p>
+      <w:pPr>
+        <w:spacing w:before="100" w:beforeAutospacing="1" w:after="100" w:afterAutospacing="1" w:line="240" w:lineRule="auto"/>
+        <w:rPr>
+          <w:rFonts w:ascii="Times New Roman" w:eastAsia="Times New Roman" w:hAnsi="Times New Roman" w:cs="Times New Roman"/>
+          <w:sz w:val="24"/>
+          <w:szCs w:val="24"/>
+          <w:lang w:eastAsia="en-IN"/>
+        </w:rPr>
+      </w:pPr>
+      <w:proofErr w:type="gramStart"/>
+      <w:r>
+        <w:rPr>
+          <w:rFonts w:ascii="Times New Roman" w:eastAsia="Times New Roman" w:hAnsi="Times New Roman" w:cs="Times New Roman"/>
+          <w:sz w:val="24"/>
+          <w:szCs w:val="24"/>
+          <w:lang w:eastAsia="en-IN"/>
+        </w:rPr>
+        <w:t>String[</w:t>
+      </w:r>
+      <w:proofErr w:type="gramEnd"/>
+      <w:r>
+        <w:rPr>
+          <w:rFonts w:ascii="Times New Roman" w:eastAsia="Times New Roman" w:hAnsi="Times New Roman" w:cs="Times New Roman"/>
+          <w:sz w:val="24"/>
+          <w:szCs w:val="24"/>
+          <w:lang w:eastAsia="en-IN"/>
+        </w:rPr>
+        <w:t>] days = {</w:t>
+      </w:r>
+    </w:p>
+    <w:p>
+      <w:pPr>
+        <w:spacing w:before="100" w:beforeAutospacing="1" w:after="100" w:afterAutospacing="1" w:line="240" w:lineRule="auto"/>
+        <w:rPr>
+          <w:rFonts w:ascii="Times New Roman" w:eastAsia="Times New Roman" w:hAnsi="Times New Roman" w:cs="Times New Roman"/>
+          <w:sz w:val="24"/>
+          <w:szCs w:val="24"/>
+          <w:lang w:eastAsia="en-IN"/>
+        </w:rPr>
+      </w:pPr>
+      <w:r>
+        <w:rPr>
+          <w:rFonts w:ascii="Times New Roman" w:eastAsia="Times New Roman" w:hAnsi="Times New Roman" w:cs="Times New Roman"/>
+          <w:sz w:val="24"/>
+          <w:szCs w:val="24"/>
+          <w:lang w:eastAsia="en-IN"/>
+        </w:rPr>
+        <w:t xml:space="preserve">    "Monday",</w:t>
+      </w:r>
+    </w:p>
+    <w:p>
+      <w:pPr>
+        <w:spacing w:before="100" w:beforeAutospacing="1" w:after="100" w:afterAutospacing="1" w:line="240" w:lineRule="auto"/>
+        <w:rPr>
+          <w:rFonts w:ascii="Times New Roman" w:eastAsia="Times New Roman" w:hAnsi="Times New Roman" w:cs="Times New Roman"/>
+          <w:sz w:val="24"/>
+          <w:szCs w:val="24"/>
+          <w:lang w:eastAsia="en-IN"/>
+        </w:rPr>
+      </w:pPr>
+      <w:r>
+        <w:rPr>
+          <w:rFonts w:ascii="Times New Roman" w:eastAsia="Times New Roman" w:hAnsi="Times New Roman" w:cs="Times New Roman"/>
+          <w:sz w:val="24"/>
+          <w:szCs w:val="24"/>
+          <w:lang w:eastAsia="en-IN"/>
+        </w:rPr>
+        <w:t xml:space="preserve">    "Tuesday",</w:t>
+      </w:r>
+    </w:p>
+    <w:p>
+      <w:pPr>
+        <w:spacing w:before="100" w:beforeAutospacing="1" w:after="100" w:afterAutospacing="1" w:line="240" w:lineRule="auto"/>
+        <w:rPr>
+          <w:rFonts w:ascii="Times New Roman" w:eastAsia="Times New Roman" w:hAnsi="Times New Roman" w:cs="Times New Roman"/>
+          <w:sz w:val="24"/>
+          <w:szCs w:val="24"/>
+          <w:lang w:eastAsia="en-IN"/>
+        </w:rPr>
+      </w:pPr>
+      <w:r>
+        <w:rPr>
+          <w:rFonts w:ascii="Times New Roman" w:eastAsia="Times New Roman" w:hAnsi="Times New Roman" w:cs="Times New Roman"/>
+          <w:sz w:val="24"/>
+          <w:szCs w:val="24"/>
+          <w:lang w:eastAsia="en-IN"/>
+        </w:rPr>
+        <w:t xml:space="preserve">    "Wednesday",</w:t>
+      </w:r>
+    </w:p>
+    <w:p>
+      <w:pPr>
+        <w:spacing w:before="100" w:beforeAutospacing="1" w:after="100" w:afterAutospacing="1" w:line="240" w:lineRule="auto"/>
+        <w:rPr>
+          <w:rFonts w:ascii="Times New Roman" w:eastAsia="Times New Roman" w:hAnsi="Times New Roman" w:cs="Times New Roman"/>
+          <w:sz w:val="24"/>
+          <w:szCs w:val="24"/>
+          <w:lang w:eastAsia="en-IN"/>
+        </w:rPr>
+      </w:pPr>
+      <w:r>
+        <w:rPr>
+          <w:rFonts w:ascii="Times New Roman" w:eastAsia="Times New Roman" w:hAnsi="Times New Roman" w:cs="Times New Roman"/>
+          <w:sz w:val="24"/>
+          <w:szCs w:val="24"/>
+          <w:lang w:eastAsia="en-IN"/>
+        </w:rPr>
+        <w:t xml:space="preserve">    "Thursday",</w:t>
+      </w:r>
+    </w:p>
+    <w:p>
+      <w:pPr>
+        <w:spacing w:before="100" w:beforeAutospacing="1" w:after="100" w:afterAutospacing="1" w:line="240" w:lineRule="auto"/>
+        <w:rPr>
+          <w:rFonts w:ascii="Times New Roman" w:eastAsia="Times New Roman" w:hAnsi="Times New Roman" w:cs="Times New Roman"/>
+          <w:sz w:val="24"/>
+          <w:szCs w:val="24"/>
+          <w:lang w:eastAsia="en-IN"/>
+        </w:rPr>
+      </w:pPr>
+      <w:r>
+        <w:rPr>
+          <w:rFonts w:ascii="Times New Roman" w:eastAsia="Times New Roman" w:hAnsi="Times New Roman" w:cs="Times New Roman"/>
+          <w:sz w:val="24"/>
+          <w:szCs w:val="24"/>
+          <w:lang w:eastAsia="en-IN"/>
+        </w:rPr>
+        <w:t xml:space="preserve">    "Friday",</w:t>
+      </w:r>
+    </w:p>
+    <w:p>
+      <w:pPr>
+        <w:spacing w:before="100" w:beforeAutospacing="1" w:after="100" w:afterAutospacing="1" w:line="240" w:lineRule="auto"/>
+        <w:rPr>
+          <w:rFonts w:ascii="Times New Roman" w:eastAsia="Times New Roman" w:hAnsi="Times New Roman" w:cs="Times New Roman"/>
+          <w:sz w:val="24"/>
+          <w:szCs w:val="24"/>
+          <w:lang w:eastAsia="en-IN"/>
+        </w:rPr>
+      </w:pPr>
+      <w:r>
+        <w:rPr>
+          <w:rFonts w:ascii="Times New Roman" w:eastAsia="Times New Roman" w:hAnsi="Times New Roman" w:cs="Times New Roman"/>
+          <w:sz w:val="24"/>
+          <w:szCs w:val="24"/>
+          <w:lang w:eastAsia="en-IN"/>
+        </w:rPr>
+        <w:lastRenderedPageBreak/>
+        <w:t xml:space="preserve">    "Saturday",</w:t>
+      </w:r>
+    </w:p>
+    <w:p>
+      <w:pPr>
+        <w:spacing w:before="100" w:beforeAutospacing="1" w:after="100" w:afterAutospacing="1" w:line="240" w:lineRule="auto"/>
+        <w:rPr>
+          <w:rFonts w:ascii="Times New Roman" w:eastAsia="Times New Roman" w:hAnsi="Times New Roman" w:cs="Times New Roman"/>
+          <w:sz w:val="24"/>
+          <w:szCs w:val="24"/>
+          <w:lang w:eastAsia="en-IN"/>
+        </w:rPr>
+      </w:pPr>
+      <w:r>
+        <w:rPr>
+          <w:rFonts w:ascii="Times New Roman" w:eastAsia="Times New Roman" w:hAnsi="Times New Roman" w:cs="Times New Roman"/>
+          <w:sz w:val="24"/>
+          <w:szCs w:val="24"/>
+          <w:lang w:eastAsia="en-IN"/>
+        </w:rPr>
+        <w:t xml:space="preserve">    "Sunday"</w:t>
+      </w:r>
+    </w:p>
+    <w:p>
+      <w:pPr>
+        <w:spacing w:before="100" w:beforeAutospacing="1" w:after="100" w:afterAutospacing="1" w:line="240" w:lineRule="auto"/>
+        <w:rPr>
+          <w:rFonts w:ascii="Times New Roman" w:eastAsia="Times New Roman" w:hAnsi="Times New Roman" w:cs="Times New Roman"/>
+          <w:sz w:val="24"/>
+          <w:szCs w:val="24"/>
+          <w:lang w:eastAsia="en-IN"/>
+        </w:rPr>
+      </w:pPr>
+      <w:r>
+        <w:rPr>
+          <w:rFonts w:ascii="Times New Roman" w:eastAsia="Times New Roman" w:hAnsi="Times New Roman" w:cs="Times New Roman"/>
+          <w:sz w:val="24"/>
+          <w:szCs w:val="24"/>
+          <w:lang w:eastAsia="en-IN"/>
+        </w:rPr>
+        <w:t>};</w:t>
+      </w:r>
+    </w:p>
+    <w:p>
+      <w:pPr>
+        <w:spacing w:before="100" w:beforeAutospacing="1" w:after="100" w:afterAutospacing="1" w:line="240" w:lineRule="auto"/>
+        <w:rPr>
+          <w:rFonts w:ascii="Times New Roman" w:eastAsia="Times New Roman" w:hAnsi="Times New Roman" w:cs="Times New Roman"/>
+          <w:sz w:val="24"/>
+          <w:szCs w:val="24"/>
+          <w:lang w:eastAsia="en-IN"/>
+        </w:rPr>
+      </w:pPr>
+    </w:p>
+    <w:p>
+      <w:pPr>
+        <w:spacing w:before="100" w:beforeAutospacing="1" w:after="100" w:afterAutospacing="1" w:line="240" w:lineRule="auto"/>
+        <w:rPr>
+          <w:rFonts w:ascii="Times New Roman" w:eastAsia="Times New Roman" w:hAnsi="Times New Roman" w:cs="Times New Roman"/>
+          <w:sz w:val="24"/>
+          <w:szCs w:val="24"/>
+          <w:lang w:eastAsia="en-IN"/>
+        </w:rPr>
+      </w:pPr>
+      <w:r>
+        <w:rPr>
+          <w:rFonts w:ascii="Times New Roman" w:eastAsia="Times New Roman" w:hAnsi="Times New Roman" w:cs="Times New Roman"/>
+          <w:sz w:val="24"/>
+          <w:szCs w:val="24"/>
+          <w:lang w:eastAsia="en-IN"/>
+        </w:rPr>
+        <w:t>3. Student Marks (Fixed Students)</w:t>
+      </w:r>
+    </w:p>
+    <w:p>
+      <w:pPr>
+        <w:spacing w:before="100" w:beforeAutospacing="1" w:after="100" w:afterAutospacing="1" w:line="240" w:lineRule="auto"/>
+        <w:rPr>
+          <w:rFonts w:ascii="Times New Roman" w:eastAsia="Times New Roman" w:hAnsi="Times New Roman" w:cs="Times New Roman"/>
+          <w:sz w:val="24"/>
+          <w:szCs w:val="24"/>
+          <w:lang w:eastAsia="en-IN"/>
+        </w:rPr>
+      </w:pPr>
+    </w:p>
+    <w:p>
+      <w:pPr>
+        <w:spacing w:before="100" w:beforeAutospacing="1" w:after="100" w:afterAutospacing="1" w:line="240" w:lineRule="auto"/>
+        <w:rPr>
+          <w:rFonts w:ascii="Times New Roman" w:eastAsia="Times New Roman" w:hAnsi="Times New Roman" w:cs="Times New Roman"/>
+          <w:sz w:val="24"/>
+          <w:szCs w:val="24"/>
+          <w:lang w:eastAsia="en-IN"/>
+        </w:rPr>
+      </w:pPr>
+      <w:r>
+        <w:rPr>
+          <w:rFonts w:ascii="Times New Roman" w:eastAsia="Times New Roman" w:hAnsi="Times New Roman" w:cs="Times New Roman"/>
+          <w:sz w:val="24"/>
+          <w:szCs w:val="24"/>
+          <w:lang w:eastAsia="en-IN"/>
+        </w:rPr>
+        <w:t>A class has exactly 50 students.</w:t>
+      </w:r>
+    </w:p>
+    <w:p>
+      <w:pPr>
+        <w:spacing w:before="100" w:beforeAutospacing="1" w:after="100" w:afterAutospacing="1" w:line="240" w:lineRule="auto"/>
+        <w:rPr>
+          <w:rFonts w:ascii="Times New Roman" w:eastAsia="Times New Roman" w:hAnsi="Times New Roman" w:cs="Times New Roman"/>
+          <w:sz w:val="24"/>
+          <w:szCs w:val="24"/>
+          <w:lang w:eastAsia="en-IN"/>
+        </w:rPr>
+      </w:pPr>
+    </w:p>
+    <w:p>
+      <w:pPr>
+        <w:spacing w:before="100" w:beforeAutospacing="1" w:after="100" w:afterAutospacing="1" w:line="240" w:lineRule="auto"/>
+        <w:rPr>
+          <w:rFonts w:ascii="Times New Roman" w:eastAsia="Times New Roman" w:hAnsi="Times New Roman" w:cs="Times New Roman"/>
+          <w:sz w:val="24"/>
+          <w:szCs w:val="24"/>
+          <w:lang w:eastAsia="en-IN"/>
+        </w:rPr>
+      </w:pPr>
+      <w:proofErr w:type="gramStart"/>
+      <w:r>
+        <w:rPr>
+          <w:rFonts w:ascii="Times New Roman" w:eastAsia="Times New Roman" w:hAnsi="Times New Roman" w:cs="Times New Roman"/>
+          <w:sz w:val="24"/>
+          <w:szCs w:val="24"/>
+          <w:lang w:eastAsia="en-IN"/>
+        </w:rPr>
+        <w:t>int[</w:t>
+      </w:r>
+      <w:proofErr w:type="gramEnd"/>
+      <w:r>
+        <w:rPr>
+          <w:rFonts w:ascii="Times New Roman" w:eastAsia="Times New Roman" w:hAnsi="Times New Roman" w:cs="Times New Roman"/>
+          <w:sz w:val="24"/>
+          <w:szCs w:val="24"/>
+          <w:lang w:eastAsia="en-IN"/>
+        </w:rPr>
+        <w:t>] marks = new int[50];</w:t>
+      </w:r>
+    </w:p>
+    <w:p>
+      <w:pPr>
+        <w:spacing w:before="100" w:beforeAutospacing="1" w:after="100" w:afterAutospacing="1" w:line="240" w:lineRule="auto"/>
+        <w:rPr>
+          <w:rFonts w:ascii="Times New Roman" w:eastAsia="Times New Roman" w:hAnsi="Times New Roman" w:cs="Times New Roman"/>
+          <w:sz w:val="24"/>
+          <w:szCs w:val="24"/>
+          <w:lang w:eastAsia="en-IN"/>
+        </w:rPr>
+      </w:pPr>
+    </w:p>
+    <w:p>
+      <w:pPr>
+        <w:spacing w:before="100" w:beforeAutospacing="1" w:after="100" w:afterAutospacing="1" w:line="240" w:lineRule="auto"/>
+        <w:rPr>
+          <w:rFonts w:ascii="Times New Roman" w:eastAsia="Times New Roman" w:hAnsi="Times New Roman" w:cs="Times New Roman"/>
+          <w:sz w:val="24"/>
+          <w:szCs w:val="24"/>
+          <w:lang w:eastAsia="en-IN"/>
+        </w:rPr>
+      </w:pPr>
+      <w:r>
+        <w:rPr>
+          <w:rFonts w:ascii="Times New Roman" w:eastAsia="Times New Roman" w:hAnsi="Times New Roman" w:cs="Times New Roman"/>
+          <w:sz w:val="24"/>
+          <w:szCs w:val="24"/>
+          <w:lang w:eastAsia="en-IN"/>
+        </w:rPr>
+        <w:t>Why Array here?</w:t>
+      </w:r>
+    </w:p>
+    <w:p>
+      <w:pPr>
+        <w:spacing w:before="100" w:beforeAutospacing="1" w:after="100" w:afterAutospacing="1" w:line="240" w:lineRule="auto"/>
+        <w:rPr>
+          <w:rFonts w:ascii="Times New Roman" w:eastAsia="Times New Roman" w:hAnsi="Times New Roman" w:cs="Times New Roman"/>
+          <w:sz w:val="24"/>
+          <w:szCs w:val="24"/>
+          <w:lang w:eastAsia="en-IN"/>
+        </w:rPr>
+      </w:pPr>
+      <w:r>
+        <w:rPr>
+          <w:rFonts w:ascii="Times New Roman" w:eastAsia="Times New Roman" w:hAnsi="Times New Roman" w:cs="Times New Roman"/>
+          <w:sz w:val="24"/>
+          <w:szCs w:val="24"/>
+          <w:lang w:eastAsia="en-IN"/>
+        </w:rPr>
+        <w:t>Number of elements is fixed.</w:t>
+      </w:r>
+    </w:p>
+    <w:p>
+      <w:pPr>
+        <w:spacing w:before="100" w:beforeAutospacing="1" w:after="100" w:afterAutospacing="1" w:line="240" w:lineRule="auto"/>
+        <w:rPr>
+          <w:rFonts w:ascii="Times New Roman" w:eastAsia="Times New Roman" w:hAnsi="Times New Roman" w:cs="Times New Roman"/>
+          <w:sz w:val="24"/>
+          <w:szCs w:val="24"/>
+          <w:lang w:eastAsia="en-IN"/>
+        </w:rPr>
+      </w:pPr>
+      <w:r>
+        <w:rPr>
+          <w:rFonts w:ascii="Times New Roman" w:eastAsia="Times New Roman" w:hAnsi="Times New Roman" w:cs="Times New Roman"/>
+          <w:sz w:val="24"/>
+          <w:szCs w:val="24"/>
+          <w:lang w:eastAsia="en-IN"/>
+        </w:rPr>
+        <w:lastRenderedPageBreak/>
+        <w:t>No need to add or remove items frequently.</w:t>
+      </w:r>
+    </w:p>
+    <w:p>
+      <w:pPr>
+        <w:spacing w:before="100" w:beforeAutospacing="1" w:after="100" w:afterAutospacing="1" w:line="240" w:lineRule="auto"/>
+        <w:rPr>
+          <w:rFonts w:ascii="Times New Roman" w:eastAsia="Times New Roman" w:hAnsi="Times New Roman" w:cs="Times New Roman"/>
+          <w:sz w:val="24"/>
+          <w:szCs w:val="24"/>
+          <w:lang w:eastAsia="en-IN"/>
+        </w:rPr>
+      </w:pPr>
+      <w:r>
+        <w:rPr>
+          <w:rFonts w:ascii="Times New Roman" w:eastAsia="Times New Roman" w:hAnsi="Times New Roman" w:cs="Times New Roman"/>
+          <w:sz w:val="24"/>
+          <w:szCs w:val="24"/>
+          <w:lang w:eastAsia="en-IN"/>
+        </w:rPr>
+        <w:t>When to Use Collection (</w:t>
+      </w:r>
+      <w:proofErr w:type="spellStart"/>
+      <w:r>
+        <w:rPr>
+          <w:rFonts w:ascii="Times New Roman" w:eastAsia="Times New Roman" w:hAnsi="Times New Roman" w:cs="Times New Roman"/>
+          <w:sz w:val="24"/>
+          <w:szCs w:val="24"/>
+          <w:lang w:eastAsia="en-IN"/>
+        </w:rPr>
+        <w:t>ArrayList</w:t>
+      </w:r>
+      <w:proofErr w:type="spellEnd"/>
+      <w:r>
+        <w:rPr>
+          <w:rFonts w:ascii="Times New Roman" w:eastAsia="Times New Roman" w:hAnsi="Times New Roman" w:cs="Times New Roman"/>
+          <w:sz w:val="24"/>
+          <w:szCs w:val="24"/>
+          <w:lang w:eastAsia="en-IN"/>
+        </w:rPr>
+        <w:t>)</w:t>
+      </w:r>
+    </w:p>
+    <w:p>
+      <w:pPr>
+        <w:spacing w:before="100" w:beforeAutospacing="1" w:after="100" w:afterAutospacing="1" w:line="240" w:lineRule="auto"/>
+        <w:rPr>
+          <w:rFonts w:ascii="Times New Roman" w:eastAsia="Times New Roman" w:hAnsi="Times New Roman" w:cs="Times New Roman"/>
+          <w:sz w:val="24"/>
+          <w:szCs w:val="24"/>
+          <w:lang w:eastAsia="en-IN"/>
+        </w:rPr>
+      </w:pPr>
+    </w:p>
+    <w:p>
+      <w:pPr>
+        <w:spacing w:before="100" w:beforeAutospacing="1" w:after="100" w:afterAutospacing="1" w:line="240" w:lineRule="auto"/>
+        <w:rPr>
+          <w:rFonts w:ascii="Times New Roman" w:eastAsia="Times New Roman" w:hAnsi="Times New Roman" w:cs="Times New Roman"/>
+          <w:sz w:val="24"/>
+          <w:szCs w:val="24"/>
+          <w:lang w:eastAsia="en-IN"/>
+        </w:rPr>
+      </w:pPr>
+      <w:r>
+        <w:rPr>
+          <w:rFonts w:ascii="Times New Roman" w:eastAsia="Times New Roman" w:hAnsi="Times New Roman" w:cs="Times New Roman"/>
+          <w:sz w:val="24"/>
+          <w:szCs w:val="24"/>
+          <w:lang w:eastAsia="en-IN"/>
+        </w:rPr>
+        <w:t xml:space="preserve">Use an </w:t>
+      </w:r>
+      <w:proofErr w:type="spellStart"/>
+      <w:r>
+        <w:rPr>
+          <w:rFonts w:ascii="Times New Roman" w:eastAsia="Times New Roman" w:hAnsi="Times New Roman" w:cs="Times New Roman"/>
+          <w:sz w:val="24"/>
+          <w:szCs w:val="24"/>
+          <w:lang w:eastAsia="en-IN"/>
+        </w:rPr>
+        <w:t>ArrayList</w:t>
+      </w:r>
+      <w:proofErr w:type="spellEnd"/>
+      <w:r>
+        <w:rPr>
+          <w:rFonts w:ascii="Times New Roman" w:eastAsia="Times New Roman" w:hAnsi="Times New Roman" w:cs="Times New Roman"/>
+          <w:sz w:val="24"/>
+          <w:szCs w:val="24"/>
+          <w:lang w:eastAsia="en-IN"/>
+        </w:rPr>
+        <w:t xml:space="preserve"> when:</w:t>
+      </w:r>
+    </w:p>
+    <w:p>
+      <w:pPr>
+        <w:spacing w:before="100" w:beforeAutospacing="1" w:after="100" w:afterAutospacing="1" w:line="240" w:lineRule="auto"/>
+        <w:rPr>
+          <w:rFonts w:ascii="Times New Roman" w:eastAsia="Times New Roman" w:hAnsi="Times New Roman" w:cs="Times New Roman"/>
+          <w:sz w:val="24"/>
+          <w:szCs w:val="24"/>
+          <w:lang w:eastAsia="en-IN"/>
+        </w:rPr>
+      </w:pPr>
+    </w:p>
+    <w:p>
+      <w:pPr>
+        <w:spacing w:before="100" w:beforeAutospacing="1" w:after="100" w:afterAutospacing="1" w:line="240" w:lineRule="auto"/>
+        <w:rPr>
+          <w:rFonts w:ascii="Times New Roman" w:eastAsia="Times New Roman" w:hAnsi="Times New Roman" w:cs="Times New Roman"/>
+          <w:sz w:val="24"/>
+          <w:szCs w:val="24"/>
+          <w:lang w:eastAsia="en-IN"/>
+        </w:rPr>
+      </w:pPr>
+      <w:r>
+        <w:rPr>
+          <w:rFonts w:ascii="Times New Roman" w:eastAsia="Times New Roman" w:hAnsi="Times New Roman" w:cs="Times New Roman"/>
+          <w:sz w:val="24"/>
+          <w:szCs w:val="24"/>
+          <w:lang w:eastAsia="en-IN"/>
+        </w:rPr>
+        <w:t xml:space="preserve">✅ </w:t>
+      </w:r>
+      <w:proofErr w:type="gramStart"/>
+      <w:r>
+        <w:rPr>
+          <w:rFonts w:ascii="Times New Roman" w:eastAsia="Times New Roman" w:hAnsi="Times New Roman" w:cs="Times New Roman"/>
+          <w:sz w:val="24"/>
+          <w:szCs w:val="24"/>
+          <w:lang w:eastAsia="en-IN"/>
+        </w:rPr>
+        <w:t>The</w:t>
+      </w:r>
+      <w:proofErr w:type="gramEnd"/>
+      <w:r>
+        <w:rPr>
+          <w:rFonts w:ascii="Times New Roman" w:eastAsia="Times New Roman" w:hAnsi="Times New Roman" w:cs="Times New Roman"/>
+          <w:sz w:val="24"/>
+          <w:szCs w:val="24"/>
+          <w:lang w:eastAsia="en-IN"/>
+        </w:rPr>
+        <w:t xml:space="preserve"> number of elements can change.</w:t>
+      </w:r>
+    </w:p>
+    <w:p>
+      <w:pPr>
+        <w:spacing w:before="100" w:beforeAutospacing="1" w:after="100" w:afterAutospacing="1" w:line="240" w:lineRule="auto"/>
+        <w:rPr>
+          <w:rFonts w:ascii="Times New Roman" w:eastAsia="Times New Roman" w:hAnsi="Times New Roman" w:cs="Times New Roman"/>
+          <w:sz w:val="24"/>
+          <w:szCs w:val="24"/>
+          <w:lang w:eastAsia="en-IN"/>
+        </w:rPr>
+      </w:pPr>
+      <w:r>
+        <w:rPr>
+          <w:rFonts w:ascii="Times New Roman" w:eastAsia="Times New Roman" w:hAnsi="Times New Roman" w:cs="Times New Roman"/>
+          <w:sz w:val="24"/>
+          <w:szCs w:val="24"/>
+          <w:lang w:eastAsia="en-IN"/>
+        </w:rPr>
+        <w:t xml:space="preserve">✅ </w:t>
+      </w:r>
+      <w:proofErr w:type="gramStart"/>
+      <w:r>
+        <w:rPr>
+          <w:rFonts w:ascii="Times New Roman" w:eastAsia="Times New Roman" w:hAnsi="Times New Roman" w:cs="Times New Roman"/>
+          <w:sz w:val="24"/>
+          <w:szCs w:val="24"/>
+          <w:lang w:eastAsia="en-IN"/>
+        </w:rPr>
+        <w:t>You</w:t>
+      </w:r>
+      <w:proofErr w:type="gramEnd"/>
+      <w:r>
+        <w:rPr>
+          <w:rFonts w:ascii="Times New Roman" w:eastAsia="Times New Roman" w:hAnsi="Times New Roman" w:cs="Times New Roman"/>
+          <w:sz w:val="24"/>
+          <w:szCs w:val="24"/>
+          <w:lang w:eastAsia="en-IN"/>
+        </w:rPr>
+        <w:t xml:space="preserve"> need to add or remove data frequently.</w:t>
+      </w:r>
+    </w:p>
+    <w:p>
+      <w:pPr>
+        <w:spacing w:before="100" w:beforeAutospacing="1" w:after="100" w:afterAutospacing="1" w:line="240" w:lineRule="auto"/>
+        <w:rPr>
+          <w:rFonts w:ascii="Times New Roman" w:eastAsia="Times New Roman" w:hAnsi="Times New Roman" w:cs="Times New Roman"/>
+          <w:sz w:val="24"/>
+          <w:szCs w:val="24"/>
+          <w:lang w:eastAsia="en-IN"/>
+        </w:rPr>
+      </w:pPr>
+      <w:r>
+        <w:rPr>
+          <w:rFonts w:ascii="Times New Roman" w:eastAsia="Times New Roman" w:hAnsi="Times New Roman" w:cs="Times New Roman"/>
+          <w:sz w:val="24"/>
+          <w:szCs w:val="24"/>
+          <w:lang w:eastAsia="en-IN"/>
+        </w:rPr>
+        <w:t xml:space="preserve">✅ </w:t>
+      </w:r>
+      <w:proofErr w:type="gramStart"/>
+      <w:r>
+        <w:rPr>
+          <w:rFonts w:ascii="Times New Roman" w:eastAsia="Times New Roman" w:hAnsi="Times New Roman" w:cs="Times New Roman"/>
+          <w:sz w:val="24"/>
+          <w:szCs w:val="24"/>
+          <w:lang w:eastAsia="en-IN"/>
+        </w:rPr>
+        <w:t>You</w:t>
+      </w:r>
+      <w:proofErr w:type="gramEnd"/>
+      <w:r>
+        <w:rPr>
+          <w:rFonts w:ascii="Times New Roman" w:eastAsia="Times New Roman" w:hAnsi="Times New Roman" w:cs="Times New Roman"/>
+          <w:sz w:val="24"/>
+          <w:szCs w:val="24"/>
+          <w:lang w:eastAsia="en-IN"/>
+        </w:rPr>
+        <w:t xml:space="preserve"> need ready-made methods.</w:t>
+      </w:r>
+    </w:p>
+    <w:p>
+      <w:pPr>
+        <w:spacing w:before="100" w:beforeAutospacing="1" w:after="100" w:afterAutospacing="1" w:line="240" w:lineRule="auto"/>
+        <w:rPr>
+          <w:rFonts w:ascii="Times New Roman" w:eastAsia="Times New Roman" w:hAnsi="Times New Roman" w:cs="Times New Roman"/>
+          <w:sz w:val="24"/>
+          <w:szCs w:val="24"/>
+          <w:lang w:eastAsia="en-IN"/>
+        </w:rPr>
+      </w:pPr>
+    </w:p>
+    <w:p>
+      <w:pPr>
+        <w:spacing w:before="100" w:beforeAutospacing="1" w:after="100" w:afterAutospacing="1" w:line="240" w:lineRule="auto"/>
+        <w:rPr>
+          <w:rFonts w:ascii="Times New Roman" w:eastAsia="Times New Roman" w:hAnsi="Times New Roman" w:cs="Times New Roman"/>
+          <w:sz w:val="24"/>
+          <w:szCs w:val="24"/>
+          <w:lang w:eastAsia="en-IN"/>
+        </w:rPr>
+      </w:pPr>
+      <w:r>
+        <w:rPr>
+          <w:rFonts w:ascii="Times New Roman" w:eastAsia="Times New Roman" w:hAnsi="Times New Roman" w:cs="Times New Roman"/>
+          <w:sz w:val="24"/>
+          <w:szCs w:val="24"/>
+          <w:lang w:eastAsia="en-IN"/>
+        </w:rPr>
+        <w:t>Real-World Examples</w:t>
+      </w:r>
+    </w:p>
+    <w:p>
+      <w:pPr>
+        <w:spacing w:before="100" w:beforeAutospacing="1" w:after="100" w:afterAutospacing="1" w:line="240" w:lineRule="auto"/>
+        <w:rPr>
+          <w:rFonts w:ascii="Times New Roman" w:eastAsia="Times New Roman" w:hAnsi="Times New Roman" w:cs="Times New Roman"/>
+          <w:sz w:val="24"/>
+          <w:szCs w:val="24"/>
+          <w:lang w:eastAsia="en-IN"/>
+        </w:rPr>
+      </w:pPr>
+      <w:r>
+        <w:rPr>
+          <w:rFonts w:ascii="Times New Roman" w:eastAsia="Times New Roman" w:hAnsi="Times New Roman" w:cs="Times New Roman"/>
+          <w:sz w:val="24"/>
+          <w:szCs w:val="24"/>
+          <w:lang w:eastAsia="en-IN"/>
+        </w:rPr>
+        <w:t>1. Shopping Cart</w:t>
+      </w:r>
+    </w:p>
+    <w:p>
+      <w:pPr>
+        <w:spacing w:before="100" w:beforeAutospacing="1" w:after="100" w:afterAutospacing="1" w:line="240" w:lineRule="auto"/>
+        <w:rPr>
+          <w:rFonts w:ascii="Times New Roman" w:eastAsia="Times New Roman" w:hAnsi="Times New Roman" w:cs="Times New Roman"/>
+          <w:sz w:val="24"/>
+          <w:szCs w:val="24"/>
+          <w:lang w:eastAsia="en-IN"/>
+        </w:rPr>
+      </w:pPr>
+    </w:p>
+    <w:p>
+      <w:pPr>
+        <w:spacing w:before="100" w:beforeAutospacing="1" w:after="100" w:afterAutospacing="1" w:line="240" w:lineRule="auto"/>
+        <w:rPr>
+          <w:rFonts w:ascii="Times New Roman" w:eastAsia="Times New Roman" w:hAnsi="Times New Roman" w:cs="Times New Roman"/>
+          <w:sz w:val="24"/>
+          <w:szCs w:val="24"/>
+          <w:lang w:eastAsia="en-IN"/>
+        </w:rPr>
+      </w:pPr>
+      <w:r>
+        <w:rPr>
+          <w:rFonts w:ascii="Times New Roman" w:eastAsia="Times New Roman" w:hAnsi="Times New Roman" w:cs="Times New Roman"/>
+          <w:sz w:val="24"/>
+          <w:szCs w:val="24"/>
+          <w:lang w:eastAsia="en-IN"/>
+        </w:rPr>
+        <w:lastRenderedPageBreak/>
+        <w:t>Users can add or remove products anytime.</w:t>
+      </w:r>
+    </w:p>
+    <w:p>
+      <w:pPr>
+        <w:spacing w:before="100" w:beforeAutospacing="1" w:after="100" w:afterAutospacing="1" w:line="240" w:lineRule="auto"/>
+        <w:rPr>
+          <w:rFonts w:ascii="Times New Roman" w:eastAsia="Times New Roman" w:hAnsi="Times New Roman" w:cs="Times New Roman"/>
+          <w:sz w:val="24"/>
+          <w:szCs w:val="24"/>
+          <w:lang w:eastAsia="en-IN"/>
+        </w:rPr>
+      </w:pPr>
+    </w:p>
+    <w:p>
+      <w:pPr>
+        <w:spacing w:before="100" w:beforeAutospacing="1" w:after="100" w:afterAutospacing="1" w:line="240" w:lineRule="auto"/>
+        <w:rPr>
+          <w:rFonts w:ascii="Times New Roman" w:eastAsia="Times New Roman" w:hAnsi="Times New Roman" w:cs="Times New Roman"/>
+          <w:sz w:val="24"/>
+          <w:szCs w:val="24"/>
+          <w:lang w:eastAsia="en-IN"/>
+        </w:rPr>
+      </w:pPr>
+      <w:proofErr w:type="spellStart"/>
+      <w:r>
+        <w:rPr>
+          <w:rFonts w:ascii="Times New Roman" w:eastAsia="Times New Roman" w:hAnsi="Times New Roman" w:cs="Times New Roman"/>
+          <w:sz w:val="24"/>
+          <w:szCs w:val="24"/>
+          <w:lang w:eastAsia="en-IN"/>
+        </w:rPr>
+        <w:t>ArrayList</w:t>
+      </w:r>
+      <w:proofErr w:type="spellEnd"/>
+      <w:r>
+        <w:rPr>
+          <w:rFonts w:ascii="Times New Roman" w:eastAsia="Times New Roman" w:hAnsi="Times New Roman" w:cs="Times New Roman"/>
+          <w:sz w:val="24"/>
+          <w:szCs w:val="24"/>
+          <w:lang w:eastAsia="en-IN"/>
+        </w:rPr>
+        <w:t xml:space="preserve">&lt;String&gt; cart = new </w:t>
+      </w:r>
+      <w:proofErr w:type="spellStart"/>
+      <w:r>
+        <w:rPr>
+          <w:rFonts w:ascii="Times New Roman" w:eastAsia="Times New Roman" w:hAnsi="Times New Roman" w:cs="Times New Roman"/>
+          <w:sz w:val="24"/>
+          <w:szCs w:val="24"/>
+          <w:lang w:eastAsia="en-IN"/>
+        </w:rPr>
+        <w:t>ArrayList</w:t>
+      </w:r>
+      <w:proofErr w:type="spellEnd"/>
+      <w:r>
+        <w:rPr>
+          <w:rFonts w:ascii="Times New Roman" w:eastAsia="Times New Roman" w:hAnsi="Times New Roman" w:cs="Times New Roman"/>
+          <w:sz w:val="24"/>
+          <w:szCs w:val="24"/>
+          <w:lang w:eastAsia="en-IN"/>
+        </w:rPr>
+        <w:t>&lt;</w:t>
+      </w:r>
+      <w:proofErr w:type="gramStart"/>
+      <w:r>
+        <w:rPr>
+          <w:rFonts w:ascii="Times New Roman" w:eastAsia="Times New Roman" w:hAnsi="Times New Roman" w:cs="Times New Roman"/>
+          <w:sz w:val="24"/>
+          <w:szCs w:val="24"/>
+          <w:lang w:eastAsia="en-IN"/>
+        </w:rPr>
+        <w:t>&gt;(</w:t>
+      </w:r>
+      <w:proofErr w:type="gramEnd"/>
+      <w:r>
+        <w:rPr>
+          <w:rFonts w:ascii="Times New Roman" w:eastAsia="Times New Roman" w:hAnsi="Times New Roman" w:cs="Times New Roman"/>
+          <w:sz w:val="24"/>
+          <w:szCs w:val="24"/>
+          <w:lang w:eastAsia="en-IN"/>
+        </w:rPr>
+        <w:t>);</w:t>
+      </w:r>
+    </w:p>
+    <w:p>
+      <w:pPr>
+        <w:spacing w:before="100" w:beforeAutospacing="1" w:after="100" w:afterAutospacing="1" w:line="240" w:lineRule="auto"/>
+        <w:rPr>
+          <w:rFonts w:ascii="Times New Roman" w:eastAsia="Times New Roman" w:hAnsi="Times New Roman" w:cs="Times New Roman"/>
+          <w:sz w:val="24"/>
+          <w:szCs w:val="24"/>
+          <w:lang w:eastAsia="en-IN"/>
+        </w:rPr>
+      </w:pPr>
+    </w:p>
+    <w:p>
+      <w:pPr>
+        <w:spacing w:before="100" w:beforeAutospacing="1" w:after="100" w:afterAutospacing="1" w:line="240" w:lineRule="auto"/>
+        <w:rPr>
+          <w:rFonts w:ascii="Times New Roman" w:eastAsia="Times New Roman" w:hAnsi="Times New Roman" w:cs="Times New Roman"/>
+          <w:sz w:val="24"/>
+          <w:szCs w:val="24"/>
+          <w:lang w:eastAsia="en-IN"/>
+        </w:rPr>
+      </w:pPr>
+      <w:proofErr w:type="spellStart"/>
+      <w:proofErr w:type="gramStart"/>
+      <w:r>
+        <w:rPr>
+          <w:rFonts w:ascii="Times New Roman" w:eastAsia="Times New Roman" w:hAnsi="Times New Roman" w:cs="Times New Roman"/>
+          <w:sz w:val="24"/>
+          <w:szCs w:val="24"/>
+          <w:lang w:eastAsia="en-IN"/>
+        </w:rPr>
+        <w:t>cart.add</w:t>
+      </w:r>
+      <w:proofErr w:type="spellEnd"/>
+      <w:r>
+        <w:rPr>
+          <w:rFonts w:ascii="Times New Roman" w:eastAsia="Times New Roman" w:hAnsi="Times New Roman" w:cs="Times New Roman"/>
+          <w:sz w:val="24"/>
+          <w:szCs w:val="24"/>
+          <w:lang w:eastAsia="en-IN"/>
+        </w:rPr>
+        <w:t>(</w:t>
+      </w:r>
+      <w:proofErr w:type="gramEnd"/>
+      <w:r>
+        <w:rPr>
+          <w:rFonts w:ascii="Times New Roman" w:eastAsia="Times New Roman" w:hAnsi="Times New Roman" w:cs="Times New Roman"/>
+          <w:sz w:val="24"/>
+          <w:szCs w:val="24"/>
+          <w:lang w:eastAsia="en-IN"/>
+        </w:rPr>
+        <w:t>"Laptop");</w:t>
+      </w:r>
+    </w:p>
+    <w:p>
+      <w:pPr>
+        <w:spacing w:before="100" w:beforeAutospacing="1" w:after="100" w:afterAutospacing="1" w:line="240" w:lineRule="auto"/>
+        <w:rPr>
+          <w:rFonts w:ascii="Times New Roman" w:eastAsia="Times New Roman" w:hAnsi="Times New Roman" w:cs="Times New Roman"/>
+          <w:sz w:val="24"/>
+          <w:szCs w:val="24"/>
+          <w:lang w:eastAsia="en-IN"/>
+        </w:rPr>
+      </w:pPr>
+      <w:proofErr w:type="spellStart"/>
+      <w:proofErr w:type="gramStart"/>
+      <w:r>
+        <w:rPr>
+          <w:rFonts w:ascii="Times New Roman" w:eastAsia="Times New Roman" w:hAnsi="Times New Roman" w:cs="Times New Roman"/>
+          <w:sz w:val="24"/>
+          <w:szCs w:val="24"/>
+          <w:lang w:eastAsia="en-IN"/>
+        </w:rPr>
+        <w:t>cart.add</w:t>
+      </w:r>
+      <w:proofErr w:type="spellEnd"/>
+      <w:r>
+        <w:rPr>
+          <w:rFonts w:ascii="Times New Roman" w:eastAsia="Times New Roman" w:hAnsi="Times New Roman" w:cs="Times New Roman"/>
+          <w:sz w:val="24"/>
+          <w:szCs w:val="24"/>
+          <w:lang w:eastAsia="en-IN"/>
+        </w:rPr>
+        <w:t>(</w:t>
+      </w:r>
+      <w:proofErr w:type="gramEnd"/>
+      <w:r>
+        <w:rPr>
+          <w:rFonts w:ascii="Times New Roman" w:eastAsia="Times New Roman" w:hAnsi="Times New Roman" w:cs="Times New Roman"/>
+          <w:sz w:val="24"/>
+          <w:szCs w:val="24"/>
+          <w:lang w:eastAsia="en-IN"/>
+        </w:rPr>
+        <w:t>"Mobile");</w:t>
+      </w:r>
+    </w:p>
+    <w:p>
+      <w:pPr>
+        <w:spacing w:before="100" w:beforeAutospacing="1" w:after="100" w:afterAutospacing="1" w:line="240" w:lineRule="auto"/>
+        <w:rPr>
+          <w:rFonts w:ascii="Times New Roman" w:eastAsia="Times New Roman" w:hAnsi="Times New Roman" w:cs="Times New Roman"/>
+          <w:sz w:val="24"/>
+          <w:szCs w:val="24"/>
+          <w:lang w:eastAsia="en-IN"/>
+        </w:rPr>
+      </w:pPr>
+      <w:proofErr w:type="spellStart"/>
+      <w:proofErr w:type="gramStart"/>
+      <w:r>
+        <w:rPr>
+          <w:rFonts w:ascii="Times New Roman" w:eastAsia="Times New Roman" w:hAnsi="Times New Roman" w:cs="Times New Roman"/>
+          <w:sz w:val="24"/>
+          <w:szCs w:val="24"/>
+          <w:lang w:eastAsia="en-IN"/>
+        </w:rPr>
+        <w:t>cart.remove</w:t>
+      </w:r>
+      <w:proofErr w:type="spellEnd"/>
+      <w:r>
+        <w:rPr>
+          <w:rFonts w:ascii="Times New Roman" w:eastAsia="Times New Roman" w:hAnsi="Times New Roman" w:cs="Times New Roman"/>
+          <w:sz w:val="24"/>
+          <w:szCs w:val="24"/>
+          <w:lang w:eastAsia="en-IN"/>
+        </w:rPr>
+        <w:t>(</w:t>
+      </w:r>
+      <w:proofErr w:type="gramEnd"/>
+      <w:r>
+        <w:rPr>
+          <w:rFonts w:ascii="Times New Roman" w:eastAsia="Times New Roman" w:hAnsi="Times New Roman" w:cs="Times New Roman"/>
+          <w:sz w:val="24"/>
+          <w:szCs w:val="24"/>
+          <w:lang w:eastAsia="en-IN"/>
+        </w:rPr>
+        <w:t>"Mobile");</w:t>
+      </w:r>
+    </w:p>
+    <w:p>
+      <w:pPr>
+        <w:spacing w:before="100" w:beforeAutospacing="1" w:after="100" w:afterAutospacing="1" w:line="240" w:lineRule="auto"/>
+        <w:rPr>
+          <w:rFonts w:ascii="Times New Roman" w:eastAsia="Times New Roman" w:hAnsi="Times New Roman" w:cs="Times New Roman"/>
+          <w:sz w:val="24"/>
+          <w:szCs w:val="24"/>
+          <w:lang w:eastAsia="en-IN"/>
+        </w:rPr>
+      </w:pPr>
+    </w:p>
+    <w:p>
+      <w:pPr>
+        <w:spacing w:before="100" w:beforeAutospacing="1" w:after="100" w:afterAutospacing="1" w:line="240" w:lineRule="auto"/>
+        <w:rPr>
+          <w:rFonts w:ascii="Times New Roman" w:eastAsia="Times New Roman" w:hAnsi="Times New Roman" w:cs="Times New Roman"/>
+          <w:sz w:val="24"/>
+          <w:szCs w:val="24"/>
+          <w:lang w:eastAsia="en-IN"/>
+        </w:rPr>
+      </w:pPr>
+      <w:r>
+        <w:rPr>
+          <w:rFonts w:ascii="Times New Roman" w:eastAsia="Times New Roman" w:hAnsi="Times New Roman" w:cs="Times New Roman"/>
+          <w:sz w:val="24"/>
+          <w:szCs w:val="24"/>
+          <w:lang w:eastAsia="en-IN"/>
+        </w:rPr>
+        <w:t>2. Employee List</w:t>
+      </w:r>
+    </w:p>
+    <w:p>
+      <w:pPr>
+        <w:spacing w:before="100" w:beforeAutospacing="1" w:after="100" w:afterAutospacing="1" w:line="240" w:lineRule="auto"/>
+        <w:rPr>
+          <w:rFonts w:ascii="Times New Roman" w:eastAsia="Times New Roman" w:hAnsi="Times New Roman" w:cs="Times New Roman"/>
+          <w:sz w:val="24"/>
+          <w:szCs w:val="24"/>
+          <w:lang w:eastAsia="en-IN"/>
+        </w:rPr>
+      </w:pPr>
+    </w:p>
+    <w:p>
+      <w:pPr>
+        <w:spacing w:before="100" w:beforeAutospacing="1" w:after="100" w:afterAutospacing="1" w:line="240" w:lineRule="auto"/>
+        <w:rPr>
+          <w:rFonts w:ascii="Times New Roman" w:eastAsia="Times New Roman" w:hAnsi="Times New Roman" w:cs="Times New Roman"/>
+          <w:sz w:val="24"/>
+          <w:szCs w:val="24"/>
+          <w:lang w:eastAsia="en-IN"/>
+        </w:rPr>
+      </w:pPr>
+      <w:r>
+        <w:rPr>
+          <w:rFonts w:ascii="Times New Roman" w:eastAsia="Times New Roman" w:hAnsi="Times New Roman" w:cs="Times New Roman"/>
+          <w:sz w:val="24"/>
+          <w:szCs w:val="24"/>
+          <w:lang w:eastAsia="en-IN"/>
+        </w:rPr>
+        <w:t>Employees can join or leave a company.</w:t>
+      </w:r>
+    </w:p>
+    <w:p>
+      <w:pPr>
+        <w:spacing w:before="100" w:beforeAutospacing="1" w:after="100" w:afterAutospacing="1" w:line="240" w:lineRule="auto"/>
+        <w:rPr>
+          <w:rFonts w:ascii="Times New Roman" w:eastAsia="Times New Roman" w:hAnsi="Times New Roman" w:cs="Times New Roman"/>
+          <w:sz w:val="24"/>
+          <w:szCs w:val="24"/>
+          <w:lang w:eastAsia="en-IN"/>
+        </w:rPr>
+      </w:pPr>
+    </w:p>
+    <w:p>
+      <w:pPr>
+        <w:spacing w:before="100" w:beforeAutospacing="1" w:after="100" w:afterAutospacing="1" w:line="240" w:lineRule="auto"/>
+        <w:rPr>
+          <w:rFonts w:ascii="Times New Roman" w:eastAsia="Times New Roman" w:hAnsi="Times New Roman" w:cs="Times New Roman"/>
+          <w:sz w:val="24"/>
+          <w:szCs w:val="24"/>
+          <w:lang w:eastAsia="en-IN"/>
+        </w:rPr>
+      </w:pPr>
+      <w:proofErr w:type="spellStart"/>
+      <w:r>
+        <w:rPr>
+          <w:rFonts w:ascii="Times New Roman" w:eastAsia="Times New Roman" w:hAnsi="Times New Roman" w:cs="Times New Roman"/>
+          <w:sz w:val="24"/>
+          <w:szCs w:val="24"/>
+          <w:lang w:eastAsia="en-IN"/>
+        </w:rPr>
+        <w:lastRenderedPageBreak/>
+        <w:t>ArrayList</w:t>
+      </w:r>
+      <w:proofErr w:type="spellEnd"/>
+      <w:r>
+        <w:rPr>
+          <w:rFonts w:ascii="Times New Roman" w:eastAsia="Times New Roman" w:hAnsi="Times New Roman" w:cs="Times New Roman"/>
+          <w:sz w:val="24"/>
+          <w:szCs w:val="24"/>
+          <w:lang w:eastAsia="en-IN"/>
+        </w:rPr>
+        <w:t xml:space="preserve">&lt;String&gt; employees = new </w:t>
+      </w:r>
+      <w:proofErr w:type="spellStart"/>
+      <w:r>
+        <w:rPr>
+          <w:rFonts w:ascii="Times New Roman" w:eastAsia="Times New Roman" w:hAnsi="Times New Roman" w:cs="Times New Roman"/>
+          <w:sz w:val="24"/>
+          <w:szCs w:val="24"/>
+          <w:lang w:eastAsia="en-IN"/>
+        </w:rPr>
+        <w:t>ArrayList</w:t>
+      </w:r>
+      <w:proofErr w:type="spellEnd"/>
+      <w:r>
+        <w:rPr>
+          <w:rFonts w:ascii="Times New Roman" w:eastAsia="Times New Roman" w:hAnsi="Times New Roman" w:cs="Times New Roman"/>
+          <w:sz w:val="24"/>
+          <w:szCs w:val="24"/>
+          <w:lang w:eastAsia="en-IN"/>
+        </w:rPr>
+        <w:t>&lt;</w:t>
+      </w:r>
+      <w:proofErr w:type="gramStart"/>
+      <w:r>
+        <w:rPr>
+          <w:rFonts w:ascii="Times New Roman" w:eastAsia="Times New Roman" w:hAnsi="Times New Roman" w:cs="Times New Roman"/>
+          <w:sz w:val="24"/>
+          <w:szCs w:val="24"/>
+          <w:lang w:eastAsia="en-IN"/>
+        </w:rPr>
+        <w:t>&gt;(</w:t>
+      </w:r>
+      <w:proofErr w:type="gramEnd"/>
+      <w:r>
+        <w:rPr>
+          <w:rFonts w:ascii="Times New Roman" w:eastAsia="Times New Roman" w:hAnsi="Times New Roman" w:cs="Times New Roman"/>
+          <w:sz w:val="24"/>
+          <w:szCs w:val="24"/>
+          <w:lang w:eastAsia="en-IN"/>
+        </w:rPr>
+        <w:t>);</w:t>
+      </w:r>
+    </w:p>
+    <w:p>
+      <w:pPr>
+        <w:spacing w:before="100" w:beforeAutospacing="1" w:after="100" w:afterAutospacing="1" w:line="240" w:lineRule="auto"/>
+        <w:rPr>
+          <w:rFonts w:ascii="Times New Roman" w:eastAsia="Times New Roman" w:hAnsi="Times New Roman" w:cs="Times New Roman"/>
+          <w:sz w:val="24"/>
+          <w:szCs w:val="24"/>
+          <w:lang w:eastAsia="en-IN"/>
+        </w:rPr>
+      </w:pPr>
+    </w:p>
+    <w:p>
+      <w:pPr>
+        <w:spacing w:before="100" w:beforeAutospacing="1" w:after="100" w:afterAutospacing="1" w:line="240" w:lineRule="auto"/>
+        <w:rPr>
+          <w:rFonts w:ascii="Times New Roman" w:eastAsia="Times New Roman" w:hAnsi="Times New Roman" w:cs="Times New Roman"/>
+          <w:sz w:val="24"/>
+          <w:szCs w:val="24"/>
+          <w:lang w:eastAsia="en-IN"/>
+        </w:rPr>
+      </w:pPr>
+      <w:proofErr w:type="spellStart"/>
+      <w:proofErr w:type="gramStart"/>
+      <w:r>
+        <w:rPr>
+          <w:rFonts w:ascii="Times New Roman" w:eastAsia="Times New Roman" w:hAnsi="Times New Roman" w:cs="Times New Roman"/>
+          <w:sz w:val="24"/>
+          <w:szCs w:val="24"/>
+          <w:lang w:eastAsia="en-IN"/>
+        </w:rPr>
+        <w:t>employees.add</w:t>
+      </w:r>
+      <w:proofErr w:type="spellEnd"/>
+      <w:r>
+        <w:rPr>
+          <w:rFonts w:ascii="Times New Roman" w:eastAsia="Times New Roman" w:hAnsi="Times New Roman" w:cs="Times New Roman"/>
+          <w:sz w:val="24"/>
+          <w:szCs w:val="24"/>
+          <w:lang w:eastAsia="en-IN"/>
+        </w:rPr>
+        <w:t>(</w:t>
+      </w:r>
+      <w:proofErr w:type="gramEnd"/>
+      <w:r>
+        <w:rPr>
+          <w:rFonts w:ascii="Times New Roman" w:eastAsia="Times New Roman" w:hAnsi="Times New Roman" w:cs="Times New Roman"/>
+          <w:sz w:val="24"/>
+          <w:szCs w:val="24"/>
+          <w:lang w:eastAsia="en-IN"/>
+        </w:rPr>
+        <w:t>"Rahul");</w:t>
+      </w:r>
+    </w:p>
+    <w:p>
+      <w:pPr>
+        <w:spacing w:before="100" w:beforeAutospacing="1" w:after="100" w:afterAutospacing="1" w:line="240" w:lineRule="auto"/>
+        <w:rPr>
+          <w:rFonts w:ascii="Times New Roman" w:eastAsia="Times New Roman" w:hAnsi="Times New Roman" w:cs="Times New Roman"/>
+          <w:sz w:val="24"/>
+          <w:szCs w:val="24"/>
+          <w:lang w:eastAsia="en-IN"/>
+        </w:rPr>
+      </w:pPr>
+      <w:proofErr w:type="spellStart"/>
+      <w:proofErr w:type="gramStart"/>
+      <w:r>
+        <w:rPr>
+          <w:rFonts w:ascii="Times New Roman" w:eastAsia="Times New Roman" w:hAnsi="Times New Roman" w:cs="Times New Roman"/>
+          <w:sz w:val="24"/>
+          <w:szCs w:val="24"/>
+          <w:lang w:eastAsia="en-IN"/>
+        </w:rPr>
+        <w:t>employees.add</w:t>
+      </w:r>
+      <w:proofErr w:type="spellEnd"/>
+      <w:r>
+        <w:rPr>
+          <w:rFonts w:ascii="Times New Roman" w:eastAsia="Times New Roman" w:hAnsi="Times New Roman" w:cs="Times New Roman"/>
+          <w:sz w:val="24"/>
+          <w:szCs w:val="24"/>
+          <w:lang w:eastAsia="en-IN"/>
+        </w:rPr>
+        <w:t>(</w:t>
+      </w:r>
+      <w:proofErr w:type="gramEnd"/>
+      <w:r>
+        <w:rPr>
+          <w:rFonts w:ascii="Times New Roman" w:eastAsia="Times New Roman" w:hAnsi="Times New Roman" w:cs="Times New Roman"/>
+          <w:sz w:val="24"/>
+          <w:szCs w:val="24"/>
+          <w:lang w:eastAsia="en-IN"/>
+        </w:rPr>
+        <w:t>"Amit");</w:t>
+      </w:r>
+    </w:p>
+    <w:p>
+      <w:pPr>
+        <w:spacing w:before="100" w:beforeAutospacing="1" w:after="100" w:afterAutospacing="1" w:line="240" w:lineRule="auto"/>
+        <w:rPr>
+          <w:rFonts w:ascii="Times New Roman" w:eastAsia="Times New Roman" w:hAnsi="Times New Roman" w:cs="Times New Roman"/>
+          <w:sz w:val="24"/>
+          <w:szCs w:val="24"/>
+          <w:lang w:eastAsia="en-IN"/>
+        </w:rPr>
+      </w:pPr>
+    </w:p>
+    <w:p>
+      <w:pPr>
+        <w:spacing w:before="100" w:beforeAutospacing="1" w:after="100" w:afterAutospacing="1" w:line="240" w:lineRule="auto"/>
+        <w:rPr>
+          <w:rFonts w:ascii="Times New Roman" w:eastAsia="Times New Roman" w:hAnsi="Times New Roman" w:cs="Times New Roman"/>
+          <w:sz w:val="24"/>
+          <w:szCs w:val="24"/>
+          <w:lang w:eastAsia="en-IN"/>
+        </w:rPr>
+      </w:pPr>
+      <w:r>
+        <w:rPr>
+          <w:rFonts w:ascii="Times New Roman" w:eastAsia="Times New Roman" w:hAnsi="Times New Roman" w:cs="Times New Roman"/>
+          <w:sz w:val="24"/>
+          <w:szCs w:val="24"/>
+          <w:lang w:eastAsia="en-IN"/>
+        </w:rPr>
+        <w:t>3. Contact List</w:t>
+      </w:r>
+    </w:p>
+    <w:p>
+      <w:pPr>
+        <w:spacing w:before="100" w:beforeAutospacing="1" w:after="100" w:afterAutospacing="1" w:line="240" w:lineRule="auto"/>
+        <w:rPr>
+          <w:rFonts w:ascii="Times New Roman" w:eastAsia="Times New Roman" w:hAnsi="Times New Roman" w:cs="Times New Roman"/>
+          <w:sz w:val="24"/>
+          <w:szCs w:val="24"/>
+          <w:lang w:eastAsia="en-IN"/>
+        </w:rPr>
+      </w:pPr>
+    </w:p>
+    <w:p>
+      <w:pPr>
+        <w:spacing w:before="100" w:beforeAutospacing="1" w:after="100" w:afterAutospacing="1" w:line="240" w:lineRule="auto"/>
+        <w:rPr>
+          <w:rFonts w:ascii="Times New Roman" w:eastAsia="Times New Roman" w:hAnsi="Times New Roman" w:cs="Times New Roman"/>
+          <w:sz w:val="24"/>
+          <w:szCs w:val="24"/>
+          <w:lang w:eastAsia="en-IN"/>
+        </w:rPr>
+      </w:pPr>
+      <w:r>
+        <w:rPr>
+          <w:rFonts w:ascii="Times New Roman" w:eastAsia="Times New Roman" w:hAnsi="Times New Roman" w:cs="Times New Roman"/>
+          <w:sz w:val="24"/>
+          <w:szCs w:val="24"/>
+          <w:lang w:eastAsia="en-IN"/>
+        </w:rPr>
+        <w:t>New contacts can be added anytime.</w:t>
+      </w:r>
+    </w:p>
+    <w:p>
+      <w:pPr>
+        <w:spacing w:before="100" w:beforeAutospacing="1" w:after="100" w:afterAutospacing="1" w:line="240" w:lineRule="auto"/>
+        <w:rPr>
+          <w:rFonts w:ascii="Times New Roman" w:eastAsia="Times New Roman" w:hAnsi="Times New Roman" w:cs="Times New Roman"/>
+          <w:sz w:val="24"/>
+          <w:szCs w:val="24"/>
+          <w:lang w:eastAsia="en-IN"/>
+        </w:rPr>
+      </w:pPr>
+    </w:p>
+    <w:p>
+      <w:pPr>
+        <w:spacing w:before="100" w:beforeAutospacing="1" w:after="100" w:afterAutospacing="1" w:line="240" w:lineRule="auto"/>
+        <w:rPr>
+          <w:rFonts w:ascii="Times New Roman" w:eastAsia="Times New Roman" w:hAnsi="Times New Roman" w:cs="Times New Roman"/>
+          <w:sz w:val="24"/>
+          <w:szCs w:val="24"/>
+          <w:lang w:eastAsia="en-IN"/>
+        </w:rPr>
+      </w:pPr>
+      <w:proofErr w:type="spellStart"/>
+      <w:r>
+        <w:rPr>
+          <w:rFonts w:ascii="Times New Roman" w:eastAsia="Times New Roman" w:hAnsi="Times New Roman" w:cs="Times New Roman"/>
+          <w:sz w:val="24"/>
+          <w:szCs w:val="24"/>
+          <w:lang w:eastAsia="en-IN"/>
+        </w:rPr>
+        <w:t>ArrayList</w:t>
+      </w:r>
+      <w:proofErr w:type="spellEnd"/>
+      <w:r>
+        <w:rPr>
+          <w:rFonts w:ascii="Times New Roman" w:eastAsia="Times New Roman" w:hAnsi="Times New Roman" w:cs="Times New Roman"/>
+          <w:sz w:val="24"/>
+          <w:szCs w:val="24"/>
+          <w:lang w:eastAsia="en-IN"/>
+        </w:rPr>
+        <w:t xml:space="preserve">&lt;String&gt; contacts = new </w:t>
+      </w:r>
+      <w:proofErr w:type="spellStart"/>
+      <w:r>
+        <w:rPr>
+          <w:rFonts w:ascii="Times New Roman" w:eastAsia="Times New Roman" w:hAnsi="Times New Roman" w:cs="Times New Roman"/>
+          <w:sz w:val="24"/>
+          <w:szCs w:val="24"/>
+          <w:lang w:eastAsia="en-IN"/>
+        </w:rPr>
+        <w:t>ArrayList</w:t>
+      </w:r>
+      <w:proofErr w:type="spellEnd"/>
+      <w:r>
+        <w:rPr>
+          <w:rFonts w:ascii="Times New Roman" w:eastAsia="Times New Roman" w:hAnsi="Times New Roman" w:cs="Times New Roman"/>
+          <w:sz w:val="24"/>
+          <w:szCs w:val="24"/>
+          <w:lang w:eastAsia="en-IN"/>
+        </w:rPr>
+        <w:t>&lt;</w:t>
+      </w:r>
+      <w:proofErr w:type="gramStart"/>
+      <w:r>
+        <w:rPr>
+          <w:rFonts w:ascii="Times New Roman" w:eastAsia="Times New Roman" w:hAnsi="Times New Roman" w:cs="Times New Roman"/>
+          <w:sz w:val="24"/>
+          <w:szCs w:val="24"/>
+          <w:lang w:eastAsia="en-IN"/>
+        </w:rPr>
+        <w:t>&gt;(</w:t>
+      </w:r>
+      <w:proofErr w:type="gramEnd"/>
+      <w:r>
+        <w:rPr>
+          <w:rFonts w:ascii="Times New Roman" w:eastAsia="Times New Roman" w:hAnsi="Times New Roman" w:cs="Times New Roman"/>
+          <w:sz w:val="24"/>
+          <w:szCs w:val="24"/>
+          <w:lang w:eastAsia="en-IN"/>
+        </w:rPr>
+        <w:t>);</w:t>
+      </w:r>
+    </w:p>
+    <w:p>
+      <w:pPr>
+        <w:spacing w:before="100" w:beforeAutospacing="1" w:after="100" w:afterAutospacing="1" w:line="240" w:lineRule="auto"/>
+        <w:rPr>
+          <w:rFonts w:ascii="Times New Roman" w:eastAsia="Times New Roman" w:hAnsi="Times New Roman" w:cs="Times New Roman"/>
+          <w:sz w:val="24"/>
+          <w:szCs w:val="24"/>
+          <w:lang w:eastAsia="en-IN"/>
+        </w:rPr>
+      </w:pPr>
+    </w:p>
+    <w:p>
+      <w:pPr>
+        <w:spacing w:before="100" w:beforeAutospacing="1" w:after="100" w:afterAutospacing="1" w:line="240" w:lineRule="auto"/>
+        <w:rPr>
+          <w:rFonts w:ascii="Times New Roman" w:eastAsia="Times New Roman" w:hAnsi="Times New Roman" w:cs="Times New Roman"/>
+          <w:sz w:val="24"/>
+          <w:szCs w:val="24"/>
+          <w:lang w:eastAsia="en-IN"/>
+        </w:rPr>
+      </w:pPr>
+      <w:proofErr w:type="spellStart"/>
+      <w:proofErr w:type="gramStart"/>
+      <w:r>
+        <w:rPr>
+          <w:rFonts w:ascii="Times New Roman" w:eastAsia="Times New Roman" w:hAnsi="Times New Roman" w:cs="Times New Roman"/>
+          <w:sz w:val="24"/>
+          <w:szCs w:val="24"/>
+          <w:lang w:eastAsia="en-IN"/>
+        </w:rPr>
+        <w:t>contacts.add</w:t>
+      </w:r>
+      <w:proofErr w:type="spellEnd"/>
+      <w:r>
+        <w:rPr>
+          <w:rFonts w:ascii="Times New Roman" w:eastAsia="Times New Roman" w:hAnsi="Times New Roman" w:cs="Times New Roman"/>
+          <w:sz w:val="24"/>
+          <w:szCs w:val="24"/>
+          <w:lang w:eastAsia="en-IN"/>
+        </w:rPr>
+        <w:t>(</w:t>
+      </w:r>
+      <w:proofErr w:type="gramEnd"/>
+      <w:r>
+        <w:rPr>
+          <w:rFonts w:ascii="Times New Roman" w:eastAsia="Times New Roman" w:hAnsi="Times New Roman" w:cs="Times New Roman"/>
+          <w:sz w:val="24"/>
+          <w:szCs w:val="24"/>
+          <w:lang w:eastAsia="en-IN"/>
+        </w:rPr>
+        <w:t>"John");</w:t>
+      </w:r>
+    </w:p>
+    <w:p>
+      <w:pPr>
+        <w:spacing w:before="100" w:beforeAutospacing="1" w:after="100" w:afterAutospacing="1" w:line="240" w:lineRule="auto"/>
+        <w:rPr>
+          <w:rFonts w:ascii="Times New Roman" w:eastAsia="Times New Roman" w:hAnsi="Times New Roman" w:cs="Times New Roman"/>
+          <w:sz w:val="24"/>
+          <w:szCs w:val="24"/>
+          <w:lang w:eastAsia="en-IN"/>
+        </w:rPr>
+      </w:pPr>
+      <w:proofErr w:type="spellStart"/>
+      <w:proofErr w:type="gramStart"/>
+      <w:r>
+        <w:rPr>
+          <w:rFonts w:ascii="Times New Roman" w:eastAsia="Times New Roman" w:hAnsi="Times New Roman" w:cs="Times New Roman"/>
+          <w:sz w:val="24"/>
+          <w:szCs w:val="24"/>
+          <w:lang w:eastAsia="en-IN"/>
+        </w:rPr>
+        <w:lastRenderedPageBreak/>
+        <w:t>contacts.add</w:t>
+      </w:r>
+      <w:proofErr w:type="spellEnd"/>
+      <w:r>
+        <w:rPr>
+          <w:rFonts w:ascii="Times New Roman" w:eastAsia="Times New Roman" w:hAnsi="Times New Roman" w:cs="Times New Roman"/>
+          <w:sz w:val="24"/>
+          <w:szCs w:val="24"/>
+          <w:lang w:eastAsia="en-IN"/>
+        </w:rPr>
+        <w:t>(</w:t>
+      </w:r>
+      <w:proofErr w:type="gramEnd"/>
+      <w:r>
+        <w:rPr>
+          <w:rFonts w:ascii="Times New Roman" w:eastAsia="Times New Roman" w:hAnsi="Times New Roman" w:cs="Times New Roman"/>
+          <w:sz w:val="24"/>
+          <w:szCs w:val="24"/>
+          <w:lang w:eastAsia="en-IN"/>
+        </w:rPr>
+        <w:t>"Sara");</w:t>
+      </w:r>
+    </w:p>
+    <w:p>
+      <w:pPr>
+        <w:spacing w:before="100" w:beforeAutospacing="1" w:after="100" w:afterAutospacing="1" w:line="240" w:lineRule="auto"/>
+        <w:rPr>
+          <w:rFonts w:ascii="Times New Roman" w:eastAsia="Times New Roman" w:hAnsi="Times New Roman" w:cs="Times New Roman"/>
+          <w:sz w:val="24"/>
+          <w:szCs w:val="24"/>
+          <w:lang w:eastAsia="en-IN"/>
+        </w:rPr>
+      </w:pPr>
+    </w:p>
+    <w:p>
+      <w:pPr>
+        <w:spacing w:before="100" w:beforeAutospacing="1" w:after="100" w:afterAutospacing="1" w:line="240" w:lineRule="auto"/>
+        <w:rPr>
+          <w:rFonts w:ascii="Times New Roman" w:eastAsia="Times New Roman" w:hAnsi="Times New Roman" w:cs="Times New Roman"/>
+          <w:sz w:val="24"/>
+          <w:szCs w:val="24"/>
+          <w:lang w:eastAsia="en-IN"/>
+        </w:rPr>
+      </w:pPr>
+      <w:r>
+        <w:rPr>
+          <w:rFonts w:ascii="Times New Roman" w:eastAsia="Times New Roman" w:hAnsi="Times New Roman" w:cs="Times New Roman"/>
+          <w:sz w:val="24"/>
+          <w:szCs w:val="24"/>
+          <w:lang w:eastAsia="en-IN"/>
+        </w:rPr>
+        <w:t>Simple Comparison Example</w:t>
+      </w:r>
+    </w:p>
+    <w:p>
+      <w:pPr>
+        <w:spacing w:before="100" w:beforeAutospacing="1" w:after="100" w:afterAutospacing="1" w:line="240" w:lineRule="auto"/>
+        <w:rPr>
+          <w:rFonts w:ascii="Times New Roman" w:eastAsia="Times New Roman" w:hAnsi="Times New Roman" w:cs="Times New Roman"/>
+          <w:sz w:val="24"/>
+          <w:szCs w:val="24"/>
+          <w:lang w:eastAsia="en-IN"/>
+        </w:rPr>
+      </w:pPr>
+      <w:r>
+        <w:rPr>
+          <w:rFonts w:ascii="Times New Roman" w:eastAsia="Times New Roman" w:hAnsi="Times New Roman" w:cs="Times New Roman"/>
+          <w:sz w:val="24"/>
+          <w:szCs w:val="24"/>
+          <w:lang w:eastAsia="en-IN"/>
+        </w:rPr>
+        <w:t>Array</w:t>
+      </w:r>
+    </w:p>
+    <w:p>
+      <w:pPr>
+        <w:spacing w:before="100" w:beforeAutospacing="1" w:after="100" w:afterAutospacing="1" w:line="240" w:lineRule="auto"/>
+        <w:rPr>
+          <w:rFonts w:ascii="Times New Roman" w:eastAsia="Times New Roman" w:hAnsi="Times New Roman" w:cs="Times New Roman"/>
+          <w:sz w:val="24"/>
+          <w:szCs w:val="24"/>
+          <w:lang w:eastAsia="en-IN"/>
+        </w:rPr>
+      </w:pPr>
+      <w:proofErr w:type="gramStart"/>
+      <w:r>
+        <w:rPr>
+          <w:rFonts w:ascii="Times New Roman" w:eastAsia="Times New Roman" w:hAnsi="Times New Roman" w:cs="Times New Roman"/>
+          <w:sz w:val="24"/>
+          <w:szCs w:val="24"/>
+          <w:lang w:eastAsia="en-IN"/>
+        </w:rPr>
+        <w:t>int[</w:t>
+      </w:r>
+      <w:proofErr w:type="gramEnd"/>
+      <w:r>
+        <w:rPr>
+          <w:rFonts w:ascii="Times New Roman" w:eastAsia="Times New Roman" w:hAnsi="Times New Roman" w:cs="Times New Roman"/>
+          <w:sz w:val="24"/>
+          <w:szCs w:val="24"/>
+          <w:lang w:eastAsia="en-IN"/>
+        </w:rPr>
+        <w:t>] numbers = new int[3];</w:t>
+      </w:r>
+    </w:p>
+    <w:p>
+      <w:pPr>
+        <w:spacing w:before="100" w:beforeAutospacing="1" w:after="100" w:afterAutospacing="1" w:line="240" w:lineRule="auto"/>
+        <w:rPr>
+          <w:rFonts w:ascii="Times New Roman" w:eastAsia="Times New Roman" w:hAnsi="Times New Roman" w:cs="Times New Roman"/>
+          <w:sz w:val="24"/>
+          <w:szCs w:val="24"/>
+          <w:lang w:eastAsia="en-IN"/>
+        </w:rPr>
+      </w:pPr>
+    </w:p>
+    <w:p>
+      <w:pPr>
+        <w:spacing w:before="100" w:beforeAutospacing="1" w:after="100" w:afterAutospacing="1" w:line="240" w:lineRule="auto"/>
+        <w:rPr>
+          <w:rFonts w:ascii="Times New Roman" w:eastAsia="Times New Roman" w:hAnsi="Times New Roman" w:cs="Times New Roman"/>
+          <w:sz w:val="24"/>
+          <w:szCs w:val="24"/>
+          <w:lang w:eastAsia="en-IN"/>
+        </w:rPr>
+      </w:pPr>
+      <w:proofErr w:type="gramStart"/>
+      <w:r>
+        <w:rPr>
+          <w:rFonts w:ascii="Times New Roman" w:eastAsia="Times New Roman" w:hAnsi="Times New Roman" w:cs="Times New Roman"/>
+          <w:sz w:val="24"/>
+          <w:szCs w:val="24"/>
+          <w:lang w:eastAsia="en-IN"/>
+        </w:rPr>
+        <w:t>numbers[</w:t>
+      </w:r>
+      <w:proofErr w:type="gramEnd"/>
+      <w:r>
+        <w:rPr>
+          <w:rFonts w:ascii="Times New Roman" w:eastAsia="Times New Roman" w:hAnsi="Times New Roman" w:cs="Times New Roman"/>
+          <w:sz w:val="24"/>
+          <w:szCs w:val="24"/>
+          <w:lang w:eastAsia="en-IN"/>
+        </w:rPr>
+        <w:t>0] = 10;</w:t>
+      </w:r>
+    </w:p>
+    <w:p>
+      <w:pPr>
+        <w:spacing w:before="100" w:beforeAutospacing="1" w:after="100" w:afterAutospacing="1" w:line="240" w:lineRule="auto"/>
+        <w:rPr>
+          <w:rFonts w:ascii="Times New Roman" w:eastAsia="Times New Roman" w:hAnsi="Times New Roman" w:cs="Times New Roman"/>
+          <w:sz w:val="24"/>
+          <w:szCs w:val="24"/>
+          <w:lang w:eastAsia="en-IN"/>
+        </w:rPr>
+      </w:pPr>
+      <w:proofErr w:type="gramStart"/>
+      <w:r>
+        <w:rPr>
+          <w:rFonts w:ascii="Times New Roman" w:eastAsia="Times New Roman" w:hAnsi="Times New Roman" w:cs="Times New Roman"/>
+          <w:sz w:val="24"/>
+          <w:szCs w:val="24"/>
+          <w:lang w:eastAsia="en-IN"/>
+        </w:rPr>
+        <w:t>numbers[</w:t>
+      </w:r>
+      <w:proofErr w:type="gramEnd"/>
+      <w:r>
+        <w:rPr>
+          <w:rFonts w:ascii="Times New Roman" w:eastAsia="Times New Roman" w:hAnsi="Times New Roman" w:cs="Times New Roman"/>
+          <w:sz w:val="24"/>
+          <w:szCs w:val="24"/>
+          <w:lang w:eastAsia="en-IN"/>
+        </w:rPr>
+        <w:t>1] = 20;</w:t>
+      </w:r>
+    </w:p>
+    <w:p>
+      <w:pPr>
+        <w:spacing w:before="100" w:beforeAutospacing="1" w:after="100" w:afterAutospacing="1" w:line="240" w:lineRule="auto"/>
+        <w:rPr>
+          <w:rFonts w:ascii="Times New Roman" w:eastAsia="Times New Roman" w:hAnsi="Times New Roman" w:cs="Times New Roman"/>
+          <w:sz w:val="24"/>
+          <w:szCs w:val="24"/>
+          <w:lang w:eastAsia="en-IN"/>
+        </w:rPr>
+      </w:pPr>
+      <w:proofErr w:type="gramStart"/>
+      <w:r>
+        <w:rPr>
+          <w:rFonts w:ascii="Times New Roman" w:eastAsia="Times New Roman" w:hAnsi="Times New Roman" w:cs="Times New Roman"/>
+          <w:sz w:val="24"/>
+          <w:szCs w:val="24"/>
+          <w:lang w:eastAsia="en-IN"/>
+        </w:rPr>
+        <w:t>numbers[</w:t>
+      </w:r>
+      <w:proofErr w:type="gramEnd"/>
+      <w:r>
+        <w:rPr>
+          <w:rFonts w:ascii="Times New Roman" w:eastAsia="Times New Roman" w:hAnsi="Times New Roman" w:cs="Times New Roman"/>
+          <w:sz w:val="24"/>
+          <w:szCs w:val="24"/>
+          <w:lang w:eastAsia="en-IN"/>
+        </w:rPr>
+        <w:t>2] = 30;</w:t>
+      </w:r>
+    </w:p>
+    <w:p>
+      <w:pPr>
+        <w:spacing w:before="100" w:beforeAutospacing="1" w:after="100" w:afterAutospacing="1" w:line="240" w:lineRule="auto"/>
+        <w:rPr>
+          <w:rFonts w:ascii="Times New Roman" w:eastAsia="Times New Roman" w:hAnsi="Times New Roman" w:cs="Times New Roman"/>
+          <w:sz w:val="24"/>
+          <w:szCs w:val="24"/>
+          <w:lang w:eastAsia="en-IN"/>
+        </w:rPr>
+      </w:pPr>
+    </w:p>
+    <w:p>
+      <w:pPr>
+        <w:spacing w:before="100" w:beforeAutospacing="1" w:after="100" w:afterAutospacing="1" w:line="240" w:lineRule="auto"/>
+        <w:rPr>
+          <w:rFonts w:ascii="Times New Roman" w:eastAsia="Times New Roman" w:hAnsi="Times New Roman" w:cs="Times New Roman"/>
+          <w:sz w:val="24"/>
+          <w:szCs w:val="24"/>
+          <w:lang w:eastAsia="en-IN"/>
+        </w:rPr>
+      </w:pPr>
+      <w:r>
+        <w:rPr>
+          <w:rFonts w:ascii="Times New Roman" w:eastAsia="Times New Roman" w:hAnsi="Times New Roman" w:cs="Times New Roman"/>
+          <w:sz w:val="24"/>
+          <w:szCs w:val="24"/>
+          <w:lang w:eastAsia="en-IN"/>
+        </w:rPr>
+        <w:t xml:space="preserve">// </w:t>
+      </w:r>
+      <w:proofErr w:type="gramStart"/>
+      <w:r>
+        <w:rPr>
+          <w:rFonts w:ascii="Times New Roman" w:eastAsia="Times New Roman" w:hAnsi="Times New Roman" w:cs="Times New Roman"/>
+          <w:sz w:val="24"/>
+          <w:szCs w:val="24"/>
+          <w:lang w:eastAsia="en-IN"/>
+        </w:rPr>
+        <w:t>Cannot</w:t>
+      </w:r>
+      <w:proofErr w:type="gramEnd"/>
+      <w:r>
+        <w:rPr>
+          <w:rFonts w:ascii="Times New Roman" w:eastAsia="Times New Roman" w:hAnsi="Times New Roman" w:cs="Times New Roman"/>
+          <w:sz w:val="24"/>
+          <w:szCs w:val="24"/>
+          <w:lang w:eastAsia="en-IN"/>
+        </w:rPr>
+        <w:t xml:space="preserve"> add another element</w:t>
+      </w:r>
+    </w:p>
+    <w:p>
+      <w:pPr>
+        <w:spacing w:before="100" w:beforeAutospacing="1" w:after="100" w:afterAutospacing="1" w:line="240" w:lineRule="auto"/>
+        <w:rPr>
+          <w:rFonts w:ascii="Times New Roman" w:eastAsia="Times New Roman" w:hAnsi="Times New Roman" w:cs="Times New Roman"/>
+          <w:sz w:val="24"/>
+          <w:szCs w:val="24"/>
+          <w:lang w:eastAsia="en-IN"/>
+        </w:rPr>
+      </w:pPr>
+    </w:p>
+    <w:p>
+      <w:pPr>
+        <w:spacing w:before="100" w:beforeAutospacing="1" w:after="100" w:afterAutospacing="1" w:line="240" w:lineRule="auto"/>
+        <w:rPr>
+          <w:rFonts w:ascii="Times New Roman" w:eastAsia="Times New Roman" w:hAnsi="Times New Roman" w:cs="Times New Roman"/>
+          <w:sz w:val="24"/>
+          <w:szCs w:val="24"/>
+          <w:lang w:eastAsia="en-IN"/>
+        </w:rPr>
+      </w:pPr>
+    </w:p>
+    <w:p>
+      <w:pPr>
+        <w:spacing w:before="100" w:beforeAutospacing="1" w:after="100" w:afterAutospacing="1" w:line="240" w:lineRule="auto"/>
+        <w:rPr>
+          <w:rFonts w:ascii="Times New Roman" w:eastAsia="Times New Roman" w:hAnsi="Times New Roman" w:cs="Times New Roman"/>
+          <w:sz w:val="24"/>
+          <w:szCs w:val="24"/>
+          <w:lang w:eastAsia="en-IN"/>
+        </w:rPr>
+      </w:pPr>
+      <w:r>
+        <w:rPr>
+          <w:rFonts w:ascii="Times New Roman" w:eastAsia="Times New Roman" w:hAnsi="Times New Roman" w:cs="Times New Roman"/>
+          <w:sz w:val="24"/>
+          <w:szCs w:val="24"/>
+          <w:lang w:eastAsia="en-IN"/>
+        </w:rPr>
+        <w:t>Size is fixed:</w:t>
+      </w:r>
+    </w:p>
+    <w:p>
+      <w:pPr>
+        <w:spacing w:before="100" w:beforeAutospacing="1" w:after="100" w:afterAutospacing="1" w:line="240" w:lineRule="auto"/>
+        <w:rPr>
+          <w:rFonts w:ascii="Times New Roman" w:eastAsia="Times New Roman" w:hAnsi="Times New Roman" w:cs="Times New Roman"/>
+          <w:sz w:val="24"/>
+          <w:szCs w:val="24"/>
+          <w:lang w:eastAsia="en-IN"/>
+        </w:rPr>
+      </w:pPr>
+    </w:p>
+    <w:p>
+      <w:pPr>
+        <w:spacing w:before="100" w:beforeAutospacing="1" w:after="100" w:afterAutospacing="1" w:line="240" w:lineRule="auto"/>
+        <w:rPr>
+          <w:rFonts w:ascii="Times New Roman" w:eastAsia="Times New Roman" w:hAnsi="Times New Roman" w:cs="Times New Roman"/>
+          <w:sz w:val="24"/>
+          <w:szCs w:val="24"/>
+          <w:lang w:eastAsia="en-IN"/>
+        </w:rPr>
+      </w:pPr>
+      <w:r>
+        <w:rPr>
+          <w:rFonts w:ascii="Times New Roman" w:eastAsia="Times New Roman" w:hAnsi="Times New Roman" w:cs="Times New Roman"/>
+          <w:sz w:val="24"/>
+          <w:szCs w:val="24"/>
+          <w:lang w:eastAsia="en-IN"/>
+        </w:rPr>
+        <w:t>[10, 20, 30]</w:t>
+      </w:r>
+    </w:p>
+    <w:p>
+      <w:pPr>
+        <w:spacing w:before="100" w:beforeAutospacing="1" w:after="100" w:afterAutospacing="1" w:line="240" w:lineRule="auto"/>
+        <w:rPr>
+          <w:rFonts w:ascii="Times New Roman" w:eastAsia="Times New Roman" w:hAnsi="Times New Roman" w:cs="Times New Roman"/>
+          <w:sz w:val="24"/>
+          <w:szCs w:val="24"/>
+          <w:lang w:eastAsia="en-IN"/>
+        </w:rPr>
+      </w:pPr>
+    </w:p>
+    <w:p>
+      <w:pPr>
+        <w:spacing w:before="100" w:beforeAutospacing="1" w:after="100" w:afterAutospacing="1" w:line="240" w:lineRule="auto"/>
+        <w:rPr>
+          <w:rFonts w:ascii="Times New Roman" w:eastAsia="Times New Roman" w:hAnsi="Times New Roman" w:cs="Times New Roman"/>
+          <w:sz w:val="24"/>
+          <w:szCs w:val="24"/>
+          <w:lang w:eastAsia="en-IN"/>
+        </w:rPr>
+      </w:pPr>
+      <w:proofErr w:type="spellStart"/>
+      <w:r>
+        <w:rPr>
+          <w:rFonts w:ascii="Times New Roman" w:eastAsia="Times New Roman" w:hAnsi="Times New Roman" w:cs="Times New Roman"/>
+          <w:sz w:val="24"/>
+          <w:szCs w:val="24"/>
+          <w:lang w:eastAsia="en-IN"/>
+        </w:rPr>
+        <w:t>ArrayList</w:t>
+      </w:r>
+      <w:proofErr w:type="spellEnd"/>
+    </w:p>
+    <w:p>
+      <w:pPr>
+        <w:spacing w:before="100" w:beforeAutospacing="1" w:after="100" w:afterAutospacing="1" w:line="240" w:lineRule="auto"/>
+        <w:rPr>
+          <w:rFonts w:ascii="Times New Roman" w:eastAsia="Times New Roman" w:hAnsi="Times New Roman" w:cs="Times New Roman"/>
+          <w:sz w:val="24"/>
+          <w:szCs w:val="24"/>
+          <w:lang w:eastAsia="en-IN"/>
+        </w:rPr>
+      </w:pPr>
+      <w:proofErr w:type="spellStart"/>
+      <w:r>
+        <w:rPr>
+          <w:rFonts w:ascii="Times New Roman" w:eastAsia="Times New Roman" w:hAnsi="Times New Roman" w:cs="Times New Roman"/>
+          <w:sz w:val="24"/>
+          <w:szCs w:val="24"/>
+          <w:lang w:eastAsia="en-IN"/>
+        </w:rPr>
+        <w:t>ArrayList</w:t>
+      </w:r>
+      <w:proofErr w:type="spellEnd"/>
+      <w:r>
+        <w:rPr>
+          <w:rFonts w:ascii="Times New Roman" w:eastAsia="Times New Roman" w:hAnsi="Times New Roman" w:cs="Times New Roman"/>
+          <w:sz w:val="24"/>
+          <w:szCs w:val="24"/>
+          <w:lang w:eastAsia="en-IN"/>
+        </w:rPr>
+        <w:t xml:space="preserve">&lt;Integer&gt; numbers = new </w:t>
+      </w:r>
+      <w:proofErr w:type="spellStart"/>
+      <w:r>
+        <w:rPr>
+          <w:rFonts w:ascii="Times New Roman" w:eastAsia="Times New Roman" w:hAnsi="Times New Roman" w:cs="Times New Roman"/>
+          <w:sz w:val="24"/>
+          <w:szCs w:val="24"/>
+          <w:lang w:eastAsia="en-IN"/>
+        </w:rPr>
+        <w:t>ArrayList</w:t>
+      </w:r>
+      <w:proofErr w:type="spellEnd"/>
+      <w:r>
+        <w:rPr>
+          <w:rFonts w:ascii="Times New Roman" w:eastAsia="Times New Roman" w:hAnsi="Times New Roman" w:cs="Times New Roman"/>
+          <w:sz w:val="24"/>
+          <w:szCs w:val="24"/>
+          <w:lang w:eastAsia="en-IN"/>
+        </w:rPr>
+        <w:t>&lt;</w:t>
+      </w:r>
+      <w:proofErr w:type="gramStart"/>
+      <w:r>
+        <w:rPr>
+          <w:rFonts w:ascii="Times New Roman" w:eastAsia="Times New Roman" w:hAnsi="Times New Roman" w:cs="Times New Roman"/>
+          <w:sz w:val="24"/>
+          <w:szCs w:val="24"/>
+          <w:lang w:eastAsia="en-IN"/>
+        </w:rPr>
+        <w:t>&gt;(</w:t>
+      </w:r>
+      <w:proofErr w:type="gramEnd"/>
+      <w:r>
+        <w:rPr>
+          <w:rFonts w:ascii="Times New Roman" w:eastAsia="Times New Roman" w:hAnsi="Times New Roman" w:cs="Times New Roman"/>
+          <w:sz w:val="24"/>
+          <w:szCs w:val="24"/>
+          <w:lang w:eastAsia="en-IN"/>
+        </w:rPr>
+        <w:t>);</w:t>
+      </w:r>
+    </w:p>
+    <w:p>
+      <w:pPr>
+        <w:spacing w:before="100" w:beforeAutospacing="1" w:after="100" w:afterAutospacing="1" w:line="240" w:lineRule="auto"/>
+        <w:rPr>
+          <w:rFonts w:ascii="Times New Roman" w:eastAsia="Times New Roman" w:hAnsi="Times New Roman" w:cs="Times New Roman"/>
+          <w:sz w:val="24"/>
+          <w:szCs w:val="24"/>
+          <w:lang w:eastAsia="en-IN"/>
+        </w:rPr>
+      </w:pPr>
+    </w:p>
+    <w:p>
+      <w:pPr>
+        <w:spacing w:before="100" w:beforeAutospacing="1" w:after="100" w:afterAutospacing="1" w:line="240" w:lineRule="auto"/>
+        <w:rPr>
+          <w:rFonts w:ascii="Times New Roman" w:eastAsia="Times New Roman" w:hAnsi="Times New Roman" w:cs="Times New Roman"/>
+          <w:sz w:val="24"/>
+          <w:szCs w:val="24"/>
+          <w:lang w:eastAsia="en-IN"/>
+        </w:rPr>
+      </w:pPr>
+      <w:proofErr w:type="spellStart"/>
+      <w:proofErr w:type="gramStart"/>
+      <w:r>
+        <w:rPr>
+          <w:rFonts w:ascii="Times New Roman" w:eastAsia="Times New Roman" w:hAnsi="Times New Roman" w:cs="Times New Roman"/>
+          <w:sz w:val="24"/>
+          <w:szCs w:val="24"/>
+          <w:lang w:eastAsia="en-IN"/>
+        </w:rPr>
+        <w:t>numbers.add</w:t>
+      </w:r>
+      <w:proofErr w:type="spellEnd"/>
+      <w:r>
+        <w:rPr>
+          <w:rFonts w:ascii="Times New Roman" w:eastAsia="Times New Roman" w:hAnsi="Times New Roman" w:cs="Times New Roman"/>
+          <w:sz w:val="24"/>
+          <w:szCs w:val="24"/>
+          <w:lang w:eastAsia="en-IN"/>
+        </w:rPr>
+        <w:t>(</w:t>
+      </w:r>
+      <w:proofErr w:type="gramEnd"/>
+      <w:r>
+        <w:rPr>
+          <w:rFonts w:ascii="Times New Roman" w:eastAsia="Times New Roman" w:hAnsi="Times New Roman" w:cs="Times New Roman"/>
+          <w:sz w:val="24"/>
+          <w:szCs w:val="24"/>
+          <w:lang w:eastAsia="en-IN"/>
+        </w:rPr>
+        <w:t>10);</w:t>
+      </w:r>
+    </w:p>
+    <w:p>
+      <w:pPr>
+        <w:spacing w:before="100" w:beforeAutospacing="1" w:after="100" w:afterAutospacing="1" w:line="240" w:lineRule="auto"/>
+        <w:rPr>
+          <w:rFonts w:ascii="Times New Roman" w:eastAsia="Times New Roman" w:hAnsi="Times New Roman" w:cs="Times New Roman"/>
+          <w:sz w:val="24"/>
+          <w:szCs w:val="24"/>
+          <w:lang w:eastAsia="en-IN"/>
+        </w:rPr>
+      </w:pPr>
+      <w:proofErr w:type="spellStart"/>
+      <w:proofErr w:type="gramStart"/>
+      <w:r>
+        <w:rPr>
+          <w:rFonts w:ascii="Times New Roman" w:eastAsia="Times New Roman" w:hAnsi="Times New Roman" w:cs="Times New Roman"/>
+          <w:sz w:val="24"/>
+          <w:szCs w:val="24"/>
+          <w:lang w:eastAsia="en-IN"/>
+        </w:rPr>
+        <w:t>numbers.add</w:t>
+      </w:r>
+      <w:proofErr w:type="spellEnd"/>
+      <w:r>
+        <w:rPr>
+          <w:rFonts w:ascii="Times New Roman" w:eastAsia="Times New Roman" w:hAnsi="Times New Roman" w:cs="Times New Roman"/>
+          <w:sz w:val="24"/>
+          <w:szCs w:val="24"/>
+          <w:lang w:eastAsia="en-IN"/>
+        </w:rPr>
+        <w:t>(</w:t>
+      </w:r>
+      <w:proofErr w:type="gramEnd"/>
+      <w:r>
+        <w:rPr>
+          <w:rFonts w:ascii="Times New Roman" w:eastAsia="Times New Roman" w:hAnsi="Times New Roman" w:cs="Times New Roman"/>
+          <w:sz w:val="24"/>
+          <w:szCs w:val="24"/>
+          <w:lang w:eastAsia="en-IN"/>
+        </w:rPr>
+        <w:t>20);</w:t>
+      </w:r>
+    </w:p>
+    <w:p>
+      <w:pPr>
+        <w:spacing w:before="100" w:beforeAutospacing="1" w:after="100" w:afterAutospacing="1" w:line="240" w:lineRule="auto"/>
+        <w:rPr>
+          <w:rFonts w:ascii="Times New Roman" w:eastAsia="Times New Roman" w:hAnsi="Times New Roman" w:cs="Times New Roman"/>
+          <w:sz w:val="24"/>
+          <w:szCs w:val="24"/>
+          <w:lang w:eastAsia="en-IN"/>
+        </w:rPr>
+      </w:pPr>
+      <w:proofErr w:type="spellStart"/>
+      <w:proofErr w:type="gramStart"/>
+      <w:r>
+        <w:rPr>
+          <w:rFonts w:ascii="Times New Roman" w:eastAsia="Times New Roman" w:hAnsi="Times New Roman" w:cs="Times New Roman"/>
+          <w:sz w:val="24"/>
+          <w:szCs w:val="24"/>
+          <w:lang w:eastAsia="en-IN"/>
+        </w:rPr>
+        <w:t>numbers.add</w:t>
+      </w:r>
+      <w:proofErr w:type="spellEnd"/>
+      <w:r>
+        <w:rPr>
+          <w:rFonts w:ascii="Times New Roman" w:eastAsia="Times New Roman" w:hAnsi="Times New Roman" w:cs="Times New Roman"/>
+          <w:sz w:val="24"/>
+          <w:szCs w:val="24"/>
+          <w:lang w:eastAsia="en-IN"/>
+        </w:rPr>
+        <w:t>(</w:t>
+      </w:r>
+      <w:proofErr w:type="gramEnd"/>
+      <w:r>
+        <w:rPr>
+          <w:rFonts w:ascii="Times New Roman" w:eastAsia="Times New Roman" w:hAnsi="Times New Roman" w:cs="Times New Roman"/>
+          <w:sz w:val="24"/>
+          <w:szCs w:val="24"/>
+          <w:lang w:eastAsia="en-IN"/>
+        </w:rPr>
+        <w:t>30);</w:t>
+      </w:r>
+    </w:p>
+    <w:p>
+      <w:pPr>
+        <w:spacing w:before="100" w:beforeAutospacing="1" w:after="100" w:afterAutospacing="1" w:line="240" w:lineRule="auto"/>
+        <w:rPr>
+          <w:rFonts w:ascii="Times New Roman" w:eastAsia="Times New Roman" w:hAnsi="Times New Roman" w:cs="Times New Roman"/>
+          <w:sz w:val="24"/>
+          <w:szCs w:val="24"/>
+          <w:lang w:eastAsia="en-IN"/>
+        </w:rPr>
+      </w:pPr>
+      <w:proofErr w:type="spellStart"/>
+      <w:proofErr w:type="gramStart"/>
+      <w:r>
+        <w:rPr>
+          <w:rFonts w:ascii="Times New Roman" w:eastAsia="Times New Roman" w:hAnsi="Times New Roman" w:cs="Times New Roman"/>
+          <w:sz w:val="24"/>
+          <w:szCs w:val="24"/>
+          <w:lang w:eastAsia="en-IN"/>
+        </w:rPr>
+        <w:t>numbers.add</w:t>
+      </w:r>
+      <w:proofErr w:type="spellEnd"/>
+      <w:r>
+        <w:rPr>
+          <w:rFonts w:ascii="Times New Roman" w:eastAsia="Times New Roman" w:hAnsi="Times New Roman" w:cs="Times New Roman"/>
+          <w:sz w:val="24"/>
+          <w:szCs w:val="24"/>
+          <w:lang w:eastAsia="en-IN"/>
+        </w:rPr>
+        <w:t>(</w:t>
+      </w:r>
+      <w:proofErr w:type="gramEnd"/>
+      <w:r>
+        <w:rPr>
+          <w:rFonts w:ascii="Times New Roman" w:eastAsia="Times New Roman" w:hAnsi="Times New Roman" w:cs="Times New Roman"/>
+          <w:sz w:val="24"/>
+          <w:szCs w:val="24"/>
+          <w:lang w:eastAsia="en-IN"/>
+        </w:rPr>
+        <w:t>40);</w:t>
+      </w:r>
+    </w:p>
+    <w:p>
+      <w:pPr>
+        <w:spacing w:before="100" w:beforeAutospacing="1" w:after="100" w:afterAutospacing="1" w:line="240" w:lineRule="auto"/>
+        <w:rPr>
+          <w:rFonts w:ascii="Times New Roman" w:eastAsia="Times New Roman" w:hAnsi="Times New Roman" w:cs="Times New Roman"/>
+          <w:sz w:val="24"/>
+          <w:szCs w:val="24"/>
+          <w:lang w:eastAsia="en-IN"/>
+        </w:rPr>
+      </w:pPr>
+    </w:p>
+    <w:p>
+      <w:pPr>
+        <w:spacing w:before="100" w:beforeAutospacing="1" w:after="100" w:afterAutospacing="1" w:line="240" w:lineRule="auto"/>
+        <w:rPr>
+          <w:rFonts w:ascii="Times New Roman" w:eastAsia="Times New Roman" w:hAnsi="Times New Roman" w:cs="Times New Roman"/>
+          <w:sz w:val="24"/>
+          <w:szCs w:val="24"/>
+          <w:lang w:eastAsia="en-IN"/>
+        </w:rPr>
+      </w:pPr>
+    </w:p>
+    <w:p>
+      <w:pPr>
+        <w:spacing w:before="100" w:beforeAutospacing="1" w:after="100" w:afterAutospacing="1" w:line="240" w:lineRule="auto"/>
+        <w:rPr>
+          <w:rFonts w:ascii="Times New Roman" w:eastAsia="Times New Roman" w:hAnsi="Times New Roman" w:cs="Times New Roman"/>
+          <w:sz w:val="24"/>
+          <w:szCs w:val="24"/>
+          <w:lang w:eastAsia="en-IN"/>
+        </w:rPr>
+      </w:pPr>
+      <w:r>
+        <w:rPr>
+          <w:rFonts w:ascii="Times New Roman" w:eastAsia="Times New Roman" w:hAnsi="Times New Roman" w:cs="Times New Roman"/>
+          <w:sz w:val="24"/>
+          <w:szCs w:val="24"/>
+          <w:lang w:eastAsia="en-IN"/>
+        </w:rPr>
+        <w:t>Size can change:</w:t>
+      </w:r>
+    </w:p>
+    <w:p>
+      <w:pPr>
+        <w:spacing w:before="100" w:beforeAutospacing="1" w:after="100" w:afterAutospacing="1" w:line="240" w:lineRule="auto"/>
+        <w:rPr>
+          <w:rFonts w:ascii="Times New Roman" w:eastAsia="Times New Roman" w:hAnsi="Times New Roman" w:cs="Times New Roman"/>
+          <w:sz w:val="24"/>
+          <w:szCs w:val="24"/>
+          <w:lang w:eastAsia="en-IN"/>
+        </w:rPr>
+      </w:pPr>
+    </w:p>
+    <w:p>
+      <w:pPr>
+        <w:spacing w:before="100" w:beforeAutospacing="1" w:after="100" w:afterAutospacing="1" w:line="240" w:lineRule="auto"/>
+        <w:rPr>
+          <w:rFonts w:ascii="Times New Roman" w:eastAsia="Times New Roman" w:hAnsi="Times New Roman" w:cs="Times New Roman"/>
+          <w:sz w:val="24"/>
+          <w:szCs w:val="24"/>
+          <w:lang w:eastAsia="en-IN"/>
+        </w:rPr>
+      </w:pPr>
+      <w:r>
+        <w:rPr>
+          <w:rFonts w:ascii="Times New Roman" w:eastAsia="Times New Roman" w:hAnsi="Times New Roman" w:cs="Times New Roman"/>
+          <w:sz w:val="24"/>
+          <w:szCs w:val="24"/>
+          <w:lang w:eastAsia="en-IN"/>
+        </w:rPr>
+        <w:t>[10, 20, 30, 40]</w:t>
+      </w:r>
+    </w:p>
+    <w:p>
+      <w:pPr>
+        <w:spacing w:before="100" w:beforeAutospacing="1" w:after="100" w:afterAutospacing="1" w:line="240" w:lineRule="auto"/>
+        <w:rPr>
+          <w:rFonts w:ascii="Times New Roman" w:eastAsia="Times New Roman" w:hAnsi="Times New Roman" w:cs="Times New Roman"/>
+          <w:sz w:val="24"/>
+          <w:szCs w:val="24"/>
+          <w:lang w:eastAsia="en-IN"/>
+        </w:rPr>
+      </w:pPr>
+    </w:p>
+    <w:p>
+      <w:pPr>
+        <w:spacing w:before="100" w:beforeAutospacing="1" w:after="100" w:afterAutospacing="1" w:line="240" w:lineRule="auto"/>
+        <w:rPr>
+          <w:rFonts w:ascii="Times New Roman" w:eastAsia="Times New Roman" w:hAnsi="Times New Roman" w:cs="Times New Roman"/>
+          <w:sz w:val="24"/>
+          <w:szCs w:val="24"/>
+          <w:lang w:eastAsia="en-IN"/>
+        </w:rPr>
+      </w:pPr>
+      <w:r>
+        <w:rPr>
+          <w:rFonts w:ascii="Times New Roman" w:eastAsia="Times New Roman" w:hAnsi="Times New Roman" w:cs="Times New Roman"/>
+          <w:sz w:val="24"/>
+          <w:szCs w:val="24"/>
+          <w:lang w:eastAsia="en-IN"/>
+        </w:rPr>
+        <w:t>Quick Decision Rule</w:t>
+      </w:r>
+    </w:p>
+    <w:p>
+      <w:pPr>
+        <w:spacing w:before="100" w:beforeAutospacing="1" w:after="100" w:afterAutospacing="1" w:line="240" w:lineRule="auto"/>
+        <w:rPr>
+          <w:rFonts w:ascii="Times New Roman" w:eastAsia="Times New Roman" w:hAnsi="Times New Roman" w:cs="Times New Roman"/>
+          <w:sz w:val="24"/>
+          <w:szCs w:val="24"/>
+          <w:lang w:eastAsia="en-IN"/>
+        </w:rPr>
+      </w:pPr>
+      <w:r>
+        <w:rPr>
+          <w:rFonts w:ascii="Times New Roman" w:eastAsia="Times New Roman" w:hAnsi="Times New Roman" w:cs="Times New Roman"/>
+          <w:sz w:val="24"/>
+          <w:szCs w:val="24"/>
+          <w:lang w:eastAsia="en-IN"/>
+        </w:rPr>
+        <w:t>Situation</w:t>
+      </w:r>
+      <w:r>
+        <w:rPr>
+          <w:rFonts w:ascii="Times New Roman" w:eastAsia="Times New Roman" w:hAnsi="Times New Roman" w:cs="Times New Roman"/>
+          <w:sz w:val="24"/>
+          <w:szCs w:val="24"/>
+          <w:lang w:eastAsia="en-IN"/>
+        </w:rPr>
+        <w:tab/>
+        <w:t>Use</w:t>
+      </w:r>
+    </w:p>
+    <w:p>
+      <w:pPr>
+        <w:spacing w:before="100" w:beforeAutospacing="1" w:after="100" w:afterAutospacing="1" w:line="240" w:lineRule="auto"/>
+        <w:rPr>
+          <w:rFonts w:ascii="Times New Roman" w:eastAsia="Times New Roman" w:hAnsi="Times New Roman" w:cs="Times New Roman"/>
+          <w:sz w:val="24"/>
+          <w:szCs w:val="24"/>
+          <w:lang w:eastAsia="en-IN"/>
+        </w:rPr>
+      </w:pPr>
+      <w:r>
+        <w:rPr>
+          <w:rFonts w:ascii="Times New Roman" w:eastAsia="Times New Roman" w:hAnsi="Times New Roman" w:cs="Times New Roman"/>
+          <w:sz w:val="24"/>
+          <w:szCs w:val="24"/>
+          <w:lang w:eastAsia="en-IN"/>
+        </w:rPr>
+        <w:t>Number of elements is fixed</w:t>
+      </w:r>
+      <w:r>
+        <w:rPr>
+          <w:rFonts w:ascii="Times New Roman" w:eastAsia="Times New Roman" w:hAnsi="Times New Roman" w:cs="Times New Roman"/>
+          <w:sz w:val="24"/>
+          <w:szCs w:val="24"/>
+          <w:lang w:eastAsia="en-IN"/>
+        </w:rPr>
+        <w:tab/>
+        <w:t>✅ Array</w:t>
+      </w:r>
+    </w:p>
+    <w:p>
+      <w:pPr>
+        <w:spacing w:before="100" w:beforeAutospacing="1" w:after="100" w:afterAutospacing="1" w:line="240" w:lineRule="auto"/>
+        <w:rPr>
+          <w:rFonts w:ascii="Times New Roman" w:eastAsia="Times New Roman" w:hAnsi="Times New Roman" w:cs="Times New Roman"/>
+          <w:sz w:val="24"/>
+          <w:szCs w:val="24"/>
+          <w:lang w:eastAsia="en-IN"/>
+        </w:rPr>
+      </w:pPr>
+      <w:r>
+        <w:rPr>
+          <w:rFonts w:ascii="Times New Roman" w:eastAsia="Times New Roman" w:hAnsi="Times New Roman" w:cs="Times New Roman"/>
+          <w:sz w:val="24"/>
+          <w:szCs w:val="24"/>
+          <w:lang w:eastAsia="en-IN"/>
+        </w:rPr>
+        <w:t>Number of elements changes</w:t>
+      </w:r>
+      <w:r>
+        <w:rPr>
+          <w:rFonts w:ascii="Times New Roman" w:eastAsia="Times New Roman" w:hAnsi="Times New Roman" w:cs="Times New Roman"/>
+          <w:sz w:val="24"/>
+          <w:szCs w:val="24"/>
+          <w:lang w:eastAsia="en-IN"/>
+        </w:rPr>
+        <w:tab/>
+        <w:t xml:space="preserve">✅ </w:t>
+      </w:r>
+      <w:proofErr w:type="spellStart"/>
+      <w:r>
+        <w:rPr>
+          <w:rFonts w:ascii="Times New Roman" w:eastAsia="Times New Roman" w:hAnsi="Times New Roman" w:cs="Times New Roman"/>
+          <w:sz w:val="24"/>
+          <w:szCs w:val="24"/>
+          <w:lang w:eastAsia="en-IN"/>
+        </w:rPr>
+        <w:t>ArrayList</w:t>
+      </w:r>
+      <w:proofErr w:type="spellEnd"/>
+    </w:p>
+    <w:p>
+      <w:pPr>
+        <w:spacing w:before="100" w:beforeAutospacing="1" w:after="100" w:afterAutospacing="1" w:line="240" w:lineRule="auto"/>
+        <w:rPr>
+          <w:rFonts w:ascii="Times New Roman" w:eastAsia="Times New Roman" w:hAnsi="Times New Roman" w:cs="Times New Roman"/>
+          <w:sz w:val="24"/>
+          <w:szCs w:val="24"/>
+          <w:lang w:eastAsia="en-IN"/>
+        </w:rPr>
+      </w:pPr>
+      <w:r>
+        <w:rPr>
+          <w:rFonts w:ascii="Times New Roman" w:eastAsia="Times New Roman" w:hAnsi="Times New Roman" w:cs="Times New Roman"/>
+          <w:sz w:val="24"/>
+          <w:szCs w:val="24"/>
+          <w:lang w:eastAsia="en-IN"/>
+        </w:rPr>
+        <w:t>Need high performance</w:t>
+      </w:r>
+      <w:r>
+        <w:rPr>
+          <w:rFonts w:ascii="Times New Roman" w:eastAsia="Times New Roman" w:hAnsi="Times New Roman" w:cs="Times New Roman"/>
+          <w:sz w:val="24"/>
+          <w:szCs w:val="24"/>
+          <w:lang w:eastAsia="en-IN"/>
+        </w:rPr>
+        <w:tab/>
+        <w:t>✅ Array</w:t>
+      </w:r>
+    </w:p>
+    <w:p>
+      <w:pPr>
+        <w:spacing w:before="100" w:beforeAutospacing="1" w:after="100" w:afterAutospacing="1" w:line="240" w:lineRule="auto"/>
+        <w:rPr>
+          <w:rFonts w:ascii="Times New Roman" w:eastAsia="Times New Roman" w:hAnsi="Times New Roman" w:cs="Times New Roman"/>
+          <w:sz w:val="24"/>
+          <w:szCs w:val="24"/>
+          <w:lang w:eastAsia="en-IN"/>
+        </w:rPr>
+      </w:pPr>
+      <w:r>
+        <w:rPr>
+          <w:rFonts w:ascii="Times New Roman" w:eastAsia="Times New Roman" w:hAnsi="Times New Roman" w:cs="Times New Roman"/>
+          <w:sz w:val="24"/>
+          <w:szCs w:val="24"/>
+          <w:lang w:eastAsia="en-IN"/>
+        </w:rPr>
+        <w:t>Need add/remove operations</w:t>
+      </w:r>
+      <w:r>
+        <w:rPr>
+          <w:rFonts w:ascii="Times New Roman" w:eastAsia="Times New Roman" w:hAnsi="Times New Roman" w:cs="Times New Roman"/>
+          <w:sz w:val="24"/>
+          <w:szCs w:val="24"/>
+          <w:lang w:eastAsia="en-IN"/>
+        </w:rPr>
+        <w:tab/>
+        <w:t xml:space="preserve">✅ </w:t>
+      </w:r>
+      <w:proofErr w:type="spellStart"/>
+      <w:r>
+        <w:rPr>
+          <w:rFonts w:ascii="Times New Roman" w:eastAsia="Times New Roman" w:hAnsi="Times New Roman" w:cs="Times New Roman"/>
+          <w:sz w:val="24"/>
+          <w:szCs w:val="24"/>
+          <w:lang w:eastAsia="en-IN"/>
+        </w:rPr>
+        <w:t>ArrayList</w:t>
+      </w:r>
+      <w:proofErr w:type="spellEnd"/>
+    </w:p>
+    <w:p>
+      <w:pPr>
+        <w:spacing w:before="100" w:beforeAutospacing="1" w:after="100" w:afterAutospacing="1" w:line="240" w:lineRule="auto"/>
+        <w:rPr>
+          <w:rFonts w:ascii="Times New Roman" w:eastAsia="Times New Roman" w:hAnsi="Times New Roman" w:cs="Times New Roman"/>
+          <w:sz w:val="24"/>
+          <w:szCs w:val="24"/>
+          <w:lang w:eastAsia="en-IN"/>
+        </w:rPr>
+      </w:pPr>
+      <w:r>
+        <w:rPr>
+          <w:rFonts w:ascii="Times New Roman" w:eastAsia="Times New Roman" w:hAnsi="Times New Roman" w:cs="Times New Roman"/>
+          <w:sz w:val="24"/>
+          <w:szCs w:val="24"/>
+          <w:lang w:eastAsia="en-IN"/>
+        </w:rPr>
+        <w:lastRenderedPageBreak/>
+        <w:t>Need many built-in functions</w:t>
+      </w:r>
+      <w:r>
+        <w:rPr>
+          <w:rFonts w:ascii="Times New Roman" w:eastAsia="Times New Roman" w:hAnsi="Times New Roman" w:cs="Times New Roman"/>
+          <w:sz w:val="24"/>
+          <w:szCs w:val="24"/>
+          <w:lang w:eastAsia="en-IN"/>
+        </w:rPr>
+        <w:tab/>
+        <w:t>✅ Collection</w:t>
+      </w:r>
+    </w:p>
+    <w:p>
+      <w:pPr>
+        <w:spacing w:before="100" w:beforeAutospacing="1" w:after="100" w:afterAutospacing="1" w:line="240" w:lineRule="auto"/>
+        <w:rPr>
+          <w:rFonts w:ascii="Times New Roman" w:eastAsia="Times New Roman" w:hAnsi="Times New Roman" w:cs="Times New Roman"/>
+          <w:sz w:val="24"/>
+          <w:szCs w:val="24"/>
+          <w:lang w:eastAsia="en-IN"/>
+        </w:rPr>
+      </w:pPr>
+      <w:r>
+        <w:rPr>
+          <w:rFonts w:ascii="Times New Roman" w:eastAsia="Times New Roman" w:hAnsi="Times New Roman" w:cs="Times New Roman"/>
+          <w:sz w:val="24"/>
+          <w:szCs w:val="24"/>
+          <w:lang w:eastAsia="en-IN"/>
+        </w:rPr>
+        <w:t>Easy Memory Trick</w:t>
+      </w:r>
+    </w:p>
+    <w:p>
+      <w:pPr>
+        <w:spacing w:before="100" w:beforeAutospacing="1" w:after="100" w:afterAutospacing="1" w:line="240" w:lineRule="auto"/>
+        <w:rPr>
+          <w:rFonts w:ascii="Times New Roman" w:eastAsia="Times New Roman" w:hAnsi="Times New Roman" w:cs="Times New Roman"/>
+          <w:sz w:val="24"/>
+          <w:szCs w:val="24"/>
+          <w:lang w:eastAsia="en-IN"/>
+        </w:rPr>
+      </w:pPr>
+    </w:p>
+    <w:p>
+      <w:pPr>
+        <w:spacing w:before="100" w:beforeAutospacing="1" w:after="100" w:afterAutospacing="1" w:line="240" w:lineRule="auto"/>
+        <w:rPr>
+          <w:rFonts w:ascii="Times New Roman" w:eastAsia="Times New Roman" w:hAnsi="Times New Roman" w:cs="Times New Roman"/>
+          <w:sz w:val="24"/>
+          <w:szCs w:val="24"/>
+          <w:lang w:eastAsia="en-IN"/>
+        </w:rPr>
+      </w:pPr>
+      <w:r>
+        <w:rPr>
+          <w:rFonts w:ascii="Times New Roman" w:eastAsia="Times New Roman" w:hAnsi="Times New Roman" w:cs="Times New Roman"/>
+          <w:sz w:val="24"/>
+          <w:szCs w:val="24"/>
+          <w:lang w:eastAsia="en-IN"/>
+        </w:rPr>
+        <w:t>Array → Fixed Box 📦</w:t>
+      </w:r>
+    </w:p>
+    <w:p>
+      <w:pPr>
+        <w:spacing w:before="100" w:beforeAutospacing="1" w:after="100" w:afterAutospacing="1" w:line="240" w:lineRule="auto"/>
+        <w:rPr>
+          <w:rFonts w:ascii="Times New Roman" w:eastAsia="Times New Roman" w:hAnsi="Times New Roman" w:cs="Times New Roman"/>
+          <w:sz w:val="24"/>
+          <w:szCs w:val="24"/>
+          <w:lang w:eastAsia="en-IN"/>
+        </w:rPr>
+      </w:pPr>
+      <w:r>
+        <w:rPr>
+          <w:rFonts w:ascii="Times New Roman" w:eastAsia="Times New Roman" w:hAnsi="Times New Roman" w:cs="Times New Roman"/>
+          <w:sz w:val="24"/>
+          <w:szCs w:val="24"/>
+          <w:lang w:eastAsia="en-IN"/>
+        </w:rPr>
+        <w:t>You know the size before creating it.</w:t>
+      </w:r>
+    </w:p>
+    <w:p>
+      <w:pPr>
+        <w:spacing w:before="100" w:beforeAutospacing="1" w:after="100" w:afterAutospacing="1" w:line="240" w:lineRule="auto"/>
+        <w:rPr>
+          <w:rFonts w:ascii="Times New Roman" w:eastAsia="Times New Roman" w:hAnsi="Times New Roman" w:cs="Times New Roman"/>
+          <w:sz w:val="24"/>
+          <w:szCs w:val="24"/>
+          <w:lang w:eastAsia="en-IN"/>
+        </w:rPr>
+      </w:pPr>
+    </w:p>
+    <w:p>
+      <w:pPr>
+        <w:spacing w:before="100" w:beforeAutospacing="1" w:after="100" w:afterAutospacing="1" w:line="240" w:lineRule="auto"/>
+        <w:rPr>
+          <w:rFonts w:ascii="Times New Roman" w:eastAsia="Times New Roman" w:hAnsi="Times New Roman" w:cs="Times New Roman"/>
+          <w:sz w:val="24"/>
+          <w:szCs w:val="24"/>
+          <w:lang w:eastAsia="en-IN"/>
+        </w:rPr>
+      </w:pPr>
+      <w:proofErr w:type="spellStart"/>
+      <w:r>
+        <w:rPr>
+          <w:rFonts w:ascii="Times New Roman" w:eastAsia="Times New Roman" w:hAnsi="Times New Roman" w:cs="Times New Roman"/>
+          <w:sz w:val="24"/>
+          <w:szCs w:val="24"/>
+          <w:lang w:eastAsia="en-IN"/>
+        </w:rPr>
+        <w:t>ArrayList</w:t>
+      </w:r>
+      <w:proofErr w:type="spellEnd"/>
+      <w:r>
+        <w:rPr>
+          <w:rFonts w:ascii="Times New Roman" w:eastAsia="Times New Roman" w:hAnsi="Times New Roman" w:cs="Times New Roman"/>
+          <w:sz w:val="24"/>
+          <w:szCs w:val="24"/>
+          <w:lang w:eastAsia="en-IN"/>
+        </w:rPr>
+        <w:t xml:space="preserve"> → Expandable Bag 👜</w:t>
+      </w:r>
+    </w:p>
+    <w:p>
+      <w:pPr>
+        <w:spacing w:before="100" w:beforeAutospacing="1" w:after="100" w:afterAutospacing="1" w:line="240" w:lineRule="auto"/>
+        <w:rPr>
+          <w:rFonts w:ascii="Times New Roman" w:eastAsia="Times New Roman" w:hAnsi="Times New Roman" w:cs="Times New Roman"/>
+          <w:sz w:val="24"/>
+          <w:szCs w:val="24"/>
+          <w:lang w:eastAsia="en-IN"/>
+        </w:rPr>
+      </w:pPr>
+      <w:r>
+        <w:rPr>
+          <w:rFonts w:ascii="Times New Roman" w:eastAsia="Times New Roman" w:hAnsi="Times New Roman" w:cs="Times New Roman"/>
+          <w:sz w:val="24"/>
+          <w:szCs w:val="24"/>
+          <w:lang w:eastAsia="en-IN"/>
+        </w:rPr>
+        <w:t>You can keep adding and removing items whenever needed.</w:t>
+      </w:r>
+    </w:p>
+    <w:p>
+      <w:pPr>
         <w:spacing w:after="0" w:line="240" w:lineRule="auto"/>
         <w:rPr>
           <w:rFonts w:ascii="Times New Roman" w:eastAsia="Times New Roman" w:hAnsi="Times New Roman" w:cs="Times New Roman"/>
@@ -1425,7 +5302,6 @@
           <w:szCs w:val="24"/>
           <w:lang w:eastAsia="en-IN"/>
         </w:rPr>
-        <w:lastRenderedPageBreak/>
         <w:pict>
           <v:rect id="_x0000_i1027" style="width:0;height:1.5pt" o:hralign="center" o:hrstd="t" o:hr="t" fillcolor="#a0a0a0" stroked="f"/>
         </w:pict>
@@ -1575,6 +5451,7 @@
           <w:szCs w:val="24"/>
           <w:lang w:eastAsia="en-IN"/>
         </w:rPr>
+        <w:lastRenderedPageBreak/>
         <w:t>It consists of:</w:t>
       </w:r>
     </w:p>
@@ -1997,7 +5874,6 @@
           <w:szCs w:val="20"/>
           <w:lang w:eastAsia="en-IN"/>
         </w:rPr>
-        <w:lastRenderedPageBreak/>
         <w:t xml:space="preserve">      │        │        │</w:t>
       </w:r>
     </w:p>
@@ -2384,6 +6260,7 @@
           <w:szCs w:val="20"/>
           <w:lang w:eastAsia="en-IN"/>
         </w:rPr>
+        <w:lastRenderedPageBreak/>
         <w:t xml:space="preserve">├── </w:t>
       </w:r>
       <w:proofErr w:type="spellStart"/>
@@ -2858,7 +6735,6 @@
           <w:szCs w:val="24"/>
           <w:lang w:eastAsia="en-IN"/>
         </w:rPr>
-        <w:lastRenderedPageBreak/>
         <w:t>Hashtable</w:t>
       </w:r>
       <w:proofErr w:type="spellEnd"/>
@@ -2976,6 +6852,7 @@
           <w:szCs w:val="24"/>
           <w:lang w:eastAsia="en-IN"/>
         </w:rPr>
+        <w:lastRenderedPageBreak/>
         <w:t>Difficult to reuse algorithms</w:t>
       </w:r>
     </w:p>
@@ -3005,6 +6882,7 @@
     </w:p>
     <w:p>
       <w:pPr>
+        <w:shd w:val="clear" w:color="auto" w:fill="EEECE1" w:themeFill="background2"/>
         <w:spacing w:before="100" w:beforeAutospacing="1" w:after="100" w:afterAutospacing="1" w:line="240" w:lineRule="auto"/>
         <w:rPr>
           <w:rFonts w:ascii="Times New Roman" w:eastAsia="Times New Roman" w:hAnsi="Times New Roman" w:cs="Times New Roman"/>
@@ -3022,6 +6900,2137 @@
         </w:rPr>
         <w:t>Java 1.2 introduced the Collection Framework to provide a unified design.</w:t>
       </w:r>
+    </w:p>
+    <w:p>
+      <w:pPr>
+        <w:shd w:val="clear" w:color="auto" w:fill="EEECE1" w:themeFill="background2"/>
+        <w:spacing w:before="100" w:beforeAutospacing="1" w:after="100" w:afterAutospacing="1" w:line="240" w:lineRule="auto"/>
+        <w:rPr>
+          <w:rFonts w:ascii="Times New Roman" w:eastAsia="Times New Roman" w:hAnsi="Times New Roman" w:cs="Times New Roman"/>
+          <w:sz w:val="24"/>
+          <w:szCs w:val="24"/>
+          <w:lang w:eastAsia="en-IN"/>
+        </w:rPr>
+      </w:pPr>
+      <w:r>
+        <w:rPr>
+          <w:rFonts w:ascii="Times New Roman" w:eastAsia="Times New Roman" w:hAnsi="Times New Roman" w:cs="Times New Roman"/>
+          <w:sz w:val="24"/>
+          <w:szCs w:val="24"/>
+          <w:lang w:eastAsia="en-IN"/>
+        </w:rPr>
+        <w:t>Yes, you are correct. Even after the Collection Framework, different collections have different special methods.</w:t>
+      </w:r>
+    </w:p>
+    <w:p>
+      <w:pPr>
+        <w:shd w:val="clear" w:color="auto" w:fill="EEECE1" w:themeFill="background2"/>
+        <w:spacing w:before="100" w:beforeAutospacing="1" w:after="100" w:afterAutospacing="1" w:line="240" w:lineRule="auto"/>
+        <w:rPr>
+          <w:rFonts w:ascii="Times New Roman" w:eastAsia="Times New Roman" w:hAnsi="Times New Roman" w:cs="Times New Roman"/>
+          <w:sz w:val="24"/>
+          <w:szCs w:val="24"/>
+          <w:lang w:eastAsia="en-IN"/>
+        </w:rPr>
+      </w:pPr>
+    </w:p>
+    <w:p>
+      <w:pPr>
+        <w:shd w:val="clear" w:color="auto" w:fill="EEECE1" w:themeFill="background2"/>
+        <w:spacing w:before="100" w:beforeAutospacing="1" w:after="100" w:afterAutospacing="1" w:line="240" w:lineRule="auto"/>
+        <w:rPr>
+          <w:rFonts w:ascii="Times New Roman" w:eastAsia="Times New Roman" w:hAnsi="Times New Roman" w:cs="Times New Roman"/>
+          <w:sz w:val="24"/>
+          <w:szCs w:val="24"/>
+          <w:lang w:eastAsia="en-IN"/>
+        </w:rPr>
+      </w:pPr>
+      <w:r>
+        <w:rPr>
+          <w:rFonts w:ascii="Times New Roman" w:eastAsia="Times New Roman" w:hAnsi="Times New Roman" w:cs="Times New Roman"/>
+          <w:sz w:val="24"/>
+          <w:szCs w:val="24"/>
+          <w:lang w:eastAsia="en-IN"/>
+        </w:rPr>
+        <w:t>The difference is:</w:t>
+      </w:r>
+    </w:p>
+    <w:p>
+      <w:pPr>
+        <w:shd w:val="clear" w:color="auto" w:fill="EEECE1" w:themeFill="background2"/>
+        <w:spacing w:before="100" w:beforeAutospacing="1" w:after="100" w:afterAutospacing="1" w:line="240" w:lineRule="auto"/>
+        <w:rPr>
+          <w:rFonts w:ascii="Times New Roman" w:eastAsia="Times New Roman" w:hAnsi="Times New Roman" w:cs="Times New Roman"/>
+          <w:sz w:val="24"/>
+          <w:szCs w:val="24"/>
+          <w:lang w:eastAsia="en-IN"/>
+        </w:rPr>
+      </w:pPr>
+    </w:p>
+    <w:p>
+      <w:pPr>
+        <w:shd w:val="clear" w:color="auto" w:fill="EEECE1" w:themeFill="background2"/>
+        <w:spacing w:before="100" w:beforeAutospacing="1" w:after="100" w:afterAutospacing="1" w:line="240" w:lineRule="auto"/>
+        <w:rPr>
+          <w:rFonts w:ascii="Times New Roman" w:eastAsia="Times New Roman" w:hAnsi="Times New Roman" w:cs="Times New Roman"/>
+          <w:sz w:val="24"/>
+          <w:szCs w:val="24"/>
+          <w:lang w:eastAsia="en-IN"/>
+        </w:rPr>
+      </w:pPr>
+      <w:r>
+        <w:rPr>
+          <w:rFonts w:ascii="Times New Roman" w:eastAsia="Times New Roman" w:hAnsi="Times New Roman" w:cs="Times New Roman"/>
+          <w:sz w:val="24"/>
+          <w:szCs w:val="24"/>
+          <w:lang w:eastAsia="en-IN"/>
+        </w:rPr>
+        <w:t>Before Java 1.2</w:t>
+      </w:r>
+    </w:p>
+    <w:p>
+      <w:pPr>
+        <w:shd w:val="clear" w:color="auto" w:fill="EEECE1" w:themeFill="background2"/>
+        <w:spacing w:before="100" w:beforeAutospacing="1" w:after="100" w:afterAutospacing="1" w:line="240" w:lineRule="auto"/>
+        <w:rPr>
+          <w:rFonts w:ascii="Times New Roman" w:eastAsia="Times New Roman" w:hAnsi="Times New Roman" w:cs="Times New Roman"/>
+          <w:sz w:val="24"/>
+          <w:szCs w:val="24"/>
+          <w:lang w:eastAsia="en-IN"/>
+        </w:rPr>
+      </w:pPr>
+    </w:p>
+    <w:p>
+      <w:pPr>
+        <w:shd w:val="clear" w:color="auto" w:fill="EEECE1" w:themeFill="background2"/>
+        <w:spacing w:before="100" w:beforeAutospacing="1" w:after="100" w:afterAutospacing="1" w:line="240" w:lineRule="auto"/>
+        <w:rPr>
+          <w:rFonts w:ascii="Times New Roman" w:eastAsia="Times New Roman" w:hAnsi="Times New Roman" w:cs="Times New Roman"/>
+          <w:sz w:val="24"/>
+          <w:szCs w:val="24"/>
+          <w:lang w:eastAsia="en-IN"/>
+        </w:rPr>
+      </w:pPr>
+      <w:r>
+        <w:rPr>
+          <w:rFonts w:ascii="Times New Roman" w:eastAsia="Times New Roman" w:hAnsi="Times New Roman" w:cs="Times New Roman"/>
+          <w:sz w:val="24"/>
+          <w:szCs w:val="24"/>
+          <w:lang w:eastAsia="en-IN"/>
+        </w:rPr>
+        <w:t>Each class was separate and had its own methods.</w:t>
+      </w:r>
+    </w:p>
+    <w:p>
+      <w:pPr>
+        <w:shd w:val="clear" w:color="auto" w:fill="EEECE1" w:themeFill="background2"/>
+        <w:spacing w:before="100" w:beforeAutospacing="1" w:after="100" w:afterAutospacing="1" w:line="240" w:lineRule="auto"/>
+        <w:rPr>
+          <w:rFonts w:ascii="Times New Roman" w:eastAsia="Times New Roman" w:hAnsi="Times New Roman" w:cs="Times New Roman"/>
+          <w:sz w:val="24"/>
+          <w:szCs w:val="24"/>
+          <w:lang w:eastAsia="en-IN"/>
+        </w:rPr>
+      </w:pPr>
+    </w:p>
+    <w:p>
+      <w:pPr>
+        <w:shd w:val="clear" w:color="auto" w:fill="EEECE1" w:themeFill="background2"/>
+        <w:spacing w:before="100" w:beforeAutospacing="1" w:after="100" w:afterAutospacing="1" w:line="240" w:lineRule="auto"/>
+        <w:rPr>
+          <w:rFonts w:ascii="Times New Roman" w:eastAsia="Times New Roman" w:hAnsi="Times New Roman" w:cs="Times New Roman"/>
+          <w:sz w:val="24"/>
+          <w:szCs w:val="24"/>
+          <w:lang w:eastAsia="en-IN"/>
+        </w:rPr>
+      </w:pPr>
+      <w:r>
+        <w:rPr>
+          <w:rFonts w:ascii="Times New Roman" w:eastAsia="Times New Roman" w:hAnsi="Times New Roman" w:cs="Times New Roman"/>
+          <w:sz w:val="24"/>
+          <w:szCs w:val="24"/>
+          <w:lang w:eastAsia="en-IN"/>
+        </w:rPr>
+        <w:t>Example:</w:t>
+      </w:r>
+    </w:p>
+    <w:p>
+      <w:pPr>
+        <w:shd w:val="clear" w:color="auto" w:fill="EEECE1" w:themeFill="background2"/>
+        <w:spacing w:before="100" w:beforeAutospacing="1" w:after="100" w:afterAutospacing="1" w:line="240" w:lineRule="auto"/>
+        <w:rPr>
+          <w:rFonts w:ascii="Times New Roman" w:eastAsia="Times New Roman" w:hAnsi="Times New Roman" w:cs="Times New Roman"/>
+          <w:sz w:val="24"/>
+          <w:szCs w:val="24"/>
+          <w:lang w:eastAsia="en-IN"/>
+        </w:rPr>
+      </w:pPr>
+    </w:p>
+    <w:p>
+      <w:pPr>
+        <w:shd w:val="clear" w:color="auto" w:fill="EEECE1" w:themeFill="background2"/>
+        <w:spacing w:before="100" w:beforeAutospacing="1" w:after="100" w:afterAutospacing="1" w:line="240" w:lineRule="auto"/>
+        <w:rPr>
+          <w:rFonts w:ascii="Times New Roman" w:eastAsia="Times New Roman" w:hAnsi="Times New Roman" w:cs="Times New Roman"/>
+          <w:sz w:val="24"/>
+          <w:szCs w:val="24"/>
+          <w:lang w:eastAsia="en-IN"/>
+        </w:rPr>
+      </w:pPr>
+      <w:r>
+        <w:rPr>
+          <w:rFonts w:ascii="Times New Roman" w:eastAsia="Times New Roman" w:hAnsi="Times New Roman" w:cs="Times New Roman"/>
+          <w:sz w:val="24"/>
+          <w:szCs w:val="24"/>
+          <w:lang w:eastAsia="en-IN"/>
+        </w:rPr>
+        <w:lastRenderedPageBreak/>
+        <w:t>Vector</w:t>
+      </w:r>
+    </w:p>
+    <w:p>
+      <w:pPr>
+        <w:shd w:val="clear" w:color="auto" w:fill="EEECE1" w:themeFill="background2"/>
+        <w:spacing w:before="100" w:beforeAutospacing="1" w:after="100" w:afterAutospacing="1" w:line="240" w:lineRule="auto"/>
+        <w:rPr>
+          <w:rFonts w:ascii="Times New Roman" w:eastAsia="Times New Roman" w:hAnsi="Times New Roman" w:cs="Times New Roman"/>
+          <w:sz w:val="24"/>
+          <w:szCs w:val="24"/>
+          <w:lang w:eastAsia="en-IN"/>
+        </w:rPr>
+      </w:pPr>
+    </w:p>
+    <w:p>
+      <w:pPr>
+        <w:shd w:val="clear" w:color="auto" w:fill="EEECE1" w:themeFill="background2"/>
+        <w:spacing w:before="100" w:beforeAutospacing="1" w:after="100" w:afterAutospacing="1" w:line="240" w:lineRule="auto"/>
+        <w:rPr>
+          <w:rFonts w:ascii="Times New Roman" w:eastAsia="Times New Roman" w:hAnsi="Times New Roman" w:cs="Times New Roman"/>
+          <w:sz w:val="24"/>
+          <w:szCs w:val="24"/>
+          <w:lang w:eastAsia="en-IN"/>
+        </w:rPr>
+      </w:pPr>
+      <w:r>
+        <w:rPr>
+          <w:rFonts w:ascii="Times New Roman" w:eastAsia="Times New Roman" w:hAnsi="Times New Roman" w:cs="Times New Roman"/>
+          <w:sz w:val="24"/>
+          <w:szCs w:val="24"/>
+          <w:lang w:eastAsia="en-IN"/>
+        </w:rPr>
+        <w:t>Vector&lt;String&gt; v = new Vector&lt;</w:t>
+      </w:r>
+      <w:proofErr w:type="gramStart"/>
+      <w:r>
+        <w:rPr>
+          <w:rFonts w:ascii="Times New Roman" w:eastAsia="Times New Roman" w:hAnsi="Times New Roman" w:cs="Times New Roman"/>
+          <w:sz w:val="24"/>
+          <w:szCs w:val="24"/>
+          <w:lang w:eastAsia="en-IN"/>
+        </w:rPr>
+        <w:t>&gt;(</w:t>
+      </w:r>
+      <w:proofErr w:type="gramEnd"/>
+      <w:r>
+        <w:rPr>
+          <w:rFonts w:ascii="Times New Roman" w:eastAsia="Times New Roman" w:hAnsi="Times New Roman" w:cs="Times New Roman"/>
+          <w:sz w:val="24"/>
+          <w:szCs w:val="24"/>
+          <w:lang w:eastAsia="en-IN"/>
+        </w:rPr>
+        <w:t>);</w:t>
+      </w:r>
+    </w:p>
+    <w:p>
+      <w:pPr>
+        <w:shd w:val="clear" w:color="auto" w:fill="EEECE1" w:themeFill="background2"/>
+        <w:spacing w:before="100" w:beforeAutospacing="1" w:after="100" w:afterAutospacing="1" w:line="240" w:lineRule="auto"/>
+        <w:rPr>
+          <w:rFonts w:ascii="Times New Roman" w:eastAsia="Times New Roman" w:hAnsi="Times New Roman" w:cs="Times New Roman"/>
+          <w:sz w:val="24"/>
+          <w:szCs w:val="24"/>
+          <w:lang w:eastAsia="en-IN"/>
+        </w:rPr>
+      </w:pPr>
+    </w:p>
+    <w:p>
+      <w:pPr>
+        <w:shd w:val="clear" w:color="auto" w:fill="EEECE1" w:themeFill="background2"/>
+        <w:spacing w:before="100" w:beforeAutospacing="1" w:after="100" w:afterAutospacing="1" w:line="240" w:lineRule="auto"/>
+        <w:rPr>
+          <w:rFonts w:ascii="Times New Roman" w:eastAsia="Times New Roman" w:hAnsi="Times New Roman" w:cs="Times New Roman"/>
+          <w:sz w:val="24"/>
+          <w:szCs w:val="24"/>
+          <w:lang w:eastAsia="en-IN"/>
+        </w:rPr>
+      </w:pPr>
+      <w:proofErr w:type="spellStart"/>
+      <w:proofErr w:type="gramStart"/>
+      <w:r>
+        <w:rPr>
+          <w:rFonts w:ascii="Times New Roman" w:eastAsia="Times New Roman" w:hAnsi="Times New Roman" w:cs="Times New Roman"/>
+          <w:sz w:val="24"/>
+          <w:szCs w:val="24"/>
+          <w:lang w:eastAsia="en-IN"/>
+        </w:rPr>
+        <w:t>v.addElement</w:t>
+      </w:r>
+      <w:proofErr w:type="spellEnd"/>
+      <w:r>
+        <w:rPr>
+          <w:rFonts w:ascii="Times New Roman" w:eastAsia="Times New Roman" w:hAnsi="Times New Roman" w:cs="Times New Roman"/>
+          <w:sz w:val="24"/>
+          <w:szCs w:val="24"/>
+          <w:lang w:eastAsia="en-IN"/>
+        </w:rPr>
+        <w:t>(</w:t>
+      </w:r>
+      <w:proofErr w:type="gramEnd"/>
+      <w:r>
+        <w:rPr>
+          <w:rFonts w:ascii="Times New Roman" w:eastAsia="Times New Roman" w:hAnsi="Times New Roman" w:cs="Times New Roman"/>
+          <w:sz w:val="24"/>
+          <w:szCs w:val="24"/>
+          <w:lang w:eastAsia="en-IN"/>
+        </w:rPr>
+        <w:t>"Java");</w:t>
+      </w:r>
+    </w:p>
+    <w:p>
+      <w:pPr>
+        <w:shd w:val="clear" w:color="auto" w:fill="EEECE1" w:themeFill="background2"/>
+        <w:spacing w:before="100" w:beforeAutospacing="1" w:after="100" w:afterAutospacing="1" w:line="240" w:lineRule="auto"/>
+        <w:rPr>
+          <w:rFonts w:ascii="Times New Roman" w:eastAsia="Times New Roman" w:hAnsi="Times New Roman" w:cs="Times New Roman"/>
+          <w:sz w:val="24"/>
+          <w:szCs w:val="24"/>
+          <w:lang w:eastAsia="en-IN"/>
+        </w:rPr>
+      </w:pPr>
+    </w:p>
+    <w:p>
+      <w:pPr>
+        <w:shd w:val="clear" w:color="auto" w:fill="EEECE1" w:themeFill="background2"/>
+        <w:spacing w:before="100" w:beforeAutospacing="1" w:after="100" w:afterAutospacing="1" w:line="240" w:lineRule="auto"/>
+        <w:rPr>
+          <w:rFonts w:ascii="Times New Roman" w:eastAsia="Times New Roman" w:hAnsi="Times New Roman" w:cs="Times New Roman"/>
+          <w:sz w:val="24"/>
+          <w:szCs w:val="24"/>
+          <w:lang w:eastAsia="en-IN"/>
+        </w:rPr>
+      </w:pPr>
+    </w:p>
+    <w:p>
+      <w:pPr>
+        <w:shd w:val="clear" w:color="auto" w:fill="EEECE1" w:themeFill="background2"/>
+        <w:spacing w:before="100" w:beforeAutospacing="1" w:after="100" w:afterAutospacing="1" w:line="240" w:lineRule="auto"/>
+        <w:rPr>
+          <w:rFonts w:ascii="Times New Roman" w:eastAsia="Times New Roman" w:hAnsi="Times New Roman" w:cs="Times New Roman"/>
+          <w:sz w:val="24"/>
+          <w:szCs w:val="24"/>
+          <w:lang w:eastAsia="en-IN"/>
+        </w:rPr>
+      </w:pPr>
+      <w:r>
+        <w:rPr>
+          <w:rFonts w:ascii="Times New Roman" w:eastAsia="Times New Roman" w:hAnsi="Times New Roman" w:cs="Times New Roman"/>
+          <w:sz w:val="24"/>
+          <w:szCs w:val="24"/>
+          <w:lang w:eastAsia="en-IN"/>
+        </w:rPr>
+        <w:t>Stack</w:t>
+      </w:r>
+    </w:p>
+    <w:p>
+      <w:pPr>
+        <w:shd w:val="clear" w:color="auto" w:fill="EEECE1" w:themeFill="background2"/>
+        <w:spacing w:before="100" w:beforeAutospacing="1" w:after="100" w:afterAutospacing="1" w:line="240" w:lineRule="auto"/>
+        <w:rPr>
+          <w:rFonts w:ascii="Times New Roman" w:eastAsia="Times New Roman" w:hAnsi="Times New Roman" w:cs="Times New Roman"/>
+          <w:sz w:val="24"/>
+          <w:szCs w:val="24"/>
+          <w:lang w:eastAsia="en-IN"/>
+        </w:rPr>
+      </w:pPr>
+    </w:p>
+    <w:p>
+      <w:pPr>
+        <w:shd w:val="clear" w:color="auto" w:fill="EEECE1" w:themeFill="background2"/>
+        <w:spacing w:before="100" w:beforeAutospacing="1" w:after="100" w:afterAutospacing="1" w:line="240" w:lineRule="auto"/>
+        <w:rPr>
+          <w:rFonts w:ascii="Times New Roman" w:eastAsia="Times New Roman" w:hAnsi="Times New Roman" w:cs="Times New Roman"/>
+          <w:sz w:val="24"/>
+          <w:szCs w:val="24"/>
+          <w:lang w:eastAsia="en-IN"/>
+        </w:rPr>
+      </w:pPr>
+      <w:r>
+        <w:rPr>
+          <w:rFonts w:ascii="Times New Roman" w:eastAsia="Times New Roman" w:hAnsi="Times New Roman" w:cs="Times New Roman"/>
+          <w:sz w:val="24"/>
+          <w:szCs w:val="24"/>
+          <w:lang w:eastAsia="en-IN"/>
+        </w:rPr>
+        <w:t>Stack&lt;String&gt; s = new Stack&lt;</w:t>
+      </w:r>
+      <w:proofErr w:type="gramStart"/>
+      <w:r>
+        <w:rPr>
+          <w:rFonts w:ascii="Times New Roman" w:eastAsia="Times New Roman" w:hAnsi="Times New Roman" w:cs="Times New Roman"/>
+          <w:sz w:val="24"/>
+          <w:szCs w:val="24"/>
+          <w:lang w:eastAsia="en-IN"/>
+        </w:rPr>
+        <w:t>&gt;(</w:t>
+      </w:r>
+      <w:proofErr w:type="gramEnd"/>
+      <w:r>
+        <w:rPr>
+          <w:rFonts w:ascii="Times New Roman" w:eastAsia="Times New Roman" w:hAnsi="Times New Roman" w:cs="Times New Roman"/>
+          <w:sz w:val="24"/>
+          <w:szCs w:val="24"/>
+          <w:lang w:eastAsia="en-IN"/>
+        </w:rPr>
+        <w:t>);</w:t>
+      </w:r>
+    </w:p>
+    <w:p>
+      <w:pPr>
+        <w:shd w:val="clear" w:color="auto" w:fill="EEECE1" w:themeFill="background2"/>
+        <w:spacing w:before="100" w:beforeAutospacing="1" w:after="100" w:afterAutospacing="1" w:line="240" w:lineRule="auto"/>
+        <w:rPr>
+          <w:rFonts w:ascii="Times New Roman" w:eastAsia="Times New Roman" w:hAnsi="Times New Roman" w:cs="Times New Roman"/>
+          <w:sz w:val="24"/>
+          <w:szCs w:val="24"/>
+          <w:lang w:eastAsia="en-IN"/>
+        </w:rPr>
+      </w:pPr>
+    </w:p>
+    <w:p>
+      <w:pPr>
+        <w:shd w:val="clear" w:color="auto" w:fill="EEECE1" w:themeFill="background2"/>
+        <w:spacing w:before="100" w:beforeAutospacing="1" w:after="100" w:afterAutospacing="1" w:line="240" w:lineRule="auto"/>
+        <w:rPr>
+          <w:rFonts w:ascii="Times New Roman" w:eastAsia="Times New Roman" w:hAnsi="Times New Roman" w:cs="Times New Roman"/>
+          <w:sz w:val="24"/>
+          <w:szCs w:val="24"/>
+          <w:lang w:eastAsia="en-IN"/>
+        </w:rPr>
+      </w:pPr>
+      <w:proofErr w:type="spellStart"/>
+      <w:proofErr w:type="gramStart"/>
+      <w:r>
+        <w:rPr>
+          <w:rFonts w:ascii="Times New Roman" w:eastAsia="Times New Roman" w:hAnsi="Times New Roman" w:cs="Times New Roman"/>
+          <w:sz w:val="24"/>
+          <w:szCs w:val="24"/>
+          <w:lang w:eastAsia="en-IN"/>
+        </w:rPr>
+        <w:t>s.push</w:t>
+      </w:r>
+      <w:proofErr w:type="spellEnd"/>
+      <w:r>
+        <w:rPr>
+          <w:rFonts w:ascii="Times New Roman" w:eastAsia="Times New Roman" w:hAnsi="Times New Roman" w:cs="Times New Roman"/>
+          <w:sz w:val="24"/>
+          <w:szCs w:val="24"/>
+          <w:lang w:eastAsia="en-IN"/>
+        </w:rPr>
+        <w:t>(</w:t>
+      </w:r>
+      <w:proofErr w:type="gramEnd"/>
+      <w:r>
+        <w:rPr>
+          <w:rFonts w:ascii="Times New Roman" w:eastAsia="Times New Roman" w:hAnsi="Times New Roman" w:cs="Times New Roman"/>
+          <w:sz w:val="24"/>
+          <w:szCs w:val="24"/>
+          <w:lang w:eastAsia="en-IN"/>
+        </w:rPr>
+        <w:t>"Java");</w:t>
+      </w:r>
+    </w:p>
+    <w:p>
+      <w:pPr>
+        <w:shd w:val="clear" w:color="auto" w:fill="EEECE1" w:themeFill="background2"/>
+        <w:spacing w:before="100" w:beforeAutospacing="1" w:after="100" w:afterAutospacing="1" w:line="240" w:lineRule="auto"/>
+        <w:rPr>
+          <w:rFonts w:ascii="Times New Roman" w:eastAsia="Times New Roman" w:hAnsi="Times New Roman" w:cs="Times New Roman"/>
+          <w:sz w:val="24"/>
+          <w:szCs w:val="24"/>
+          <w:lang w:eastAsia="en-IN"/>
+        </w:rPr>
+      </w:pPr>
+    </w:p>
+    <w:p>
+      <w:pPr>
+        <w:shd w:val="clear" w:color="auto" w:fill="EEECE1" w:themeFill="background2"/>
+        <w:spacing w:before="100" w:beforeAutospacing="1" w:after="100" w:afterAutospacing="1" w:line="240" w:lineRule="auto"/>
+        <w:rPr>
+          <w:rFonts w:ascii="Times New Roman" w:eastAsia="Times New Roman" w:hAnsi="Times New Roman" w:cs="Times New Roman"/>
+          <w:sz w:val="24"/>
+          <w:szCs w:val="24"/>
+          <w:lang w:eastAsia="en-IN"/>
+        </w:rPr>
+      </w:pPr>
+    </w:p>
+    <w:p>
+      <w:pPr>
+        <w:shd w:val="clear" w:color="auto" w:fill="EEECE1" w:themeFill="background2"/>
+        <w:spacing w:before="100" w:beforeAutospacing="1" w:after="100" w:afterAutospacing="1" w:line="240" w:lineRule="auto"/>
+        <w:rPr>
+          <w:rFonts w:ascii="Times New Roman" w:eastAsia="Times New Roman" w:hAnsi="Times New Roman" w:cs="Times New Roman"/>
+          <w:sz w:val="24"/>
+          <w:szCs w:val="24"/>
+          <w:lang w:eastAsia="en-IN"/>
+        </w:rPr>
+      </w:pPr>
+      <w:r>
+        <w:rPr>
+          <w:rFonts w:ascii="Times New Roman" w:eastAsia="Times New Roman" w:hAnsi="Times New Roman" w:cs="Times New Roman"/>
+          <w:sz w:val="24"/>
+          <w:szCs w:val="24"/>
+          <w:lang w:eastAsia="en-IN"/>
+        </w:rPr>
+        <w:t>Problem:</w:t>
+      </w:r>
+    </w:p>
+    <w:p>
+      <w:pPr>
+        <w:shd w:val="clear" w:color="auto" w:fill="EEECE1" w:themeFill="background2"/>
+        <w:spacing w:before="100" w:beforeAutospacing="1" w:after="100" w:afterAutospacing="1" w:line="240" w:lineRule="auto"/>
+        <w:rPr>
+          <w:rFonts w:ascii="Times New Roman" w:eastAsia="Times New Roman" w:hAnsi="Times New Roman" w:cs="Times New Roman"/>
+          <w:sz w:val="24"/>
+          <w:szCs w:val="24"/>
+          <w:lang w:eastAsia="en-IN"/>
+        </w:rPr>
+      </w:pPr>
+    </w:p>
+    <w:p>
+      <w:pPr>
+        <w:shd w:val="clear" w:color="auto" w:fill="EEECE1" w:themeFill="background2"/>
+        <w:spacing w:before="100" w:beforeAutospacing="1" w:after="100" w:afterAutospacing="1" w:line="240" w:lineRule="auto"/>
+        <w:rPr>
+          <w:rFonts w:ascii="Times New Roman" w:eastAsia="Times New Roman" w:hAnsi="Times New Roman" w:cs="Times New Roman"/>
+          <w:sz w:val="24"/>
+          <w:szCs w:val="24"/>
+          <w:lang w:eastAsia="en-IN"/>
+        </w:rPr>
+      </w:pPr>
+      <w:r>
+        <w:rPr>
+          <w:rFonts w:ascii="Times New Roman" w:eastAsia="Times New Roman" w:hAnsi="Times New Roman" w:cs="Times New Roman"/>
+          <w:sz w:val="24"/>
+          <w:szCs w:val="24"/>
+          <w:lang w:eastAsia="en-IN"/>
+        </w:rPr>
+        <w:t xml:space="preserve">Vector uses </w:t>
+      </w:r>
+      <w:proofErr w:type="spellStart"/>
+      <w:proofErr w:type="gramStart"/>
+      <w:r>
+        <w:rPr>
+          <w:rFonts w:ascii="Times New Roman" w:eastAsia="Times New Roman" w:hAnsi="Times New Roman" w:cs="Times New Roman"/>
+          <w:sz w:val="24"/>
+          <w:szCs w:val="24"/>
+          <w:lang w:eastAsia="en-IN"/>
+        </w:rPr>
+        <w:t>addElement</w:t>
+      </w:r>
+      <w:proofErr w:type="spellEnd"/>
+      <w:r>
+        <w:rPr>
+          <w:rFonts w:ascii="Times New Roman" w:eastAsia="Times New Roman" w:hAnsi="Times New Roman" w:cs="Times New Roman"/>
+          <w:sz w:val="24"/>
+          <w:szCs w:val="24"/>
+          <w:lang w:eastAsia="en-IN"/>
+        </w:rPr>
+        <w:t>()</w:t>
+      </w:r>
+      <w:proofErr w:type="gramEnd"/>
+    </w:p>
+    <w:p>
+      <w:pPr>
+        <w:shd w:val="clear" w:color="auto" w:fill="EEECE1" w:themeFill="background2"/>
+        <w:spacing w:before="100" w:beforeAutospacing="1" w:after="100" w:afterAutospacing="1" w:line="240" w:lineRule="auto"/>
+        <w:rPr>
+          <w:rFonts w:ascii="Times New Roman" w:eastAsia="Times New Roman" w:hAnsi="Times New Roman" w:cs="Times New Roman"/>
+          <w:sz w:val="24"/>
+          <w:szCs w:val="24"/>
+          <w:lang w:eastAsia="en-IN"/>
+        </w:rPr>
+      </w:pPr>
+      <w:r>
+        <w:rPr>
+          <w:rFonts w:ascii="Times New Roman" w:eastAsia="Times New Roman" w:hAnsi="Times New Roman" w:cs="Times New Roman"/>
+          <w:sz w:val="24"/>
+          <w:szCs w:val="24"/>
+          <w:lang w:eastAsia="en-IN"/>
+        </w:rPr>
+        <w:t xml:space="preserve">Stack uses </w:t>
+      </w:r>
+      <w:proofErr w:type="gramStart"/>
+      <w:r>
+        <w:rPr>
+          <w:rFonts w:ascii="Times New Roman" w:eastAsia="Times New Roman" w:hAnsi="Times New Roman" w:cs="Times New Roman"/>
+          <w:sz w:val="24"/>
+          <w:szCs w:val="24"/>
+          <w:lang w:eastAsia="en-IN"/>
+        </w:rPr>
+        <w:t>push()</w:t>
+      </w:r>
+      <w:proofErr w:type="gramEnd"/>
+    </w:p>
+    <w:p>
+      <w:pPr>
+        <w:shd w:val="clear" w:color="auto" w:fill="EEECE1" w:themeFill="background2"/>
+        <w:spacing w:before="100" w:beforeAutospacing="1" w:after="100" w:afterAutospacing="1" w:line="240" w:lineRule="auto"/>
+        <w:rPr>
+          <w:rFonts w:ascii="Times New Roman" w:eastAsia="Times New Roman" w:hAnsi="Times New Roman" w:cs="Times New Roman"/>
+          <w:sz w:val="24"/>
+          <w:szCs w:val="24"/>
+          <w:lang w:eastAsia="en-IN"/>
+        </w:rPr>
+      </w:pPr>
+      <w:r>
+        <w:rPr>
+          <w:rFonts w:ascii="Times New Roman" w:eastAsia="Times New Roman" w:hAnsi="Times New Roman" w:cs="Times New Roman"/>
+          <w:sz w:val="24"/>
+          <w:szCs w:val="24"/>
+          <w:lang w:eastAsia="en-IN"/>
+        </w:rPr>
+        <w:t>No common way to handle both.</w:t>
+      </w:r>
+    </w:p>
+    <w:p>
+      <w:pPr>
+        <w:shd w:val="clear" w:color="auto" w:fill="EEECE1" w:themeFill="background2"/>
+        <w:spacing w:before="100" w:beforeAutospacing="1" w:after="100" w:afterAutospacing="1" w:line="240" w:lineRule="auto"/>
+        <w:rPr>
+          <w:rFonts w:ascii="Times New Roman" w:eastAsia="Times New Roman" w:hAnsi="Times New Roman" w:cs="Times New Roman"/>
+          <w:sz w:val="24"/>
+          <w:szCs w:val="24"/>
+          <w:lang w:eastAsia="en-IN"/>
+        </w:rPr>
+      </w:pPr>
+      <w:r>
+        <w:rPr>
+          <w:rFonts w:ascii="Times New Roman" w:eastAsia="Times New Roman" w:hAnsi="Times New Roman" w:cs="Times New Roman"/>
+          <w:sz w:val="24"/>
+          <w:szCs w:val="24"/>
+          <w:lang w:eastAsia="en-IN"/>
+        </w:rPr>
+        <w:t>After Java 1.2 (Collection Framework)</w:t>
+      </w:r>
+    </w:p>
+    <w:p>
+      <w:pPr>
+        <w:shd w:val="clear" w:color="auto" w:fill="EEECE1" w:themeFill="background2"/>
+        <w:spacing w:before="100" w:beforeAutospacing="1" w:after="100" w:afterAutospacing="1" w:line="240" w:lineRule="auto"/>
+        <w:rPr>
+          <w:rFonts w:ascii="Times New Roman" w:eastAsia="Times New Roman" w:hAnsi="Times New Roman" w:cs="Times New Roman"/>
+          <w:sz w:val="24"/>
+          <w:szCs w:val="24"/>
+          <w:lang w:eastAsia="en-IN"/>
+        </w:rPr>
+      </w:pPr>
+    </w:p>
+    <w:p>
+      <w:pPr>
+        <w:shd w:val="clear" w:color="auto" w:fill="EEECE1" w:themeFill="background2"/>
+        <w:spacing w:before="100" w:beforeAutospacing="1" w:after="100" w:afterAutospacing="1" w:line="240" w:lineRule="auto"/>
+        <w:rPr>
+          <w:rFonts w:ascii="Times New Roman" w:eastAsia="Times New Roman" w:hAnsi="Times New Roman" w:cs="Times New Roman"/>
+          <w:sz w:val="24"/>
+          <w:szCs w:val="24"/>
+          <w:lang w:eastAsia="en-IN"/>
+        </w:rPr>
+      </w:pPr>
+      <w:r>
+        <w:rPr>
+          <w:rFonts w:ascii="Times New Roman" w:eastAsia="Times New Roman" w:hAnsi="Times New Roman" w:cs="Times New Roman"/>
+          <w:sz w:val="24"/>
+          <w:szCs w:val="24"/>
+          <w:lang w:eastAsia="en-IN"/>
+        </w:rPr>
+        <w:t>Classes follow common interfaces.</w:t>
+      </w:r>
+    </w:p>
+    <w:p>
+      <w:pPr>
+        <w:shd w:val="clear" w:color="auto" w:fill="EEECE1" w:themeFill="background2"/>
+        <w:spacing w:before="100" w:beforeAutospacing="1" w:after="100" w:afterAutospacing="1" w:line="240" w:lineRule="auto"/>
+        <w:rPr>
+          <w:rFonts w:ascii="Times New Roman" w:eastAsia="Times New Roman" w:hAnsi="Times New Roman" w:cs="Times New Roman"/>
+          <w:sz w:val="24"/>
+          <w:szCs w:val="24"/>
+          <w:lang w:eastAsia="en-IN"/>
+        </w:rPr>
+      </w:pPr>
+    </w:p>
+    <w:p>
+      <w:pPr>
+        <w:shd w:val="clear" w:color="auto" w:fill="EEECE1" w:themeFill="background2"/>
+        <w:spacing w:before="100" w:beforeAutospacing="1" w:after="100" w:afterAutospacing="1" w:line="240" w:lineRule="auto"/>
+        <w:rPr>
+          <w:rFonts w:ascii="Times New Roman" w:eastAsia="Times New Roman" w:hAnsi="Times New Roman" w:cs="Times New Roman"/>
+          <w:sz w:val="24"/>
+          <w:szCs w:val="24"/>
+          <w:lang w:eastAsia="en-IN"/>
+        </w:rPr>
+      </w:pPr>
+      <w:r>
+        <w:rPr>
+          <w:rFonts w:ascii="Times New Roman" w:eastAsia="Times New Roman" w:hAnsi="Times New Roman" w:cs="Times New Roman"/>
+          <w:sz w:val="24"/>
+          <w:szCs w:val="24"/>
+          <w:lang w:eastAsia="en-IN"/>
+        </w:rPr>
+        <w:t>Example:</w:t>
+      </w:r>
+    </w:p>
+    <w:p>
+      <w:pPr>
+        <w:shd w:val="clear" w:color="auto" w:fill="EEECE1" w:themeFill="background2"/>
+        <w:spacing w:before="100" w:beforeAutospacing="1" w:after="100" w:afterAutospacing="1" w:line="240" w:lineRule="auto"/>
+        <w:rPr>
+          <w:rFonts w:ascii="Times New Roman" w:eastAsia="Times New Roman" w:hAnsi="Times New Roman" w:cs="Times New Roman"/>
+          <w:sz w:val="24"/>
+          <w:szCs w:val="24"/>
+          <w:lang w:eastAsia="en-IN"/>
+        </w:rPr>
+      </w:pPr>
+    </w:p>
+    <w:p>
+      <w:pPr>
+        <w:shd w:val="clear" w:color="auto" w:fill="EEECE1" w:themeFill="background2"/>
+        <w:spacing w:before="100" w:beforeAutospacing="1" w:after="100" w:afterAutospacing="1" w:line="240" w:lineRule="auto"/>
+        <w:rPr>
+          <w:rFonts w:ascii="Times New Roman" w:eastAsia="Times New Roman" w:hAnsi="Times New Roman" w:cs="Times New Roman"/>
+          <w:sz w:val="24"/>
+          <w:szCs w:val="24"/>
+          <w:lang w:eastAsia="en-IN"/>
+        </w:rPr>
+      </w:pPr>
+      <w:proofErr w:type="spellStart"/>
+      <w:r>
+        <w:rPr>
+          <w:rFonts w:ascii="Times New Roman" w:eastAsia="Times New Roman" w:hAnsi="Times New Roman" w:cs="Times New Roman"/>
+          <w:sz w:val="24"/>
+          <w:szCs w:val="24"/>
+          <w:lang w:eastAsia="en-IN"/>
+        </w:rPr>
+        <w:t>ArrayList</w:t>
+      </w:r>
+      <w:proofErr w:type="spellEnd"/>
+    </w:p>
+    <w:p>
+      <w:pPr>
+        <w:shd w:val="clear" w:color="auto" w:fill="EEECE1" w:themeFill="background2"/>
+        <w:spacing w:before="100" w:beforeAutospacing="1" w:after="100" w:afterAutospacing="1" w:line="240" w:lineRule="auto"/>
+        <w:rPr>
+          <w:rFonts w:ascii="Times New Roman" w:eastAsia="Times New Roman" w:hAnsi="Times New Roman" w:cs="Times New Roman"/>
+          <w:sz w:val="24"/>
+          <w:szCs w:val="24"/>
+          <w:lang w:eastAsia="en-IN"/>
+        </w:rPr>
+      </w:pPr>
+    </w:p>
+    <w:p>
+      <w:pPr>
+        <w:shd w:val="clear" w:color="auto" w:fill="EEECE1" w:themeFill="background2"/>
+        <w:spacing w:before="100" w:beforeAutospacing="1" w:after="100" w:afterAutospacing="1" w:line="240" w:lineRule="auto"/>
+        <w:rPr>
+          <w:rFonts w:ascii="Times New Roman" w:eastAsia="Times New Roman" w:hAnsi="Times New Roman" w:cs="Times New Roman"/>
+          <w:sz w:val="24"/>
+          <w:szCs w:val="24"/>
+          <w:lang w:eastAsia="en-IN"/>
+        </w:rPr>
+      </w:pPr>
+      <w:r>
+        <w:rPr>
+          <w:rFonts w:ascii="Times New Roman" w:eastAsia="Times New Roman" w:hAnsi="Times New Roman" w:cs="Times New Roman"/>
+          <w:sz w:val="24"/>
+          <w:szCs w:val="24"/>
+          <w:lang w:eastAsia="en-IN"/>
+        </w:rPr>
+        <w:t xml:space="preserve">List&lt;String&gt; list = new </w:t>
+      </w:r>
+      <w:proofErr w:type="spellStart"/>
+      <w:r>
+        <w:rPr>
+          <w:rFonts w:ascii="Times New Roman" w:eastAsia="Times New Roman" w:hAnsi="Times New Roman" w:cs="Times New Roman"/>
+          <w:sz w:val="24"/>
+          <w:szCs w:val="24"/>
+          <w:lang w:eastAsia="en-IN"/>
+        </w:rPr>
+        <w:t>ArrayList</w:t>
+      </w:r>
+      <w:proofErr w:type="spellEnd"/>
+      <w:r>
+        <w:rPr>
+          <w:rFonts w:ascii="Times New Roman" w:eastAsia="Times New Roman" w:hAnsi="Times New Roman" w:cs="Times New Roman"/>
+          <w:sz w:val="24"/>
+          <w:szCs w:val="24"/>
+          <w:lang w:eastAsia="en-IN"/>
+        </w:rPr>
+        <w:t>&lt;</w:t>
+      </w:r>
+      <w:proofErr w:type="gramStart"/>
+      <w:r>
+        <w:rPr>
+          <w:rFonts w:ascii="Times New Roman" w:eastAsia="Times New Roman" w:hAnsi="Times New Roman" w:cs="Times New Roman"/>
+          <w:sz w:val="24"/>
+          <w:szCs w:val="24"/>
+          <w:lang w:eastAsia="en-IN"/>
+        </w:rPr>
+        <w:t>&gt;(</w:t>
+      </w:r>
+      <w:proofErr w:type="gramEnd"/>
+      <w:r>
+        <w:rPr>
+          <w:rFonts w:ascii="Times New Roman" w:eastAsia="Times New Roman" w:hAnsi="Times New Roman" w:cs="Times New Roman"/>
+          <w:sz w:val="24"/>
+          <w:szCs w:val="24"/>
+          <w:lang w:eastAsia="en-IN"/>
+        </w:rPr>
+        <w:t>);</w:t>
+      </w:r>
+    </w:p>
+    <w:p>
+      <w:pPr>
+        <w:shd w:val="clear" w:color="auto" w:fill="EEECE1" w:themeFill="background2"/>
+        <w:spacing w:before="100" w:beforeAutospacing="1" w:after="100" w:afterAutospacing="1" w:line="240" w:lineRule="auto"/>
+        <w:rPr>
+          <w:rFonts w:ascii="Times New Roman" w:eastAsia="Times New Roman" w:hAnsi="Times New Roman" w:cs="Times New Roman"/>
+          <w:sz w:val="24"/>
+          <w:szCs w:val="24"/>
+          <w:lang w:eastAsia="en-IN"/>
+        </w:rPr>
+      </w:pPr>
+    </w:p>
+    <w:p>
+      <w:pPr>
+        <w:shd w:val="clear" w:color="auto" w:fill="EEECE1" w:themeFill="background2"/>
+        <w:spacing w:before="100" w:beforeAutospacing="1" w:after="100" w:afterAutospacing="1" w:line="240" w:lineRule="auto"/>
+        <w:rPr>
+          <w:rFonts w:ascii="Times New Roman" w:eastAsia="Times New Roman" w:hAnsi="Times New Roman" w:cs="Times New Roman"/>
+          <w:sz w:val="24"/>
+          <w:szCs w:val="24"/>
+          <w:lang w:eastAsia="en-IN"/>
+        </w:rPr>
+      </w:pPr>
+      <w:proofErr w:type="spellStart"/>
+      <w:proofErr w:type="gramStart"/>
+      <w:r>
+        <w:rPr>
+          <w:rFonts w:ascii="Times New Roman" w:eastAsia="Times New Roman" w:hAnsi="Times New Roman" w:cs="Times New Roman"/>
+          <w:sz w:val="24"/>
+          <w:szCs w:val="24"/>
+          <w:lang w:eastAsia="en-IN"/>
+        </w:rPr>
+        <w:t>list.add</w:t>
+      </w:r>
+      <w:proofErr w:type="spellEnd"/>
+      <w:r>
+        <w:rPr>
+          <w:rFonts w:ascii="Times New Roman" w:eastAsia="Times New Roman" w:hAnsi="Times New Roman" w:cs="Times New Roman"/>
+          <w:sz w:val="24"/>
+          <w:szCs w:val="24"/>
+          <w:lang w:eastAsia="en-IN"/>
+        </w:rPr>
+        <w:t>(</w:t>
+      </w:r>
+      <w:proofErr w:type="gramEnd"/>
+      <w:r>
+        <w:rPr>
+          <w:rFonts w:ascii="Times New Roman" w:eastAsia="Times New Roman" w:hAnsi="Times New Roman" w:cs="Times New Roman"/>
+          <w:sz w:val="24"/>
+          <w:szCs w:val="24"/>
+          <w:lang w:eastAsia="en-IN"/>
+        </w:rPr>
+        <w:t>"Java");</w:t>
+      </w:r>
+    </w:p>
+    <w:p>
+      <w:pPr>
+        <w:shd w:val="clear" w:color="auto" w:fill="EEECE1" w:themeFill="background2"/>
+        <w:spacing w:before="100" w:beforeAutospacing="1" w:after="100" w:afterAutospacing="1" w:line="240" w:lineRule="auto"/>
+        <w:rPr>
+          <w:rFonts w:ascii="Times New Roman" w:eastAsia="Times New Roman" w:hAnsi="Times New Roman" w:cs="Times New Roman"/>
+          <w:sz w:val="24"/>
+          <w:szCs w:val="24"/>
+          <w:lang w:eastAsia="en-IN"/>
+        </w:rPr>
+      </w:pPr>
+    </w:p>
+    <w:p>
+      <w:pPr>
+        <w:shd w:val="clear" w:color="auto" w:fill="EEECE1" w:themeFill="background2"/>
+        <w:spacing w:before="100" w:beforeAutospacing="1" w:after="100" w:afterAutospacing="1" w:line="240" w:lineRule="auto"/>
+        <w:rPr>
+          <w:rFonts w:ascii="Times New Roman" w:eastAsia="Times New Roman" w:hAnsi="Times New Roman" w:cs="Times New Roman"/>
+          <w:sz w:val="24"/>
+          <w:szCs w:val="24"/>
+          <w:lang w:eastAsia="en-IN"/>
+        </w:rPr>
+      </w:pPr>
+    </w:p>
+    <w:p>
+      <w:pPr>
+        <w:shd w:val="clear" w:color="auto" w:fill="EEECE1" w:themeFill="background2"/>
+        <w:spacing w:before="100" w:beforeAutospacing="1" w:after="100" w:afterAutospacing="1" w:line="240" w:lineRule="auto"/>
+        <w:rPr>
+          <w:rFonts w:ascii="Times New Roman" w:eastAsia="Times New Roman" w:hAnsi="Times New Roman" w:cs="Times New Roman"/>
+          <w:sz w:val="24"/>
+          <w:szCs w:val="24"/>
+          <w:lang w:eastAsia="en-IN"/>
+        </w:rPr>
+      </w:pPr>
+      <w:proofErr w:type="spellStart"/>
+      <w:r>
+        <w:rPr>
+          <w:rFonts w:ascii="Times New Roman" w:eastAsia="Times New Roman" w:hAnsi="Times New Roman" w:cs="Times New Roman"/>
+          <w:sz w:val="24"/>
+          <w:szCs w:val="24"/>
+          <w:lang w:eastAsia="en-IN"/>
+        </w:rPr>
+        <w:t>LinkedList</w:t>
+      </w:r>
+      <w:proofErr w:type="spellEnd"/>
+    </w:p>
+    <w:p>
+      <w:pPr>
+        <w:shd w:val="clear" w:color="auto" w:fill="EEECE1" w:themeFill="background2"/>
+        <w:spacing w:before="100" w:beforeAutospacing="1" w:after="100" w:afterAutospacing="1" w:line="240" w:lineRule="auto"/>
+        <w:rPr>
+          <w:rFonts w:ascii="Times New Roman" w:eastAsia="Times New Roman" w:hAnsi="Times New Roman" w:cs="Times New Roman"/>
+          <w:sz w:val="24"/>
+          <w:szCs w:val="24"/>
+          <w:lang w:eastAsia="en-IN"/>
+        </w:rPr>
+      </w:pPr>
+    </w:p>
+    <w:p>
+      <w:pPr>
+        <w:shd w:val="clear" w:color="auto" w:fill="EEECE1" w:themeFill="background2"/>
+        <w:spacing w:before="100" w:beforeAutospacing="1" w:after="100" w:afterAutospacing="1" w:line="240" w:lineRule="auto"/>
+        <w:rPr>
+          <w:rFonts w:ascii="Times New Roman" w:eastAsia="Times New Roman" w:hAnsi="Times New Roman" w:cs="Times New Roman"/>
+          <w:sz w:val="24"/>
+          <w:szCs w:val="24"/>
+          <w:lang w:eastAsia="en-IN"/>
+        </w:rPr>
+      </w:pPr>
+      <w:r>
+        <w:rPr>
+          <w:rFonts w:ascii="Times New Roman" w:eastAsia="Times New Roman" w:hAnsi="Times New Roman" w:cs="Times New Roman"/>
+          <w:sz w:val="24"/>
+          <w:szCs w:val="24"/>
+          <w:lang w:eastAsia="en-IN"/>
+        </w:rPr>
+        <w:t xml:space="preserve">List&lt;String&gt; list = new </w:t>
+      </w:r>
+      <w:proofErr w:type="spellStart"/>
+      <w:r>
+        <w:rPr>
+          <w:rFonts w:ascii="Times New Roman" w:eastAsia="Times New Roman" w:hAnsi="Times New Roman" w:cs="Times New Roman"/>
+          <w:sz w:val="24"/>
+          <w:szCs w:val="24"/>
+          <w:lang w:eastAsia="en-IN"/>
+        </w:rPr>
+        <w:t>LinkedList</w:t>
+      </w:r>
+      <w:proofErr w:type="spellEnd"/>
+      <w:r>
+        <w:rPr>
+          <w:rFonts w:ascii="Times New Roman" w:eastAsia="Times New Roman" w:hAnsi="Times New Roman" w:cs="Times New Roman"/>
+          <w:sz w:val="24"/>
+          <w:szCs w:val="24"/>
+          <w:lang w:eastAsia="en-IN"/>
+        </w:rPr>
+        <w:t>&lt;</w:t>
+      </w:r>
+      <w:proofErr w:type="gramStart"/>
+      <w:r>
+        <w:rPr>
+          <w:rFonts w:ascii="Times New Roman" w:eastAsia="Times New Roman" w:hAnsi="Times New Roman" w:cs="Times New Roman"/>
+          <w:sz w:val="24"/>
+          <w:szCs w:val="24"/>
+          <w:lang w:eastAsia="en-IN"/>
+        </w:rPr>
+        <w:t>&gt;(</w:t>
+      </w:r>
+      <w:proofErr w:type="gramEnd"/>
+      <w:r>
+        <w:rPr>
+          <w:rFonts w:ascii="Times New Roman" w:eastAsia="Times New Roman" w:hAnsi="Times New Roman" w:cs="Times New Roman"/>
+          <w:sz w:val="24"/>
+          <w:szCs w:val="24"/>
+          <w:lang w:eastAsia="en-IN"/>
+        </w:rPr>
+        <w:t>);</w:t>
+      </w:r>
+    </w:p>
+    <w:p>
+      <w:pPr>
+        <w:shd w:val="clear" w:color="auto" w:fill="EEECE1" w:themeFill="background2"/>
+        <w:spacing w:before="100" w:beforeAutospacing="1" w:after="100" w:afterAutospacing="1" w:line="240" w:lineRule="auto"/>
+        <w:rPr>
+          <w:rFonts w:ascii="Times New Roman" w:eastAsia="Times New Roman" w:hAnsi="Times New Roman" w:cs="Times New Roman"/>
+          <w:sz w:val="24"/>
+          <w:szCs w:val="24"/>
+          <w:lang w:eastAsia="en-IN"/>
+        </w:rPr>
+      </w:pPr>
+    </w:p>
+    <w:p>
+      <w:pPr>
+        <w:shd w:val="clear" w:color="auto" w:fill="EEECE1" w:themeFill="background2"/>
+        <w:spacing w:before="100" w:beforeAutospacing="1" w:after="100" w:afterAutospacing="1" w:line="240" w:lineRule="auto"/>
+        <w:rPr>
+          <w:rFonts w:ascii="Times New Roman" w:eastAsia="Times New Roman" w:hAnsi="Times New Roman" w:cs="Times New Roman"/>
+          <w:sz w:val="24"/>
+          <w:szCs w:val="24"/>
+          <w:lang w:eastAsia="en-IN"/>
+        </w:rPr>
+      </w:pPr>
+      <w:proofErr w:type="spellStart"/>
+      <w:proofErr w:type="gramStart"/>
+      <w:r>
+        <w:rPr>
+          <w:rFonts w:ascii="Times New Roman" w:eastAsia="Times New Roman" w:hAnsi="Times New Roman" w:cs="Times New Roman"/>
+          <w:sz w:val="24"/>
+          <w:szCs w:val="24"/>
+          <w:lang w:eastAsia="en-IN"/>
+        </w:rPr>
+        <w:lastRenderedPageBreak/>
+        <w:t>list.add</w:t>
+      </w:r>
+      <w:proofErr w:type="spellEnd"/>
+      <w:r>
+        <w:rPr>
+          <w:rFonts w:ascii="Times New Roman" w:eastAsia="Times New Roman" w:hAnsi="Times New Roman" w:cs="Times New Roman"/>
+          <w:sz w:val="24"/>
+          <w:szCs w:val="24"/>
+          <w:lang w:eastAsia="en-IN"/>
+        </w:rPr>
+        <w:t>(</w:t>
+      </w:r>
+      <w:proofErr w:type="gramEnd"/>
+      <w:r>
+        <w:rPr>
+          <w:rFonts w:ascii="Times New Roman" w:eastAsia="Times New Roman" w:hAnsi="Times New Roman" w:cs="Times New Roman"/>
+          <w:sz w:val="24"/>
+          <w:szCs w:val="24"/>
+          <w:lang w:eastAsia="en-IN"/>
+        </w:rPr>
+        <w:t>"Java");</w:t>
+      </w:r>
+    </w:p>
+    <w:p>
+      <w:pPr>
+        <w:shd w:val="clear" w:color="auto" w:fill="EEECE1" w:themeFill="background2"/>
+        <w:spacing w:before="100" w:beforeAutospacing="1" w:after="100" w:afterAutospacing="1" w:line="240" w:lineRule="auto"/>
+        <w:rPr>
+          <w:rFonts w:ascii="Times New Roman" w:eastAsia="Times New Roman" w:hAnsi="Times New Roman" w:cs="Times New Roman"/>
+          <w:sz w:val="24"/>
+          <w:szCs w:val="24"/>
+          <w:lang w:eastAsia="en-IN"/>
+        </w:rPr>
+      </w:pPr>
+    </w:p>
+    <w:p>
+      <w:pPr>
+        <w:shd w:val="clear" w:color="auto" w:fill="EEECE1" w:themeFill="background2"/>
+        <w:spacing w:before="100" w:beforeAutospacing="1" w:after="100" w:afterAutospacing="1" w:line="240" w:lineRule="auto"/>
+        <w:rPr>
+          <w:rFonts w:ascii="Times New Roman" w:eastAsia="Times New Roman" w:hAnsi="Times New Roman" w:cs="Times New Roman"/>
+          <w:sz w:val="24"/>
+          <w:szCs w:val="24"/>
+          <w:lang w:eastAsia="en-IN"/>
+        </w:rPr>
+      </w:pPr>
+    </w:p>
+    <w:p>
+      <w:pPr>
+        <w:shd w:val="clear" w:color="auto" w:fill="EEECE1" w:themeFill="background2"/>
+        <w:spacing w:before="100" w:beforeAutospacing="1" w:after="100" w:afterAutospacing="1" w:line="240" w:lineRule="auto"/>
+        <w:rPr>
+          <w:rFonts w:ascii="Times New Roman" w:eastAsia="Times New Roman" w:hAnsi="Times New Roman" w:cs="Times New Roman"/>
+          <w:sz w:val="24"/>
+          <w:szCs w:val="24"/>
+          <w:lang w:eastAsia="en-IN"/>
+        </w:rPr>
+      </w:pPr>
+      <w:r>
+        <w:rPr>
+          <w:rFonts w:ascii="Times New Roman" w:eastAsia="Times New Roman" w:hAnsi="Times New Roman" w:cs="Times New Roman"/>
+          <w:sz w:val="24"/>
+          <w:szCs w:val="24"/>
+          <w:lang w:eastAsia="en-IN"/>
+        </w:rPr>
+        <w:t>Both have common methods:</w:t>
+      </w:r>
+    </w:p>
+    <w:p>
+      <w:pPr>
+        <w:shd w:val="clear" w:color="auto" w:fill="EEECE1" w:themeFill="background2"/>
+        <w:spacing w:before="100" w:beforeAutospacing="1" w:after="100" w:afterAutospacing="1" w:line="240" w:lineRule="auto"/>
+        <w:rPr>
+          <w:rFonts w:ascii="Times New Roman" w:eastAsia="Times New Roman" w:hAnsi="Times New Roman" w:cs="Times New Roman"/>
+          <w:sz w:val="24"/>
+          <w:szCs w:val="24"/>
+          <w:lang w:eastAsia="en-IN"/>
+        </w:rPr>
+      </w:pPr>
+    </w:p>
+    <w:p>
+      <w:pPr>
+        <w:shd w:val="clear" w:color="auto" w:fill="EEECE1" w:themeFill="background2"/>
+        <w:spacing w:before="100" w:beforeAutospacing="1" w:after="100" w:afterAutospacing="1" w:line="240" w:lineRule="auto"/>
+        <w:rPr>
+          <w:rFonts w:ascii="Times New Roman" w:eastAsia="Times New Roman" w:hAnsi="Times New Roman" w:cs="Times New Roman"/>
+          <w:sz w:val="24"/>
+          <w:szCs w:val="24"/>
+          <w:lang w:eastAsia="en-IN"/>
+        </w:rPr>
+      </w:pPr>
+      <w:proofErr w:type="gramStart"/>
+      <w:r>
+        <w:rPr>
+          <w:rFonts w:ascii="Times New Roman" w:eastAsia="Times New Roman" w:hAnsi="Times New Roman" w:cs="Times New Roman"/>
+          <w:sz w:val="24"/>
+          <w:szCs w:val="24"/>
+          <w:lang w:eastAsia="en-IN"/>
+        </w:rPr>
+        <w:t>add()</w:t>
+      </w:r>
+      <w:proofErr w:type="gramEnd"/>
+    </w:p>
+    <w:p>
+      <w:pPr>
+        <w:shd w:val="clear" w:color="auto" w:fill="EEECE1" w:themeFill="background2"/>
+        <w:spacing w:before="100" w:beforeAutospacing="1" w:after="100" w:afterAutospacing="1" w:line="240" w:lineRule="auto"/>
+        <w:rPr>
+          <w:rFonts w:ascii="Times New Roman" w:eastAsia="Times New Roman" w:hAnsi="Times New Roman" w:cs="Times New Roman"/>
+          <w:sz w:val="24"/>
+          <w:szCs w:val="24"/>
+          <w:lang w:eastAsia="en-IN"/>
+        </w:rPr>
+      </w:pPr>
+      <w:proofErr w:type="gramStart"/>
+      <w:r>
+        <w:rPr>
+          <w:rFonts w:ascii="Times New Roman" w:eastAsia="Times New Roman" w:hAnsi="Times New Roman" w:cs="Times New Roman"/>
+          <w:sz w:val="24"/>
+          <w:szCs w:val="24"/>
+          <w:lang w:eastAsia="en-IN"/>
+        </w:rPr>
+        <w:t>remove()</w:t>
+      </w:r>
+      <w:proofErr w:type="gramEnd"/>
+    </w:p>
+    <w:p>
+      <w:pPr>
+        <w:shd w:val="clear" w:color="auto" w:fill="EEECE1" w:themeFill="background2"/>
+        <w:spacing w:before="100" w:beforeAutospacing="1" w:after="100" w:afterAutospacing="1" w:line="240" w:lineRule="auto"/>
+        <w:rPr>
+          <w:rFonts w:ascii="Times New Roman" w:eastAsia="Times New Roman" w:hAnsi="Times New Roman" w:cs="Times New Roman"/>
+          <w:sz w:val="24"/>
+          <w:szCs w:val="24"/>
+          <w:lang w:eastAsia="en-IN"/>
+        </w:rPr>
+      </w:pPr>
+      <w:proofErr w:type="gramStart"/>
+      <w:r>
+        <w:rPr>
+          <w:rFonts w:ascii="Times New Roman" w:eastAsia="Times New Roman" w:hAnsi="Times New Roman" w:cs="Times New Roman"/>
+          <w:sz w:val="24"/>
+          <w:szCs w:val="24"/>
+          <w:lang w:eastAsia="en-IN"/>
+        </w:rPr>
+        <w:t>size()</w:t>
+      </w:r>
+      <w:proofErr w:type="gramEnd"/>
+    </w:p>
+    <w:p>
+      <w:pPr>
+        <w:shd w:val="clear" w:color="auto" w:fill="EEECE1" w:themeFill="background2"/>
+        <w:spacing w:before="100" w:beforeAutospacing="1" w:after="100" w:afterAutospacing="1" w:line="240" w:lineRule="auto"/>
+        <w:rPr>
+          <w:rFonts w:ascii="Times New Roman" w:eastAsia="Times New Roman" w:hAnsi="Times New Roman" w:cs="Times New Roman"/>
+          <w:sz w:val="24"/>
+          <w:szCs w:val="24"/>
+          <w:lang w:eastAsia="en-IN"/>
+        </w:rPr>
+      </w:pPr>
+      <w:proofErr w:type="gramStart"/>
+      <w:r>
+        <w:rPr>
+          <w:rFonts w:ascii="Times New Roman" w:eastAsia="Times New Roman" w:hAnsi="Times New Roman" w:cs="Times New Roman"/>
+          <w:sz w:val="24"/>
+          <w:szCs w:val="24"/>
+          <w:lang w:eastAsia="en-IN"/>
+        </w:rPr>
+        <w:t>contains()</w:t>
+      </w:r>
+      <w:proofErr w:type="gramEnd"/>
+    </w:p>
+    <w:p>
+      <w:pPr>
+        <w:shd w:val="clear" w:color="auto" w:fill="EEECE1" w:themeFill="background2"/>
+        <w:spacing w:before="100" w:beforeAutospacing="1" w:after="100" w:afterAutospacing="1" w:line="240" w:lineRule="auto"/>
+        <w:rPr>
+          <w:rFonts w:ascii="Times New Roman" w:eastAsia="Times New Roman" w:hAnsi="Times New Roman" w:cs="Times New Roman"/>
+          <w:sz w:val="24"/>
+          <w:szCs w:val="24"/>
+          <w:lang w:eastAsia="en-IN"/>
+        </w:rPr>
+      </w:pPr>
+    </w:p>
+    <w:p>
+      <w:pPr>
+        <w:shd w:val="clear" w:color="auto" w:fill="EEECE1" w:themeFill="background2"/>
+        <w:spacing w:before="100" w:beforeAutospacing="1" w:after="100" w:afterAutospacing="1" w:line="240" w:lineRule="auto"/>
+        <w:rPr>
+          <w:rFonts w:ascii="Times New Roman" w:eastAsia="Times New Roman" w:hAnsi="Times New Roman" w:cs="Times New Roman"/>
+          <w:sz w:val="24"/>
+          <w:szCs w:val="24"/>
+          <w:lang w:eastAsia="en-IN"/>
+        </w:rPr>
+      </w:pPr>
+    </w:p>
+    <w:p>
+      <w:pPr>
+        <w:shd w:val="clear" w:color="auto" w:fill="EEECE1" w:themeFill="background2"/>
+        <w:spacing w:before="100" w:beforeAutospacing="1" w:after="100" w:afterAutospacing="1" w:line="240" w:lineRule="auto"/>
+        <w:rPr>
+          <w:rFonts w:ascii="Times New Roman" w:eastAsia="Times New Roman" w:hAnsi="Times New Roman" w:cs="Times New Roman"/>
+          <w:sz w:val="24"/>
+          <w:szCs w:val="24"/>
+          <w:lang w:eastAsia="en-IN"/>
+        </w:rPr>
+      </w:pPr>
+      <w:proofErr w:type="gramStart"/>
+      <w:r>
+        <w:rPr>
+          <w:rFonts w:ascii="Times New Roman" w:eastAsia="Times New Roman" w:hAnsi="Times New Roman" w:cs="Times New Roman"/>
+          <w:sz w:val="24"/>
+          <w:szCs w:val="24"/>
+          <w:lang w:eastAsia="en-IN"/>
+        </w:rPr>
+        <w:t>because</w:t>
+      </w:r>
+      <w:proofErr w:type="gramEnd"/>
+      <w:r>
+        <w:rPr>
+          <w:rFonts w:ascii="Times New Roman" w:eastAsia="Times New Roman" w:hAnsi="Times New Roman" w:cs="Times New Roman"/>
+          <w:sz w:val="24"/>
+          <w:szCs w:val="24"/>
+          <w:lang w:eastAsia="en-IN"/>
+        </w:rPr>
+        <w:t xml:space="preserve"> both implement List.</w:t>
+      </w:r>
+    </w:p>
+    <w:p>
+      <w:pPr>
+        <w:shd w:val="clear" w:color="auto" w:fill="EEECE1" w:themeFill="background2"/>
+        <w:spacing w:before="100" w:beforeAutospacing="1" w:after="100" w:afterAutospacing="1" w:line="240" w:lineRule="auto"/>
+        <w:rPr>
+          <w:rFonts w:ascii="Times New Roman" w:eastAsia="Times New Roman" w:hAnsi="Times New Roman" w:cs="Times New Roman"/>
+          <w:sz w:val="24"/>
+          <w:szCs w:val="24"/>
+          <w:lang w:eastAsia="en-IN"/>
+        </w:rPr>
+      </w:pPr>
+    </w:p>
+    <w:p>
+      <w:pPr>
+        <w:shd w:val="clear" w:color="auto" w:fill="EEECE1" w:themeFill="background2"/>
+        <w:spacing w:before="100" w:beforeAutospacing="1" w:after="100" w:afterAutospacing="1" w:line="240" w:lineRule="auto"/>
+        <w:rPr>
+          <w:rFonts w:ascii="Times New Roman" w:eastAsia="Times New Roman" w:hAnsi="Times New Roman" w:cs="Times New Roman"/>
+          <w:sz w:val="24"/>
+          <w:szCs w:val="24"/>
+          <w:lang w:eastAsia="en-IN"/>
+        </w:rPr>
+      </w:pPr>
+      <w:r>
+        <w:rPr>
+          <w:rFonts w:ascii="Times New Roman" w:eastAsia="Times New Roman" w:hAnsi="Times New Roman" w:cs="Times New Roman"/>
+          <w:sz w:val="24"/>
+          <w:szCs w:val="24"/>
+          <w:lang w:eastAsia="en-IN"/>
+        </w:rPr>
+        <w:t>But special methods still exist</w:t>
+      </w:r>
+    </w:p>
+    <w:p>
+      <w:pPr>
+        <w:shd w:val="clear" w:color="auto" w:fill="EEECE1" w:themeFill="background2"/>
+        <w:spacing w:before="100" w:beforeAutospacing="1" w:after="100" w:afterAutospacing="1" w:line="240" w:lineRule="auto"/>
+        <w:rPr>
+          <w:rFonts w:ascii="Times New Roman" w:eastAsia="Times New Roman" w:hAnsi="Times New Roman" w:cs="Times New Roman"/>
+          <w:sz w:val="24"/>
+          <w:szCs w:val="24"/>
+          <w:lang w:eastAsia="en-IN"/>
+        </w:rPr>
+      </w:pPr>
+    </w:p>
+    <w:p>
+      <w:pPr>
+        <w:shd w:val="clear" w:color="auto" w:fill="EEECE1" w:themeFill="background2"/>
+        <w:spacing w:before="100" w:beforeAutospacing="1" w:after="100" w:afterAutospacing="1" w:line="240" w:lineRule="auto"/>
+        <w:rPr>
+          <w:rFonts w:ascii="Times New Roman" w:eastAsia="Times New Roman" w:hAnsi="Times New Roman" w:cs="Times New Roman"/>
+          <w:sz w:val="24"/>
+          <w:szCs w:val="24"/>
+          <w:lang w:eastAsia="en-IN"/>
+        </w:rPr>
+      </w:pPr>
+      <w:r>
+        <w:rPr>
+          <w:rFonts w:ascii="Times New Roman" w:eastAsia="Times New Roman" w:hAnsi="Times New Roman" w:cs="Times New Roman"/>
+          <w:sz w:val="24"/>
+          <w:szCs w:val="24"/>
+          <w:lang w:eastAsia="en-IN"/>
+        </w:rPr>
+        <w:t>Example: Stack</w:t>
+      </w:r>
+    </w:p>
+    <w:p>
+      <w:pPr>
+        <w:shd w:val="clear" w:color="auto" w:fill="EEECE1" w:themeFill="background2"/>
+        <w:spacing w:before="100" w:beforeAutospacing="1" w:after="100" w:afterAutospacing="1" w:line="240" w:lineRule="auto"/>
+        <w:rPr>
+          <w:rFonts w:ascii="Times New Roman" w:eastAsia="Times New Roman" w:hAnsi="Times New Roman" w:cs="Times New Roman"/>
+          <w:sz w:val="24"/>
+          <w:szCs w:val="24"/>
+          <w:lang w:eastAsia="en-IN"/>
+        </w:rPr>
+      </w:pPr>
+    </w:p>
+    <w:p>
+      <w:pPr>
+        <w:shd w:val="clear" w:color="auto" w:fill="EEECE1" w:themeFill="background2"/>
+        <w:spacing w:before="100" w:beforeAutospacing="1" w:after="100" w:afterAutospacing="1" w:line="240" w:lineRule="auto"/>
+        <w:rPr>
+          <w:rFonts w:ascii="Times New Roman" w:eastAsia="Times New Roman" w:hAnsi="Times New Roman" w:cs="Times New Roman"/>
+          <w:sz w:val="24"/>
+          <w:szCs w:val="24"/>
+          <w:lang w:eastAsia="en-IN"/>
+        </w:rPr>
+      </w:pPr>
+      <w:r>
+        <w:rPr>
+          <w:rFonts w:ascii="Times New Roman" w:eastAsia="Times New Roman" w:hAnsi="Times New Roman" w:cs="Times New Roman"/>
+          <w:sz w:val="24"/>
+          <w:szCs w:val="24"/>
+          <w:lang w:eastAsia="en-IN"/>
+        </w:rPr>
+        <w:t>Stack&lt;String&gt; stack = new Stack&lt;</w:t>
+      </w:r>
+      <w:proofErr w:type="gramStart"/>
+      <w:r>
+        <w:rPr>
+          <w:rFonts w:ascii="Times New Roman" w:eastAsia="Times New Roman" w:hAnsi="Times New Roman" w:cs="Times New Roman"/>
+          <w:sz w:val="24"/>
+          <w:szCs w:val="24"/>
+          <w:lang w:eastAsia="en-IN"/>
+        </w:rPr>
+        <w:t>&gt;(</w:t>
+      </w:r>
+      <w:proofErr w:type="gramEnd"/>
+      <w:r>
+        <w:rPr>
+          <w:rFonts w:ascii="Times New Roman" w:eastAsia="Times New Roman" w:hAnsi="Times New Roman" w:cs="Times New Roman"/>
+          <w:sz w:val="24"/>
+          <w:szCs w:val="24"/>
+          <w:lang w:eastAsia="en-IN"/>
+        </w:rPr>
+        <w:t>);</w:t>
+      </w:r>
+    </w:p>
+    <w:p>
+      <w:pPr>
+        <w:shd w:val="clear" w:color="auto" w:fill="EEECE1" w:themeFill="background2"/>
+        <w:spacing w:before="100" w:beforeAutospacing="1" w:after="100" w:afterAutospacing="1" w:line="240" w:lineRule="auto"/>
+        <w:rPr>
+          <w:rFonts w:ascii="Times New Roman" w:eastAsia="Times New Roman" w:hAnsi="Times New Roman" w:cs="Times New Roman"/>
+          <w:sz w:val="24"/>
+          <w:szCs w:val="24"/>
+          <w:lang w:eastAsia="en-IN"/>
+        </w:rPr>
+      </w:pPr>
+    </w:p>
+    <w:p>
+      <w:pPr>
+        <w:shd w:val="clear" w:color="auto" w:fill="EEECE1" w:themeFill="background2"/>
+        <w:spacing w:before="100" w:beforeAutospacing="1" w:after="100" w:afterAutospacing="1" w:line="240" w:lineRule="auto"/>
+        <w:rPr>
+          <w:rFonts w:ascii="Times New Roman" w:eastAsia="Times New Roman" w:hAnsi="Times New Roman" w:cs="Times New Roman"/>
+          <w:sz w:val="24"/>
+          <w:szCs w:val="24"/>
+          <w:lang w:eastAsia="en-IN"/>
+        </w:rPr>
+      </w:pPr>
+      <w:proofErr w:type="spellStart"/>
+      <w:proofErr w:type="gramStart"/>
+      <w:r>
+        <w:rPr>
+          <w:rFonts w:ascii="Times New Roman" w:eastAsia="Times New Roman" w:hAnsi="Times New Roman" w:cs="Times New Roman"/>
+          <w:sz w:val="24"/>
+          <w:szCs w:val="24"/>
+          <w:lang w:eastAsia="en-IN"/>
+        </w:rPr>
+        <w:t>stack.push</w:t>
+      </w:r>
+      <w:proofErr w:type="spellEnd"/>
+      <w:r>
+        <w:rPr>
+          <w:rFonts w:ascii="Times New Roman" w:eastAsia="Times New Roman" w:hAnsi="Times New Roman" w:cs="Times New Roman"/>
+          <w:sz w:val="24"/>
+          <w:szCs w:val="24"/>
+          <w:lang w:eastAsia="en-IN"/>
+        </w:rPr>
+        <w:t>(</w:t>
+      </w:r>
+      <w:proofErr w:type="gramEnd"/>
+      <w:r>
+        <w:rPr>
+          <w:rFonts w:ascii="Times New Roman" w:eastAsia="Times New Roman" w:hAnsi="Times New Roman" w:cs="Times New Roman"/>
+          <w:sz w:val="24"/>
+          <w:szCs w:val="24"/>
+          <w:lang w:eastAsia="en-IN"/>
+        </w:rPr>
+        <w:t>"Java");</w:t>
+      </w:r>
+    </w:p>
+    <w:p>
+      <w:pPr>
+        <w:shd w:val="clear" w:color="auto" w:fill="EEECE1" w:themeFill="background2"/>
+        <w:spacing w:before="100" w:beforeAutospacing="1" w:after="100" w:afterAutospacing="1" w:line="240" w:lineRule="auto"/>
+        <w:rPr>
+          <w:rFonts w:ascii="Times New Roman" w:eastAsia="Times New Roman" w:hAnsi="Times New Roman" w:cs="Times New Roman"/>
+          <w:sz w:val="24"/>
+          <w:szCs w:val="24"/>
+          <w:lang w:eastAsia="en-IN"/>
+        </w:rPr>
+      </w:pPr>
+      <w:proofErr w:type="spellStart"/>
+      <w:proofErr w:type="gramStart"/>
+      <w:r>
+        <w:rPr>
+          <w:rFonts w:ascii="Times New Roman" w:eastAsia="Times New Roman" w:hAnsi="Times New Roman" w:cs="Times New Roman"/>
+          <w:sz w:val="24"/>
+          <w:szCs w:val="24"/>
+          <w:lang w:eastAsia="en-IN"/>
+        </w:rPr>
+        <w:t>stack.pop</w:t>
+      </w:r>
+      <w:proofErr w:type="spellEnd"/>
+      <w:r>
+        <w:rPr>
+          <w:rFonts w:ascii="Times New Roman" w:eastAsia="Times New Roman" w:hAnsi="Times New Roman" w:cs="Times New Roman"/>
+          <w:sz w:val="24"/>
+          <w:szCs w:val="24"/>
+          <w:lang w:eastAsia="en-IN"/>
+        </w:rPr>
+        <w:t>(</w:t>
+      </w:r>
+      <w:proofErr w:type="gramEnd"/>
+      <w:r>
+        <w:rPr>
+          <w:rFonts w:ascii="Times New Roman" w:eastAsia="Times New Roman" w:hAnsi="Times New Roman" w:cs="Times New Roman"/>
+          <w:sz w:val="24"/>
+          <w:szCs w:val="24"/>
+          <w:lang w:eastAsia="en-IN"/>
+        </w:rPr>
+        <w:t>);</w:t>
+      </w:r>
+    </w:p>
+    <w:p>
+      <w:pPr>
+        <w:shd w:val="clear" w:color="auto" w:fill="EEECE1" w:themeFill="background2"/>
+        <w:spacing w:before="100" w:beforeAutospacing="1" w:after="100" w:afterAutospacing="1" w:line="240" w:lineRule="auto"/>
+        <w:rPr>
+          <w:rFonts w:ascii="Times New Roman" w:eastAsia="Times New Roman" w:hAnsi="Times New Roman" w:cs="Times New Roman"/>
+          <w:sz w:val="24"/>
+          <w:szCs w:val="24"/>
+          <w:lang w:eastAsia="en-IN"/>
+        </w:rPr>
+      </w:pPr>
+    </w:p>
+    <w:p>
+      <w:pPr>
+        <w:shd w:val="clear" w:color="auto" w:fill="EEECE1" w:themeFill="background2"/>
+        <w:spacing w:before="100" w:beforeAutospacing="1" w:after="100" w:afterAutospacing="1" w:line="240" w:lineRule="auto"/>
+        <w:rPr>
+          <w:rFonts w:ascii="Times New Roman" w:eastAsia="Times New Roman" w:hAnsi="Times New Roman" w:cs="Times New Roman"/>
+          <w:sz w:val="24"/>
+          <w:szCs w:val="24"/>
+          <w:lang w:eastAsia="en-IN"/>
+        </w:rPr>
+      </w:pPr>
+    </w:p>
+    <w:p>
+      <w:pPr>
+        <w:shd w:val="clear" w:color="auto" w:fill="EEECE1" w:themeFill="background2"/>
+        <w:spacing w:before="100" w:beforeAutospacing="1" w:after="100" w:afterAutospacing="1" w:line="240" w:lineRule="auto"/>
+        <w:rPr>
+          <w:rFonts w:ascii="Times New Roman" w:eastAsia="Times New Roman" w:hAnsi="Times New Roman" w:cs="Times New Roman"/>
+          <w:sz w:val="24"/>
+          <w:szCs w:val="24"/>
+          <w:lang w:eastAsia="en-IN"/>
+        </w:rPr>
+      </w:pPr>
+      <w:proofErr w:type="gramStart"/>
+      <w:r>
+        <w:rPr>
+          <w:rFonts w:ascii="Times New Roman" w:eastAsia="Times New Roman" w:hAnsi="Times New Roman" w:cs="Times New Roman"/>
+          <w:sz w:val="24"/>
+          <w:szCs w:val="24"/>
+          <w:lang w:eastAsia="en-IN"/>
+        </w:rPr>
+        <w:t>push(</w:t>
+      </w:r>
+      <w:proofErr w:type="gramEnd"/>
+      <w:r>
+        <w:rPr>
+          <w:rFonts w:ascii="Times New Roman" w:eastAsia="Times New Roman" w:hAnsi="Times New Roman" w:cs="Times New Roman"/>
+          <w:sz w:val="24"/>
+          <w:szCs w:val="24"/>
+          <w:lang w:eastAsia="en-IN"/>
+        </w:rPr>
+        <w:t>) and pop() are special stack operations because Stack follows LIFO.</w:t>
+      </w:r>
+    </w:p>
+    <w:p>
+      <w:pPr>
+        <w:shd w:val="clear" w:color="auto" w:fill="EEECE1" w:themeFill="background2"/>
+        <w:spacing w:before="100" w:beforeAutospacing="1" w:after="100" w:afterAutospacing="1" w:line="240" w:lineRule="auto"/>
+        <w:rPr>
+          <w:rFonts w:ascii="Times New Roman" w:eastAsia="Times New Roman" w:hAnsi="Times New Roman" w:cs="Times New Roman"/>
+          <w:sz w:val="24"/>
+          <w:szCs w:val="24"/>
+          <w:lang w:eastAsia="en-IN"/>
+        </w:rPr>
+      </w:pPr>
+    </w:p>
+    <w:p>
+      <w:pPr>
+        <w:shd w:val="clear" w:color="auto" w:fill="EEECE1" w:themeFill="background2"/>
+        <w:spacing w:before="100" w:beforeAutospacing="1" w:after="100" w:afterAutospacing="1" w:line="240" w:lineRule="auto"/>
+        <w:rPr>
+          <w:rFonts w:ascii="Times New Roman" w:eastAsia="Times New Roman" w:hAnsi="Times New Roman" w:cs="Times New Roman"/>
+          <w:sz w:val="24"/>
+          <w:szCs w:val="24"/>
+          <w:lang w:eastAsia="en-IN"/>
+        </w:rPr>
+      </w:pPr>
+      <w:r>
+        <w:rPr>
+          <w:rFonts w:ascii="Times New Roman" w:eastAsia="Times New Roman" w:hAnsi="Times New Roman" w:cs="Times New Roman"/>
+          <w:sz w:val="24"/>
+          <w:szCs w:val="24"/>
+          <w:lang w:eastAsia="en-IN"/>
+        </w:rPr>
+        <w:t>Simple difference:</w:t>
+      </w:r>
+    </w:p>
+    <w:p>
+      <w:pPr>
+        <w:shd w:val="clear" w:color="auto" w:fill="EEECE1" w:themeFill="background2"/>
+        <w:spacing w:before="100" w:beforeAutospacing="1" w:after="100" w:afterAutospacing="1" w:line="240" w:lineRule="auto"/>
+        <w:rPr>
+          <w:rFonts w:ascii="Times New Roman" w:eastAsia="Times New Roman" w:hAnsi="Times New Roman" w:cs="Times New Roman"/>
+          <w:sz w:val="24"/>
+          <w:szCs w:val="24"/>
+          <w:lang w:eastAsia="en-IN"/>
+        </w:rPr>
+      </w:pPr>
+    </w:p>
+    <w:p>
+      <w:pPr>
+        <w:shd w:val="clear" w:color="auto" w:fill="EEECE1" w:themeFill="background2"/>
+        <w:spacing w:before="100" w:beforeAutospacing="1" w:after="100" w:afterAutospacing="1" w:line="240" w:lineRule="auto"/>
+        <w:rPr>
+          <w:rFonts w:ascii="Times New Roman" w:eastAsia="Times New Roman" w:hAnsi="Times New Roman" w:cs="Times New Roman"/>
+          <w:sz w:val="24"/>
+          <w:szCs w:val="24"/>
+          <w:lang w:eastAsia="en-IN"/>
+        </w:rPr>
+      </w:pPr>
+      <w:r>
+        <w:rPr>
+          <w:rFonts w:ascii="Times New Roman" w:eastAsia="Times New Roman" w:hAnsi="Times New Roman" w:cs="Times New Roman"/>
+          <w:sz w:val="24"/>
+          <w:szCs w:val="24"/>
+          <w:lang w:eastAsia="en-IN"/>
+        </w:rPr>
+        <w:t>Before Collection Framework:</w:t>
+      </w:r>
+    </w:p>
+    <w:p>
+      <w:pPr>
+        <w:shd w:val="clear" w:color="auto" w:fill="EEECE1" w:themeFill="background2"/>
+        <w:spacing w:before="100" w:beforeAutospacing="1" w:after="100" w:afterAutospacing="1" w:line="240" w:lineRule="auto"/>
+        <w:rPr>
+          <w:rFonts w:ascii="Times New Roman" w:eastAsia="Times New Roman" w:hAnsi="Times New Roman" w:cs="Times New Roman"/>
+          <w:sz w:val="24"/>
+          <w:szCs w:val="24"/>
+          <w:lang w:eastAsia="en-IN"/>
+        </w:rPr>
+      </w:pPr>
+    </w:p>
+    <w:p>
+      <w:pPr>
+        <w:shd w:val="clear" w:color="auto" w:fill="EEECE1" w:themeFill="background2"/>
+        <w:spacing w:before="100" w:beforeAutospacing="1" w:after="100" w:afterAutospacing="1" w:line="240" w:lineRule="auto"/>
+        <w:rPr>
+          <w:rFonts w:ascii="Times New Roman" w:eastAsia="Times New Roman" w:hAnsi="Times New Roman" w:cs="Times New Roman"/>
+          <w:sz w:val="24"/>
+          <w:szCs w:val="24"/>
+          <w:lang w:eastAsia="en-IN"/>
+        </w:rPr>
+      </w:pPr>
+      <w:proofErr w:type="gramStart"/>
+      <w:r>
+        <w:rPr>
+          <w:rFonts w:ascii="Times New Roman" w:eastAsia="Times New Roman" w:hAnsi="Times New Roman" w:cs="Times New Roman"/>
+          <w:sz w:val="24"/>
+          <w:szCs w:val="24"/>
+          <w:lang w:eastAsia="en-IN"/>
+        </w:rPr>
+        <w:t>Vector  →</w:t>
+      </w:r>
+      <w:proofErr w:type="gramEnd"/>
+      <w:r>
+        <w:rPr>
+          <w:rFonts w:ascii="Times New Roman" w:eastAsia="Times New Roman" w:hAnsi="Times New Roman" w:cs="Times New Roman"/>
+          <w:sz w:val="24"/>
+          <w:szCs w:val="24"/>
+          <w:lang w:eastAsia="en-IN"/>
+        </w:rPr>
+        <w:t xml:space="preserve"> </w:t>
+      </w:r>
+      <w:proofErr w:type="spellStart"/>
+      <w:r>
+        <w:rPr>
+          <w:rFonts w:ascii="Times New Roman" w:eastAsia="Times New Roman" w:hAnsi="Times New Roman" w:cs="Times New Roman"/>
+          <w:sz w:val="24"/>
+          <w:szCs w:val="24"/>
+          <w:lang w:eastAsia="en-IN"/>
+        </w:rPr>
+        <w:t>addElement</w:t>
+      </w:r>
+      <w:proofErr w:type="spellEnd"/>
+      <w:r>
+        <w:rPr>
+          <w:rFonts w:ascii="Times New Roman" w:eastAsia="Times New Roman" w:hAnsi="Times New Roman" w:cs="Times New Roman"/>
+          <w:sz w:val="24"/>
+          <w:szCs w:val="24"/>
+          <w:lang w:eastAsia="en-IN"/>
+        </w:rPr>
+        <w:t>()</w:t>
+      </w:r>
+    </w:p>
+    <w:p>
+      <w:pPr>
+        <w:shd w:val="clear" w:color="auto" w:fill="EEECE1" w:themeFill="background2"/>
+        <w:spacing w:before="100" w:beforeAutospacing="1" w:after="100" w:afterAutospacing="1" w:line="240" w:lineRule="auto"/>
+        <w:rPr>
+          <w:rFonts w:ascii="Times New Roman" w:eastAsia="Times New Roman" w:hAnsi="Times New Roman" w:cs="Times New Roman"/>
+          <w:sz w:val="24"/>
+          <w:szCs w:val="24"/>
+          <w:lang w:eastAsia="en-IN"/>
+        </w:rPr>
+      </w:pPr>
+      <w:r>
+        <w:rPr>
+          <w:rFonts w:ascii="Times New Roman" w:eastAsia="Times New Roman" w:hAnsi="Times New Roman" w:cs="Times New Roman"/>
+          <w:sz w:val="24"/>
+          <w:szCs w:val="24"/>
+          <w:lang w:eastAsia="en-IN"/>
+        </w:rPr>
+        <w:t xml:space="preserve">Stack   → </w:t>
+      </w:r>
+      <w:proofErr w:type="gramStart"/>
+      <w:r>
+        <w:rPr>
+          <w:rFonts w:ascii="Times New Roman" w:eastAsia="Times New Roman" w:hAnsi="Times New Roman" w:cs="Times New Roman"/>
+          <w:sz w:val="24"/>
+          <w:szCs w:val="24"/>
+          <w:lang w:eastAsia="en-IN"/>
+        </w:rPr>
+        <w:t>push()</w:t>
+      </w:r>
+      <w:proofErr w:type="gramEnd"/>
+    </w:p>
+    <w:p>
+      <w:pPr>
+        <w:shd w:val="clear" w:color="auto" w:fill="EEECE1" w:themeFill="background2"/>
+        <w:spacing w:before="100" w:beforeAutospacing="1" w:after="100" w:afterAutospacing="1" w:line="240" w:lineRule="auto"/>
+        <w:rPr>
+          <w:rFonts w:ascii="Times New Roman" w:eastAsia="Times New Roman" w:hAnsi="Times New Roman" w:cs="Times New Roman"/>
+          <w:sz w:val="24"/>
+          <w:szCs w:val="24"/>
+          <w:lang w:eastAsia="en-IN"/>
+        </w:rPr>
+      </w:pPr>
+      <w:proofErr w:type="spellStart"/>
+      <w:r>
+        <w:rPr>
+          <w:rFonts w:ascii="Times New Roman" w:eastAsia="Times New Roman" w:hAnsi="Times New Roman" w:cs="Times New Roman"/>
+          <w:sz w:val="24"/>
+          <w:szCs w:val="24"/>
+          <w:lang w:eastAsia="en-IN"/>
+        </w:rPr>
+        <w:t>Hashtable</w:t>
+      </w:r>
+      <w:proofErr w:type="spellEnd"/>
+      <w:r>
+        <w:rPr>
+          <w:rFonts w:ascii="Times New Roman" w:eastAsia="Times New Roman" w:hAnsi="Times New Roman" w:cs="Times New Roman"/>
+          <w:sz w:val="24"/>
+          <w:szCs w:val="24"/>
+          <w:lang w:eastAsia="en-IN"/>
+        </w:rPr>
+        <w:t xml:space="preserve"> → </w:t>
+      </w:r>
+      <w:proofErr w:type="gramStart"/>
+      <w:r>
+        <w:rPr>
+          <w:rFonts w:ascii="Times New Roman" w:eastAsia="Times New Roman" w:hAnsi="Times New Roman" w:cs="Times New Roman"/>
+          <w:sz w:val="24"/>
+          <w:szCs w:val="24"/>
+          <w:lang w:eastAsia="en-IN"/>
+        </w:rPr>
+        <w:t>put()</w:t>
+      </w:r>
+      <w:proofErr w:type="gramEnd"/>
+    </w:p>
+    <w:p>
+      <w:pPr>
+        <w:shd w:val="clear" w:color="auto" w:fill="EEECE1" w:themeFill="background2"/>
+        <w:spacing w:before="100" w:beforeAutospacing="1" w:after="100" w:afterAutospacing="1" w:line="240" w:lineRule="auto"/>
+        <w:rPr>
+          <w:rFonts w:ascii="Times New Roman" w:eastAsia="Times New Roman" w:hAnsi="Times New Roman" w:cs="Times New Roman"/>
+          <w:sz w:val="24"/>
+          <w:szCs w:val="24"/>
+          <w:lang w:eastAsia="en-IN"/>
+        </w:rPr>
+      </w:pPr>
+    </w:p>
+    <w:p>
+      <w:pPr>
+        <w:shd w:val="clear" w:color="auto" w:fill="EEECE1" w:themeFill="background2"/>
+        <w:spacing w:before="100" w:beforeAutospacing="1" w:after="100" w:afterAutospacing="1" w:line="240" w:lineRule="auto"/>
+        <w:rPr>
+          <w:rFonts w:ascii="Times New Roman" w:eastAsia="Times New Roman" w:hAnsi="Times New Roman" w:cs="Times New Roman"/>
+          <w:sz w:val="24"/>
+          <w:szCs w:val="24"/>
+          <w:lang w:eastAsia="en-IN"/>
+        </w:rPr>
+      </w:pPr>
+      <w:r>
+        <w:rPr>
+          <w:rFonts w:ascii="Times New Roman" w:eastAsia="Times New Roman" w:hAnsi="Times New Roman" w:cs="Times New Roman"/>
+          <w:sz w:val="24"/>
+          <w:szCs w:val="24"/>
+          <w:lang w:eastAsia="en-IN"/>
+        </w:rPr>
+        <w:t>Different rules</w:t>
+      </w:r>
+    </w:p>
+    <w:p>
+      <w:pPr>
+        <w:shd w:val="clear" w:color="auto" w:fill="EEECE1" w:themeFill="background2"/>
+        <w:spacing w:before="100" w:beforeAutospacing="1" w:after="100" w:afterAutospacing="1" w:line="240" w:lineRule="auto"/>
+        <w:rPr>
+          <w:rFonts w:ascii="Times New Roman" w:eastAsia="Times New Roman" w:hAnsi="Times New Roman" w:cs="Times New Roman"/>
+          <w:sz w:val="24"/>
+          <w:szCs w:val="24"/>
+          <w:lang w:eastAsia="en-IN"/>
+        </w:rPr>
+      </w:pPr>
+    </w:p>
+    <w:p>
+      <w:pPr>
+        <w:shd w:val="clear" w:color="auto" w:fill="EEECE1" w:themeFill="background2"/>
+        <w:spacing w:before="100" w:beforeAutospacing="1" w:after="100" w:afterAutospacing="1" w:line="240" w:lineRule="auto"/>
+        <w:rPr>
+          <w:rFonts w:ascii="Times New Roman" w:eastAsia="Times New Roman" w:hAnsi="Times New Roman" w:cs="Times New Roman"/>
+          <w:sz w:val="24"/>
+          <w:szCs w:val="24"/>
+          <w:lang w:eastAsia="en-IN"/>
+        </w:rPr>
+      </w:pPr>
+    </w:p>
+    <w:p>
+      <w:pPr>
+        <w:shd w:val="clear" w:color="auto" w:fill="EEECE1" w:themeFill="background2"/>
+        <w:spacing w:before="100" w:beforeAutospacing="1" w:after="100" w:afterAutospacing="1" w:line="240" w:lineRule="auto"/>
+        <w:rPr>
+          <w:rFonts w:ascii="Times New Roman" w:eastAsia="Times New Roman" w:hAnsi="Times New Roman" w:cs="Times New Roman"/>
+          <w:sz w:val="24"/>
+          <w:szCs w:val="24"/>
+          <w:lang w:eastAsia="en-IN"/>
+        </w:rPr>
+      </w:pPr>
+      <w:r>
+        <w:rPr>
+          <w:rFonts w:ascii="Times New Roman" w:eastAsia="Times New Roman" w:hAnsi="Times New Roman" w:cs="Times New Roman"/>
+          <w:sz w:val="24"/>
+          <w:szCs w:val="24"/>
+          <w:lang w:eastAsia="en-IN"/>
+        </w:rPr>
+        <w:lastRenderedPageBreak/>
+        <w:t>After Collection Framework:</w:t>
+      </w:r>
+    </w:p>
+    <w:p>
+      <w:pPr>
+        <w:shd w:val="clear" w:color="auto" w:fill="EEECE1" w:themeFill="background2"/>
+        <w:spacing w:before="100" w:beforeAutospacing="1" w:after="100" w:afterAutospacing="1" w:line="240" w:lineRule="auto"/>
+        <w:rPr>
+          <w:rFonts w:ascii="Times New Roman" w:eastAsia="Times New Roman" w:hAnsi="Times New Roman" w:cs="Times New Roman"/>
+          <w:sz w:val="24"/>
+          <w:szCs w:val="24"/>
+          <w:lang w:eastAsia="en-IN"/>
+        </w:rPr>
+      </w:pPr>
+    </w:p>
+    <w:p>
+      <w:pPr>
+        <w:shd w:val="clear" w:color="auto" w:fill="EEECE1" w:themeFill="background2"/>
+        <w:spacing w:before="100" w:beforeAutospacing="1" w:after="100" w:afterAutospacing="1" w:line="240" w:lineRule="auto"/>
+        <w:rPr>
+          <w:rFonts w:ascii="Times New Roman" w:eastAsia="Times New Roman" w:hAnsi="Times New Roman" w:cs="Times New Roman"/>
+          <w:sz w:val="24"/>
+          <w:szCs w:val="24"/>
+          <w:lang w:eastAsia="en-IN"/>
+        </w:rPr>
+      </w:pPr>
+      <w:r>
+        <w:rPr>
+          <w:rFonts w:ascii="Times New Roman" w:eastAsia="Times New Roman" w:hAnsi="Times New Roman" w:cs="Times New Roman"/>
+          <w:sz w:val="24"/>
+          <w:szCs w:val="24"/>
+          <w:lang w:eastAsia="en-IN"/>
+        </w:rPr>
+        <w:t>List</w:t>
+      </w:r>
+    </w:p>
+    <w:p>
+      <w:pPr>
+        <w:shd w:val="clear" w:color="auto" w:fill="EEECE1" w:themeFill="background2"/>
+        <w:spacing w:before="100" w:beforeAutospacing="1" w:after="100" w:afterAutospacing="1" w:line="240" w:lineRule="auto"/>
+        <w:rPr>
+          <w:rFonts w:ascii="Times New Roman" w:eastAsia="Times New Roman" w:hAnsi="Times New Roman" w:cs="Times New Roman"/>
+          <w:sz w:val="24"/>
+          <w:szCs w:val="24"/>
+          <w:lang w:eastAsia="en-IN"/>
+        </w:rPr>
+      </w:pPr>
+      <w:r>
+        <w:rPr>
+          <w:rFonts w:ascii="Times New Roman" w:eastAsia="Times New Roman" w:hAnsi="Times New Roman" w:cs="Times New Roman"/>
+          <w:sz w:val="24"/>
+          <w:szCs w:val="24"/>
+          <w:lang w:eastAsia="en-IN"/>
+        </w:rPr>
+        <w:t xml:space="preserve"> |</w:t>
+      </w:r>
+    </w:p>
+    <w:p>
+      <w:pPr>
+        <w:shd w:val="clear" w:color="auto" w:fill="EEECE1" w:themeFill="background2"/>
+        <w:spacing w:before="100" w:beforeAutospacing="1" w:after="100" w:afterAutospacing="1" w:line="240" w:lineRule="auto"/>
+        <w:rPr>
+          <w:rFonts w:ascii="Times New Roman" w:eastAsia="Times New Roman" w:hAnsi="Times New Roman" w:cs="Times New Roman"/>
+          <w:sz w:val="24"/>
+          <w:szCs w:val="24"/>
+          <w:lang w:eastAsia="en-IN"/>
+        </w:rPr>
+      </w:pPr>
+      <w:r>
+        <w:rPr>
+          <w:rFonts w:ascii="Times New Roman" w:eastAsia="Times New Roman" w:hAnsi="Times New Roman" w:cs="Times New Roman"/>
+          <w:sz w:val="24"/>
+          <w:szCs w:val="24"/>
+          <w:lang w:eastAsia="en-IN"/>
+        </w:rPr>
+        <w:t xml:space="preserve"> |-- </w:t>
+      </w:r>
+      <w:proofErr w:type="spellStart"/>
+      <w:r>
+        <w:rPr>
+          <w:rFonts w:ascii="Times New Roman" w:eastAsia="Times New Roman" w:hAnsi="Times New Roman" w:cs="Times New Roman"/>
+          <w:sz w:val="24"/>
+          <w:szCs w:val="24"/>
+          <w:lang w:eastAsia="en-IN"/>
+        </w:rPr>
+        <w:t>ArrayList</w:t>
+      </w:r>
+      <w:proofErr w:type="spellEnd"/>
+    </w:p>
+    <w:p>
+      <w:pPr>
+        <w:shd w:val="clear" w:color="auto" w:fill="EEECE1" w:themeFill="background2"/>
+        <w:spacing w:before="100" w:beforeAutospacing="1" w:after="100" w:afterAutospacing="1" w:line="240" w:lineRule="auto"/>
+        <w:rPr>
+          <w:rFonts w:ascii="Times New Roman" w:eastAsia="Times New Roman" w:hAnsi="Times New Roman" w:cs="Times New Roman"/>
+          <w:sz w:val="24"/>
+          <w:szCs w:val="24"/>
+          <w:lang w:eastAsia="en-IN"/>
+        </w:rPr>
+      </w:pPr>
+      <w:r>
+        <w:rPr>
+          <w:rFonts w:ascii="Times New Roman" w:eastAsia="Times New Roman" w:hAnsi="Times New Roman" w:cs="Times New Roman"/>
+          <w:sz w:val="24"/>
+          <w:szCs w:val="24"/>
+          <w:lang w:eastAsia="en-IN"/>
+        </w:rPr>
+        <w:t xml:space="preserve"> |-- </w:t>
+      </w:r>
+      <w:proofErr w:type="spellStart"/>
+      <w:r>
+        <w:rPr>
+          <w:rFonts w:ascii="Times New Roman" w:eastAsia="Times New Roman" w:hAnsi="Times New Roman" w:cs="Times New Roman"/>
+          <w:sz w:val="24"/>
+          <w:szCs w:val="24"/>
+          <w:lang w:eastAsia="en-IN"/>
+        </w:rPr>
+        <w:t>LinkedList</w:t>
+      </w:r>
+      <w:proofErr w:type="spellEnd"/>
+    </w:p>
+    <w:p>
+      <w:pPr>
+        <w:shd w:val="clear" w:color="auto" w:fill="EEECE1" w:themeFill="background2"/>
+        <w:spacing w:before="100" w:beforeAutospacing="1" w:after="100" w:afterAutospacing="1" w:line="240" w:lineRule="auto"/>
+        <w:rPr>
+          <w:rFonts w:ascii="Times New Roman" w:eastAsia="Times New Roman" w:hAnsi="Times New Roman" w:cs="Times New Roman"/>
+          <w:sz w:val="24"/>
+          <w:szCs w:val="24"/>
+          <w:lang w:eastAsia="en-IN"/>
+        </w:rPr>
+      </w:pPr>
+    </w:p>
+    <w:p>
+      <w:pPr>
+        <w:shd w:val="clear" w:color="auto" w:fill="EEECE1" w:themeFill="background2"/>
+        <w:spacing w:before="100" w:beforeAutospacing="1" w:after="100" w:afterAutospacing="1" w:line="240" w:lineRule="auto"/>
+        <w:rPr>
+          <w:rFonts w:ascii="Times New Roman" w:eastAsia="Times New Roman" w:hAnsi="Times New Roman" w:cs="Times New Roman"/>
+          <w:sz w:val="24"/>
+          <w:szCs w:val="24"/>
+          <w:lang w:eastAsia="en-IN"/>
+        </w:rPr>
+      </w:pPr>
+      <w:r>
+        <w:rPr>
+          <w:rFonts w:ascii="Times New Roman" w:eastAsia="Times New Roman" w:hAnsi="Times New Roman" w:cs="Times New Roman"/>
+          <w:sz w:val="24"/>
+          <w:szCs w:val="24"/>
+          <w:lang w:eastAsia="en-IN"/>
+        </w:rPr>
+        <w:t>Common rules:</w:t>
+      </w:r>
+    </w:p>
+    <w:p>
+      <w:pPr>
+        <w:shd w:val="clear" w:color="auto" w:fill="EEECE1" w:themeFill="background2"/>
+        <w:spacing w:before="100" w:beforeAutospacing="1" w:after="100" w:afterAutospacing="1" w:line="240" w:lineRule="auto"/>
+        <w:rPr>
+          <w:rFonts w:ascii="Times New Roman" w:eastAsia="Times New Roman" w:hAnsi="Times New Roman" w:cs="Times New Roman"/>
+          <w:sz w:val="24"/>
+          <w:szCs w:val="24"/>
+          <w:lang w:eastAsia="en-IN"/>
+        </w:rPr>
+      </w:pPr>
+      <w:proofErr w:type="gramStart"/>
+      <w:r>
+        <w:rPr>
+          <w:rFonts w:ascii="Times New Roman" w:eastAsia="Times New Roman" w:hAnsi="Times New Roman" w:cs="Times New Roman"/>
+          <w:sz w:val="24"/>
+          <w:szCs w:val="24"/>
+          <w:lang w:eastAsia="en-IN"/>
+        </w:rPr>
+        <w:t>add()</w:t>
+      </w:r>
+      <w:proofErr w:type="gramEnd"/>
+    </w:p>
+    <w:p>
+      <w:pPr>
+        <w:shd w:val="clear" w:color="auto" w:fill="EEECE1" w:themeFill="background2"/>
+        <w:spacing w:before="100" w:beforeAutospacing="1" w:after="100" w:afterAutospacing="1" w:line="240" w:lineRule="auto"/>
+        <w:rPr>
+          <w:rFonts w:ascii="Times New Roman" w:eastAsia="Times New Roman" w:hAnsi="Times New Roman" w:cs="Times New Roman"/>
+          <w:sz w:val="24"/>
+          <w:szCs w:val="24"/>
+          <w:lang w:eastAsia="en-IN"/>
+        </w:rPr>
+      </w:pPr>
+      <w:proofErr w:type="gramStart"/>
+      <w:r>
+        <w:rPr>
+          <w:rFonts w:ascii="Times New Roman" w:eastAsia="Times New Roman" w:hAnsi="Times New Roman" w:cs="Times New Roman"/>
+          <w:sz w:val="24"/>
+          <w:szCs w:val="24"/>
+          <w:lang w:eastAsia="en-IN"/>
+        </w:rPr>
+        <w:t>remove()</w:t>
+      </w:r>
+      <w:proofErr w:type="gramEnd"/>
+    </w:p>
+    <w:p>
+      <w:pPr>
+        <w:shd w:val="clear" w:color="auto" w:fill="EEECE1" w:themeFill="background2"/>
+        <w:spacing w:before="100" w:beforeAutospacing="1" w:after="100" w:afterAutospacing="1" w:line="240" w:lineRule="auto"/>
+        <w:rPr>
+          <w:rFonts w:ascii="Times New Roman" w:eastAsia="Times New Roman" w:hAnsi="Times New Roman" w:cs="Times New Roman"/>
+          <w:sz w:val="24"/>
+          <w:szCs w:val="24"/>
+          <w:lang w:eastAsia="en-IN"/>
+        </w:rPr>
+      </w:pPr>
+      <w:proofErr w:type="gramStart"/>
+      <w:r>
+        <w:rPr>
+          <w:rFonts w:ascii="Times New Roman" w:eastAsia="Times New Roman" w:hAnsi="Times New Roman" w:cs="Times New Roman"/>
+          <w:sz w:val="24"/>
+          <w:szCs w:val="24"/>
+          <w:lang w:eastAsia="en-IN"/>
+        </w:rPr>
+        <w:t>size()</w:t>
+      </w:r>
+      <w:proofErr w:type="gramEnd"/>
+    </w:p>
+    <w:p>
+      <w:pPr>
+        <w:shd w:val="clear" w:color="auto" w:fill="EEECE1" w:themeFill="background2"/>
+        <w:spacing w:before="100" w:beforeAutospacing="1" w:after="100" w:afterAutospacing="1" w:line="240" w:lineRule="auto"/>
+        <w:rPr>
+          <w:rFonts w:ascii="Times New Roman" w:eastAsia="Times New Roman" w:hAnsi="Times New Roman" w:cs="Times New Roman"/>
+          <w:sz w:val="24"/>
+          <w:szCs w:val="24"/>
+          <w:lang w:eastAsia="en-IN"/>
+        </w:rPr>
+      </w:pPr>
+    </w:p>
+    <w:p>
+      <w:pPr>
+        <w:shd w:val="clear" w:color="auto" w:fill="EEECE1" w:themeFill="background2"/>
+        <w:spacing w:before="100" w:beforeAutospacing="1" w:after="100" w:afterAutospacing="1" w:line="240" w:lineRule="auto"/>
+        <w:rPr>
+          <w:rFonts w:ascii="Times New Roman" w:eastAsia="Times New Roman" w:hAnsi="Times New Roman" w:cs="Times New Roman"/>
+          <w:sz w:val="24"/>
+          <w:szCs w:val="24"/>
+          <w:lang w:eastAsia="en-IN"/>
+        </w:rPr>
+      </w:pPr>
+    </w:p>
+    <w:p>
+      <w:pPr>
+        <w:shd w:val="clear" w:color="auto" w:fill="EEECE1" w:themeFill="background2"/>
+        <w:spacing w:before="100" w:beforeAutospacing="1" w:after="100" w:afterAutospacing="1" w:line="240" w:lineRule="auto"/>
+        <w:rPr>
+          <w:rFonts w:ascii="Times New Roman" w:eastAsia="Times New Roman" w:hAnsi="Times New Roman" w:cs="Times New Roman"/>
+          <w:sz w:val="24"/>
+          <w:szCs w:val="24"/>
+          <w:lang w:eastAsia="en-IN"/>
+        </w:rPr>
+      </w:pPr>
+      <w:r>
+        <w:rPr>
+          <w:rFonts w:ascii="Times New Roman" w:eastAsia="Times New Roman" w:hAnsi="Times New Roman" w:cs="Times New Roman"/>
+          <w:sz w:val="24"/>
+          <w:szCs w:val="24"/>
+          <w:lang w:eastAsia="en-IN"/>
+        </w:rPr>
+        <w:t>Plus each class can have its own special methods.</w:t>
+      </w:r>
+    </w:p>
+    <w:p>
+      <w:pPr>
+        <w:shd w:val="clear" w:color="auto" w:fill="EEECE1" w:themeFill="background2"/>
+        <w:spacing w:before="100" w:beforeAutospacing="1" w:after="100" w:afterAutospacing="1" w:line="240" w:lineRule="auto"/>
+        <w:rPr>
+          <w:rFonts w:ascii="Times New Roman" w:eastAsia="Times New Roman" w:hAnsi="Times New Roman" w:cs="Times New Roman"/>
+          <w:sz w:val="24"/>
+          <w:szCs w:val="24"/>
+          <w:lang w:eastAsia="en-IN"/>
+        </w:rPr>
+      </w:pPr>
+    </w:p>
+    <w:p>
+      <w:pPr>
+        <w:shd w:val="clear" w:color="auto" w:fill="EEECE1" w:themeFill="background2"/>
+        <w:spacing w:before="100" w:beforeAutospacing="1" w:after="100" w:afterAutospacing="1" w:line="240" w:lineRule="auto"/>
+        <w:rPr>
+          <w:rFonts w:ascii="Times New Roman" w:eastAsia="Times New Roman" w:hAnsi="Times New Roman" w:cs="Times New Roman"/>
+          <w:sz w:val="24"/>
+          <w:szCs w:val="24"/>
+          <w:lang w:eastAsia="en-IN"/>
+        </w:rPr>
+      </w:pPr>
+      <w:r>
+        <w:rPr>
+          <w:rFonts w:ascii="Times New Roman" w:eastAsia="Times New Roman" w:hAnsi="Times New Roman" w:cs="Times New Roman"/>
+          <w:sz w:val="24"/>
+          <w:szCs w:val="24"/>
+          <w:lang w:eastAsia="en-IN"/>
+        </w:rPr>
+        <w:t>In one line:</w:t>
+      </w:r>
+    </w:p>
+    <w:p>
+      <w:pPr>
+        <w:shd w:val="clear" w:color="auto" w:fill="EEECE1" w:themeFill="background2"/>
+        <w:spacing w:before="100" w:beforeAutospacing="1" w:after="100" w:afterAutospacing="1" w:line="240" w:lineRule="auto"/>
+        <w:rPr>
+          <w:rFonts w:ascii="Times New Roman" w:eastAsia="Times New Roman" w:hAnsi="Times New Roman" w:cs="Times New Roman"/>
+          <w:sz w:val="24"/>
+          <w:szCs w:val="24"/>
+          <w:lang w:eastAsia="en-IN"/>
+        </w:rPr>
+      </w:pPr>
+    </w:p>
+    <w:p>
+      <w:pPr>
+        <w:shd w:val="clear" w:color="auto" w:fill="EEECE1" w:themeFill="background2"/>
+        <w:spacing w:before="100" w:beforeAutospacing="1" w:after="100" w:afterAutospacing="1" w:line="240" w:lineRule="auto"/>
+        <w:rPr>
+          <w:rFonts w:ascii="Times New Roman" w:eastAsia="Times New Roman" w:hAnsi="Times New Roman" w:cs="Times New Roman"/>
+          <w:sz w:val="24"/>
+          <w:szCs w:val="24"/>
+          <w:lang w:eastAsia="en-IN"/>
+        </w:rPr>
+      </w:pPr>
+      <w:r>
+        <w:rPr>
+          <w:rFonts w:ascii="Times New Roman" w:eastAsia="Times New Roman" w:hAnsi="Times New Roman" w:cs="Times New Roman"/>
+          <w:sz w:val="24"/>
+          <w:szCs w:val="24"/>
+          <w:lang w:eastAsia="en-IN"/>
+        </w:rPr>
+        <w:t>Collection Framework did not make all classes identical; it gave them a common structure and common methods where possible.</w:t>
+      </w:r>
+    </w:p>
+    <w:p>
+      <w:pPr>
+        <w:spacing w:before="100" w:beforeAutospacing="1" w:after="100" w:afterAutospacing="1" w:line="240" w:lineRule="auto"/>
+        <w:rPr>
+          <w:rFonts w:ascii="Times New Roman" w:eastAsia="Times New Roman" w:hAnsi="Times New Roman" w:cs="Times New Roman"/>
+          <w:sz w:val="24"/>
+          <w:szCs w:val="24"/>
+          <w:lang w:eastAsia="en-IN"/>
+        </w:rPr>
+      </w:pPr>
     </w:p>
     <w:p>
       <w:pPr>
@@ -3303,6 +9312,7 @@
                 <w:szCs w:val="24"/>
                 <w:lang w:eastAsia="en-IN"/>
               </w:rPr>
+              <w:lastRenderedPageBreak/>
               <w:t>Better Performance</w:t>
             </w:r>
           </w:p>
@@ -3480,7 +9490,6 @@
                 <w:szCs w:val="24"/>
                 <w:lang w:eastAsia="en-IN"/>
               </w:rPr>
-              <w:lastRenderedPageBreak/>
               <w:t>Easier Maintenance</w:t>
             </w:r>
           </w:p>
@@ -3836,6 +9845,7 @@
           <w:szCs w:val="24"/>
           <w:lang w:eastAsia="en-IN"/>
         </w:rPr>
+        <w:lastRenderedPageBreak/>
         <w:pict>
           <v:rect id="_x0000_i1032" style="width:0;height:1.5pt" o:hralign="center" o:hrstd="t" o:hr="t" fillcolor="#a0a0a0" stroked="f"/>
         </w:pict>
@@ -3865,7 +9875,6 @@
           <w:szCs w:val="48"/>
           <w:lang w:eastAsia="en-IN"/>
         </w:rPr>
-        <w:lastRenderedPageBreak/>
         <w:t>8. Collection vs Array</w:t>
       </w:r>
     </w:p>
@@ -4961,6 +10970,7 @@
           <w:szCs w:val="20"/>
           <w:lang w:eastAsia="en-IN"/>
         </w:rPr>
+        <w:lastRenderedPageBreak/>
         <w:t>for</w:t>
       </w:r>
       <w:proofErr w:type="gramEnd"/>
@@ -5067,228 +11077,7 @@
           <w:szCs w:val="20"/>
           <w:lang w:eastAsia="en-IN"/>
         </w:rPr>
-        <w:lastRenderedPageBreak/>
         <w:t>}</w:t>
-      </w:r>
-    </w:p>
-    <w:p>
-      <w:pPr>
-        <w:spacing w:before="100" w:beforeAutospacing="1" w:after="100" w:afterAutospacing="1" w:line="240" w:lineRule="auto"/>
-        <w:rPr>
-          <w:rFonts w:ascii="Times New Roman" w:eastAsia="Times New Roman" w:hAnsi="Times New Roman" w:cs="Times New Roman"/>
-          <w:sz w:val="24"/>
-          <w:szCs w:val="24"/>
-          <w:lang w:eastAsia="en-IN"/>
-        </w:rPr>
-      </w:pPr>
-      <w:r>
-        <w:rPr>
-          <w:rFonts w:ascii="Times New Roman" w:eastAsia="Times New Roman" w:hAnsi="Times New Roman" w:cs="Times New Roman"/>
-          <w:sz w:val="24"/>
-          <w:szCs w:val="24"/>
-          <w:lang w:eastAsia="en-IN"/>
-        </w:rPr>
-        <w:t xml:space="preserve">The enhanced </w:t>
-      </w:r>
-      <w:r>
-        <w:rPr>
-          <w:rFonts w:ascii="Courier New" w:eastAsia="Times New Roman" w:hAnsi="Courier New" w:cs="Courier New"/>
-          <w:sz w:val="20"/>
-          <w:szCs w:val="20"/>
-          <w:lang w:eastAsia="en-IN"/>
-        </w:rPr>
-        <w:t>for</w:t>
-      </w:r>
-      <w:r>
-        <w:rPr>
-          <w:rFonts w:ascii="Times New Roman" w:eastAsia="Times New Roman" w:hAnsi="Times New Roman" w:cs="Times New Roman"/>
-          <w:sz w:val="24"/>
-          <w:szCs w:val="24"/>
-          <w:lang w:eastAsia="en-IN"/>
-        </w:rPr>
-        <w:t xml:space="preserve"> loop works because </w:t>
-      </w:r>
-      <w:proofErr w:type="spellStart"/>
-      <w:r>
-        <w:rPr>
-          <w:rFonts w:ascii="Courier New" w:eastAsia="Times New Roman" w:hAnsi="Courier New" w:cs="Courier New"/>
-          <w:sz w:val="20"/>
-          <w:szCs w:val="20"/>
-          <w:lang w:eastAsia="en-IN"/>
-        </w:rPr>
-        <w:t>ArrayList</w:t>
-      </w:r>
-      <w:proofErr w:type="spellEnd"/>
-      <w:r>
-        <w:rPr>
-          <w:rFonts w:ascii="Times New Roman" w:eastAsia="Times New Roman" w:hAnsi="Times New Roman" w:cs="Times New Roman"/>
-          <w:sz w:val="24"/>
-          <w:szCs w:val="24"/>
-          <w:lang w:eastAsia="en-IN"/>
-        </w:rPr>
-        <w:t xml:space="preserve"> ultimately implements </w:t>
-      </w:r>
-      <w:proofErr w:type="spellStart"/>
-      <w:r>
-        <w:rPr>
-          <w:rFonts w:ascii="Courier New" w:eastAsia="Times New Roman" w:hAnsi="Courier New" w:cs="Courier New"/>
-          <w:sz w:val="20"/>
-          <w:szCs w:val="20"/>
-          <w:lang w:eastAsia="en-IN"/>
-        </w:rPr>
-        <w:t>Iterable</w:t>
-      </w:r>
-      <w:proofErr w:type="spellEnd"/>
-      <w:r>
-        <w:rPr>
-          <w:rFonts w:ascii="Times New Roman" w:eastAsia="Times New Roman" w:hAnsi="Times New Roman" w:cs="Times New Roman"/>
-          <w:sz w:val="24"/>
-          <w:szCs w:val="24"/>
-          <w:lang w:eastAsia="en-IN"/>
-        </w:rPr>
-        <w:t>.</w:t>
-      </w:r>
-    </w:p>
-    <w:p>
-      <w:pPr>
-        <w:spacing w:after="0" w:line="240" w:lineRule="auto"/>
-        <w:rPr>
-          <w:rFonts w:ascii="Times New Roman" w:eastAsia="Times New Roman" w:hAnsi="Times New Roman" w:cs="Times New Roman"/>
-          <w:sz w:val="24"/>
-          <w:szCs w:val="24"/>
-          <w:lang w:eastAsia="en-IN"/>
-        </w:rPr>
-      </w:pPr>
-      <w:r>
-        <w:rPr>
-          <w:rFonts w:ascii="Times New Roman" w:eastAsia="Times New Roman" w:hAnsi="Times New Roman" w:cs="Times New Roman"/>
-          <w:sz w:val="24"/>
-          <w:szCs w:val="24"/>
-          <w:lang w:eastAsia="en-IN"/>
-        </w:rPr>
-        <w:pict>
-          <v:rect id="_x0000_i1034" style="width:0;height:1.5pt" o:hralign="center" o:hrstd="t" o:hr="t" fillcolor="#a0a0a0" stroked="f"/>
-        </w:pict>
-      </w:r>
-    </w:p>
-    <w:p>
-      <w:pPr>
-        <w:spacing w:before="100" w:beforeAutospacing="1" w:after="100" w:afterAutospacing="1" w:line="240" w:lineRule="auto"/>
-        <w:outlineLvl w:val="0"/>
-        <w:rPr>
-          <w:rFonts w:ascii="Times New Roman" w:eastAsia="Times New Roman" w:hAnsi="Times New Roman" w:cs="Times New Roman"/>
-          <w:b/>
-          <w:bCs/>
-          <w:kern w:val="36"/>
-          <w:sz w:val="48"/>
-          <w:szCs w:val="48"/>
-          <w:lang w:eastAsia="en-IN"/>
-        </w:rPr>
-      </w:pPr>
-      <w:r>
-        <w:rPr>
-          <w:rFonts w:ascii="Times New Roman" w:eastAsia="Times New Roman" w:hAnsi="Times New Roman" w:cs="Times New Roman"/>
-          <w:b/>
-          <w:bCs/>
-          <w:kern w:val="36"/>
-          <w:sz w:val="48"/>
-          <w:szCs w:val="48"/>
-          <w:lang w:eastAsia="en-IN"/>
-        </w:rPr>
-        <w:t xml:space="preserve">10. What is the </w:t>
-      </w:r>
-      <w:r>
-        <w:rPr>
-          <w:rFonts w:ascii="Courier New" w:eastAsia="Times New Roman" w:hAnsi="Courier New" w:cs="Courier New"/>
-          <w:b/>
-          <w:bCs/>
-          <w:kern w:val="36"/>
-          <w:sz w:val="20"/>
-          <w:szCs w:val="20"/>
-          <w:lang w:eastAsia="en-IN"/>
-        </w:rPr>
-        <w:t>Collection</w:t>
-      </w:r>
-      <w:r>
-        <w:rPr>
-          <w:rFonts w:ascii="Times New Roman" w:eastAsia="Times New Roman" w:hAnsi="Times New Roman" w:cs="Times New Roman"/>
-          <w:b/>
-          <w:bCs/>
-          <w:kern w:val="36"/>
-          <w:sz w:val="48"/>
-          <w:szCs w:val="48"/>
-          <w:lang w:eastAsia="en-IN"/>
-        </w:rPr>
-        <w:t xml:space="preserve"> Interface?</w:t>
-      </w:r>
-    </w:p>
-    <w:p>
-      <w:pPr>
-        <w:spacing w:before="100" w:beforeAutospacing="1" w:after="100" w:afterAutospacing="1" w:line="240" w:lineRule="auto"/>
-        <w:rPr>
-          <w:rFonts w:ascii="Times New Roman" w:eastAsia="Times New Roman" w:hAnsi="Times New Roman" w:cs="Times New Roman"/>
-          <w:sz w:val="24"/>
-          <w:szCs w:val="24"/>
-          <w:lang w:eastAsia="en-IN"/>
-        </w:rPr>
-      </w:pPr>
-      <w:r>
-        <w:rPr>
-          <w:rFonts w:ascii="Courier New" w:eastAsia="Times New Roman" w:hAnsi="Courier New" w:cs="Courier New"/>
-          <w:sz w:val="20"/>
-          <w:szCs w:val="20"/>
-          <w:lang w:eastAsia="en-IN"/>
-        </w:rPr>
-        <w:t>Collection</w:t>
-      </w:r>
-      <w:r>
-        <w:rPr>
-          <w:rFonts w:ascii="Times New Roman" w:eastAsia="Times New Roman" w:hAnsi="Times New Roman" w:cs="Times New Roman"/>
-          <w:sz w:val="24"/>
-          <w:szCs w:val="24"/>
-          <w:lang w:eastAsia="en-IN"/>
-        </w:rPr>
-        <w:t xml:space="preserve"> is the </w:t>
-      </w:r>
-      <w:r>
-        <w:rPr>
-          <w:rFonts w:ascii="Times New Roman" w:eastAsia="Times New Roman" w:hAnsi="Times New Roman" w:cs="Times New Roman"/>
-          <w:b/>
-          <w:bCs/>
-          <w:sz w:val="24"/>
-          <w:szCs w:val="24"/>
-          <w:lang w:eastAsia="en-IN"/>
-        </w:rPr>
-        <w:t>root interface</w:t>
-      </w:r>
-      <w:r>
-        <w:rPr>
-          <w:rFonts w:ascii="Times New Roman" w:eastAsia="Times New Roman" w:hAnsi="Times New Roman" w:cs="Times New Roman"/>
-          <w:sz w:val="24"/>
-          <w:szCs w:val="24"/>
-          <w:lang w:eastAsia="en-IN"/>
-        </w:rPr>
-        <w:t xml:space="preserve"> for almost all collection types.</w:t>
-      </w:r>
-    </w:p>
-    <w:p>
-      <w:pPr>
-        <w:spacing w:before="100" w:beforeAutospacing="1" w:after="100" w:afterAutospacing="1" w:line="240" w:lineRule="auto"/>
-        <w:rPr>
-          <w:rFonts w:ascii="Times New Roman" w:eastAsia="Times New Roman" w:hAnsi="Times New Roman" w:cs="Times New Roman"/>
-          <w:sz w:val="24"/>
-          <w:szCs w:val="24"/>
-          <w:lang w:eastAsia="en-IN"/>
-        </w:rPr>
-      </w:pPr>
-      <w:r>
-        <w:rPr>
-          <w:rFonts w:ascii="Times New Roman" w:eastAsia="Times New Roman" w:hAnsi="Times New Roman" w:cs="Times New Roman"/>
-          <w:sz w:val="24"/>
-          <w:szCs w:val="24"/>
-          <w:lang w:eastAsia="en-IN"/>
-        </w:rPr>
-        <w:t>It provides common operations such as:</w:t>
       </w:r>
     </w:p>
     <w:p>
@@ -5313,23 +11102,57 @@
         </w:tabs>
         <w:spacing w:after="0" w:line="240" w:lineRule="auto"/>
         <w:rPr>
-          <w:rFonts w:ascii="Courier New" w:eastAsia="Times New Roman" w:hAnsi="Courier New" w:cs="Courier New"/>
-          <w:sz w:val="20"/>
-          <w:szCs w:val="20"/>
-          <w:lang w:eastAsia="en-IN"/>
-        </w:rPr>
-      </w:pPr>
+          <w:rFonts w:ascii="Consolas" w:eastAsia="Times New Roman" w:hAnsi="Consolas" w:cs="Courier New"/>
+          <w:color w:val="0D0D0D"/>
+          <w:sz w:val="20"/>
+          <w:szCs w:val="20"/>
+          <w:lang w:eastAsia="en-IN"/>
+        </w:rPr>
+      </w:pPr>
+      <w:r>
+        <w:rPr>
+          <w:rFonts w:ascii="Consolas" w:eastAsia="Times New Roman" w:hAnsi="Consolas" w:cs="Courier New"/>
+          <w:color w:val="0D0D0D"/>
+          <w:sz w:val="20"/>
+          <w:szCs w:val="20"/>
+          <w:lang w:eastAsia="en-IN"/>
+        </w:rPr>
+        <w:t xml:space="preserve">Iterator&lt;String&gt; iterator = </w:t>
+      </w:r>
+      <w:proofErr w:type="spellStart"/>
       <w:proofErr w:type="gramStart"/>
       <w:r>
         <w:rPr>
-          <w:rFonts w:ascii="Courier New" w:eastAsia="Times New Roman" w:hAnsi="Courier New" w:cs="Courier New"/>
-          <w:sz w:val="20"/>
-          <w:szCs w:val="20"/>
-          <w:lang w:eastAsia="en-IN"/>
-        </w:rPr>
-        <w:t>add()</w:t>
+          <w:rFonts w:ascii="Consolas" w:eastAsia="Times New Roman" w:hAnsi="Consolas" w:cs="Courier New"/>
+          <w:color w:val="0D0D0D"/>
+          <w:sz w:val="20"/>
+          <w:szCs w:val="20"/>
+          <w:lang w:eastAsia="en-IN"/>
+        </w:rPr>
+        <w:t>names.iterator</w:t>
+      </w:r>
+      <w:proofErr w:type="spellEnd"/>
+      <w:r>
+        <w:rPr>
+          <w:rFonts w:ascii="Consolas" w:eastAsia="Times New Roman" w:hAnsi="Consolas" w:cs="Courier New"/>
+          <w:color w:val="0D0D0D"/>
+          <w:sz w:val="20"/>
+          <w:szCs w:val="20"/>
+          <w:lang w:eastAsia="en-IN"/>
+        </w:rPr>
+        <w:t>(</w:t>
       </w:r>
       <w:proofErr w:type="gramEnd"/>
+      <w:r>
+        <w:rPr>
+          <w:rFonts w:ascii="Consolas" w:eastAsia="Times New Roman" w:hAnsi="Consolas" w:cs="Courier New"/>
+          <w:color w:val="0D0D0D"/>
+          <w:sz w:val="20"/>
+          <w:szCs w:val="20"/>
+          <w:lang w:eastAsia="en-IN"/>
+        </w:rPr>
+        <w:t>);</w:t>
+      </w:r>
     </w:p>
     <w:p>
       <w:pPr>
@@ -5353,7 +11176,8 @@
         </w:tabs>
         <w:spacing w:after="0" w:line="240" w:lineRule="auto"/>
         <w:rPr>
-          <w:rFonts w:ascii="Courier New" w:eastAsia="Times New Roman" w:hAnsi="Courier New" w:cs="Courier New"/>
+          <w:rFonts w:ascii="Consolas" w:eastAsia="Times New Roman" w:hAnsi="Consolas" w:cs="Courier New"/>
+          <w:color w:val="0D0D0D"/>
           <w:sz w:val="20"/>
           <w:szCs w:val="20"/>
           <w:lang w:eastAsia="en-IN"/>
@@ -5382,7 +11206,8 @@
         </w:tabs>
         <w:spacing w:after="0" w:line="240" w:lineRule="auto"/>
         <w:rPr>
-          <w:rFonts w:ascii="Courier New" w:eastAsia="Times New Roman" w:hAnsi="Courier New" w:cs="Courier New"/>
+          <w:rFonts w:ascii="Consolas" w:eastAsia="Times New Roman" w:hAnsi="Consolas" w:cs="Courier New"/>
+          <w:color w:val="0D0D0D"/>
           <w:sz w:val="20"/>
           <w:szCs w:val="20"/>
           <w:lang w:eastAsia="en-IN"/>
@@ -5391,14 +11216,47 @@
       <w:proofErr w:type="gramStart"/>
       <w:r>
         <w:rPr>
-          <w:rFonts w:ascii="Courier New" w:eastAsia="Times New Roman" w:hAnsi="Courier New" w:cs="Courier New"/>
-          <w:sz w:val="20"/>
-          <w:szCs w:val="20"/>
-          <w:lang w:eastAsia="en-IN"/>
-        </w:rPr>
-        <w:t>remove()</w:t>
+          <w:rFonts w:ascii="Consolas" w:eastAsia="Times New Roman" w:hAnsi="Consolas" w:cs="Courier New"/>
+          <w:color w:val="0D0D0D"/>
+          <w:sz w:val="20"/>
+          <w:szCs w:val="20"/>
+          <w:lang w:eastAsia="en-IN"/>
+        </w:rPr>
+        <w:t>while</w:t>
       </w:r>
       <w:proofErr w:type="gramEnd"/>
+      <w:r>
+        <w:rPr>
+          <w:rFonts w:ascii="Consolas" w:eastAsia="Times New Roman" w:hAnsi="Consolas" w:cs="Courier New"/>
+          <w:color w:val="0D0D0D"/>
+          <w:sz w:val="20"/>
+          <w:szCs w:val="20"/>
+          <w:lang w:eastAsia="en-IN"/>
+        </w:rPr>
+        <w:t xml:space="preserve"> (</w:t>
+      </w:r>
+      <w:proofErr w:type="spellStart"/>
+      <w:r>
+        <w:rPr>
+          <w:rFonts w:ascii="Consolas" w:eastAsia="Times New Roman" w:hAnsi="Consolas" w:cs="Courier New"/>
+          <w:color w:val="0D0D0D"/>
+          <w:sz w:val="20"/>
+          <w:szCs w:val="20"/>
+          <w:lang w:eastAsia="en-IN"/>
+        </w:rPr>
+        <w:t>iterator.hasNext</w:t>
+      </w:r>
+      <w:proofErr w:type="spellEnd"/>
+      <w:r>
+        <w:rPr>
+          <w:rFonts w:ascii="Consolas" w:eastAsia="Times New Roman" w:hAnsi="Consolas" w:cs="Courier New"/>
+          <w:color w:val="0D0D0D"/>
+          <w:sz w:val="20"/>
+          <w:szCs w:val="20"/>
+          <w:lang w:eastAsia="en-IN"/>
+        </w:rPr>
+        <w:t>()) {</w:t>
+      </w:r>
     </w:p>
     <w:p>
       <w:pPr>
@@ -5422,12 +11280,57 @@
         </w:tabs>
         <w:spacing w:after="0" w:line="240" w:lineRule="auto"/>
         <w:rPr>
-          <w:rFonts w:ascii="Courier New" w:eastAsia="Times New Roman" w:hAnsi="Courier New" w:cs="Courier New"/>
-          <w:sz w:val="20"/>
-          <w:szCs w:val="20"/>
-          <w:lang w:eastAsia="en-IN"/>
-        </w:rPr>
-      </w:pPr>
+          <w:rFonts w:ascii="Consolas" w:eastAsia="Times New Roman" w:hAnsi="Consolas" w:cs="Courier New"/>
+          <w:color w:val="0D0D0D"/>
+          <w:sz w:val="20"/>
+          <w:szCs w:val="20"/>
+          <w:lang w:eastAsia="en-IN"/>
+        </w:rPr>
+      </w:pPr>
+      <w:r>
+        <w:rPr>
+          <w:rFonts w:ascii="Consolas" w:eastAsia="Times New Roman" w:hAnsi="Consolas" w:cs="Courier New"/>
+          <w:color w:val="0D0D0D"/>
+          <w:sz w:val="20"/>
+          <w:szCs w:val="20"/>
+          <w:lang w:eastAsia="en-IN"/>
+        </w:rPr>
+        <w:t xml:space="preserve">    String name = </w:t>
+      </w:r>
+      <w:proofErr w:type="spellStart"/>
+      <w:proofErr w:type="gramStart"/>
+      <w:r>
+        <w:rPr>
+          <w:rFonts w:ascii="Consolas" w:eastAsia="Times New Roman" w:hAnsi="Consolas" w:cs="Courier New"/>
+          <w:color w:val="0D0D0D"/>
+          <w:sz w:val="20"/>
+          <w:szCs w:val="20"/>
+          <w:lang w:eastAsia="en-IN"/>
+        </w:rPr>
+        <w:t>iterator.next</w:t>
+      </w:r>
+      <w:proofErr w:type="spellEnd"/>
+      <w:r>
+        <w:rPr>
+          <w:rFonts w:ascii="Consolas" w:eastAsia="Times New Roman" w:hAnsi="Consolas" w:cs="Courier New"/>
+          <w:color w:val="0D0D0D"/>
+          <w:sz w:val="20"/>
+          <w:szCs w:val="20"/>
+          <w:lang w:eastAsia="en-IN"/>
+        </w:rPr>
+        <w:t>(</w:t>
+      </w:r>
+      <w:proofErr w:type="gramEnd"/>
+      <w:r>
+        <w:rPr>
+          <w:rFonts w:ascii="Consolas" w:eastAsia="Times New Roman" w:hAnsi="Consolas" w:cs="Courier New"/>
+          <w:color w:val="0D0D0D"/>
+          <w:sz w:val="20"/>
+          <w:szCs w:val="20"/>
+          <w:lang w:eastAsia="en-IN"/>
+        </w:rPr>
+        <w:t>);</w:t>
+      </w:r>
     </w:p>
     <w:p>
       <w:pPr>
@@ -5451,23 +11354,45 @@
         </w:tabs>
         <w:spacing w:after="0" w:line="240" w:lineRule="auto"/>
         <w:rPr>
-          <w:rFonts w:ascii="Courier New" w:eastAsia="Times New Roman" w:hAnsi="Courier New" w:cs="Courier New"/>
-          <w:sz w:val="20"/>
-          <w:szCs w:val="20"/>
-          <w:lang w:eastAsia="en-IN"/>
-        </w:rPr>
-      </w:pPr>
+          <w:rFonts w:ascii="Consolas" w:eastAsia="Times New Roman" w:hAnsi="Consolas" w:cs="Courier New"/>
+          <w:color w:val="0D0D0D"/>
+          <w:sz w:val="20"/>
+          <w:szCs w:val="20"/>
+          <w:lang w:eastAsia="en-IN"/>
+        </w:rPr>
+      </w:pPr>
+      <w:r>
+        <w:rPr>
+          <w:rFonts w:ascii="Consolas" w:eastAsia="Times New Roman" w:hAnsi="Consolas" w:cs="Courier New"/>
+          <w:color w:val="0D0D0D"/>
+          <w:sz w:val="20"/>
+          <w:szCs w:val="20"/>
+          <w:lang w:eastAsia="en-IN"/>
+        </w:rPr>
+        <w:t xml:space="preserve">    </w:t>
+      </w:r>
       <w:proofErr w:type="gramStart"/>
       <w:r>
         <w:rPr>
-          <w:rFonts w:ascii="Courier New" w:eastAsia="Times New Roman" w:hAnsi="Courier New" w:cs="Courier New"/>
-          <w:sz w:val="20"/>
-          <w:szCs w:val="20"/>
-          <w:lang w:eastAsia="en-IN"/>
-        </w:rPr>
-        <w:t>contains()</w:t>
+          <w:rFonts w:ascii="Consolas" w:eastAsia="Times New Roman" w:hAnsi="Consolas" w:cs="Courier New"/>
+          <w:color w:val="0D0D0D"/>
+          <w:sz w:val="20"/>
+          <w:szCs w:val="20"/>
+          <w:lang w:eastAsia="en-IN"/>
+        </w:rPr>
+        <w:t>System.out.println(</w:t>
       </w:r>
       <w:proofErr w:type="gramEnd"/>
+      <w:r>
+        <w:rPr>
+          <w:rFonts w:ascii="Consolas" w:eastAsia="Times New Roman" w:hAnsi="Consolas" w:cs="Courier New"/>
+          <w:color w:val="0D0D0D"/>
+          <w:sz w:val="20"/>
+          <w:szCs w:val="20"/>
+          <w:lang w:eastAsia="en-IN"/>
+        </w:rPr>
+        <w:t>name);</w:t>
+      </w:r>
     </w:p>
     <w:p>
       <w:pPr>
@@ -5492,11 +11417,22 @@
         <w:spacing w:after="0" w:line="240" w:lineRule="auto"/>
         <w:rPr>
           <w:rFonts w:ascii="Courier New" w:eastAsia="Times New Roman" w:hAnsi="Courier New" w:cs="Courier New"/>
-          <w:sz w:val="20"/>
-          <w:szCs w:val="20"/>
-          <w:lang w:eastAsia="en-IN"/>
-        </w:rPr>
-      </w:pPr>
+          <w:color w:val="0D0D0D"/>
+          <w:sz w:val="20"/>
+          <w:szCs w:val="20"/>
+          <w:lang w:eastAsia="en-IN"/>
+        </w:rPr>
+      </w:pPr>
+      <w:r>
+        <w:rPr>
+          <w:rFonts w:ascii="Consolas" w:eastAsia="Times New Roman" w:hAnsi="Consolas" w:cs="Courier New"/>
+          <w:color w:val="0D0D0D"/>
+          <w:sz w:val="20"/>
+          <w:szCs w:val="20"/>
+          <w:lang w:eastAsia="en-IN"/>
+        </w:rPr>
+        <w:t>}</w:t>
+      </w:r>
     </w:p>
     <w:p>
       <w:pPr>
@@ -5526,17 +11462,226 @@
           <w:lang w:eastAsia="en-IN"/>
         </w:rPr>
       </w:pPr>
-      <w:proofErr w:type="gramStart"/>
-      <w:r>
-        <w:rPr>
-          <w:rFonts w:ascii="Courier New" w:eastAsia="Times New Roman" w:hAnsi="Courier New" w:cs="Courier New"/>
-          <w:sz w:val="20"/>
-          <w:szCs w:val="20"/>
-          <w:lang w:eastAsia="en-IN"/>
-        </w:rPr>
-        <w:t>size()</w:t>
-      </w:r>
-      <w:proofErr w:type="gramEnd"/>
+    </w:p>
+    <w:p>
+      <w:pPr>
+        <w:spacing w:before="100" w:beforeAutospacing="1" w:after="100" w:afterAutospacing="1" w:line="240" w:lineRule="auto"/>
+        <w:rPr>
+          <w:rFonts w:ascii="Times New Roman" w:eastAsia="Times New Roman" w:hAnsi="Times New Roman" w:cs="Times New Roman"/>
+          <w:sz w:val="24"/>
+          <w:szCs w:val="24"/>
+          <w:lang w:eastAsia="en-IN"/>
+        </w:rPr>
+      </w:pPr>
+      <w:r>
+        <w:rPr>
+          <w:rFonts w:ascii="Times New Roman" w:eastAsia="Times New Roman" w:hAnsi="Times New Roman" w:cs="Times New Roman"/>
+          <w:sz w:val="24"/>
+          <w:szCs w:val="24"/>
+          <w:lang w:eastAsia="en-IN"/>
+        </w:rPr>
+        <w:t xml:space="preserve">The enhanced </w:t>
+      </w:r>
+      <w:r>
+        <w:rPr>
+          <w:rFonts w:ascii="Courier New" w:eastAsia="Times New Roman" w:hAnsi="Courier New" w:cs="Courier New"/>
+          <w:sz w:val="20"/>
+          <w:szCs w:val="20"/>
+          <w:lang w:eastAsia="en-IN"/>
+        </w:rPr>
+        <w:t>for</w:t>
+      </w:r>
+      <w:r>
+        <w:rPr>
+          <w:rFonts w:ascii="Times New Roman" w:eastAsia="Times New Roman" w:hAnsi="Times New Roman" w:cs="Times New Roman"/>
+          <w:sz w:val="24"/>
+          <w:szCs w:val="24"/>
+          <w:lang w:eastAsia="en-IN"/>
+        </w:rPr>
+        <w:t xml:space="preserve"> loop works because </w:t>
+      </w:r>
+      <w:proofErr w:type="spellStart"/>
+      <w:r>
+        <w:rPr>
+          <w:rFonts w:ascii="Courier New" w:eastAsia="Times New Roman" w:hAnsi="Courier New" w:cs="Courier New"/>
+          <w:sz w:val="20"/>
+          <w:szCs w:val="20"/>
+          <w:lang w:eastAsia="en-IN"/>
+        </w:rPr>
+        <w:t>ArrayList</w:t>
+      </w:r>
+      <w:proofErr w:type="spellEnd"/>
+      <w:r>
+        <w:rPr>
+          <w:rFonts w:ascii="Times New Roman" w:eastAsia="Times New Roman" w:hAnsi="Times New Roman" w:cs="Times New Roman"/>
+          <w:sz w:val="24"/>
+          <w:szCs w:val="24"/>
+          <w:lang w:eastAsia="en-IN"/>
+        </w:rPr>
+        <w:t xml:space="preserve"> ultimately implements </w:t>
+      </w:r>
+      <w:proofErr w:type="spellStart"/>
+      <w:r>
+        <w:rPr>
+          <w:rFonts w:ascii="Courier New" w:eastAsia="Times New Roman" w:hAnsi="Courier New" w:cs="Courier New"/>
+          <w:sz w:val="20"/>
+          <w:szCs w:val="20"/>
+          <w:lang w:eastAsia="en-IN"/>
+        </w:rPr>
+        <w:t>Iterable</w:t>
+      </w:r>
+      <w:proofErr w:type="spellEnd"/>
+      <w:r>
+        <w:rPr>
+          <w:rFonts w:ascii="Times New Roman" w:eastAsia="Times New Roman" w:hAnsi="Times New Roman" w:cs="Times New Roman"/>
+          <w:sz w:val="24"/>
+          <w:szCs w:val="24"/>
+          <w:lang w:eastAsia="en-IN"/>
+        </w:rPr>
+        <w:t>.</w:t>
+      </w:r>
+    </w:p>
+    <w:p>
+      <w:pPr>
+        <w:spacing w:after="0" w:line="240" w:lineRule="auto"/>
+        <w:rPr>
+          <w:rFonts w:ascii="Times New Roman" w:eastAsia="Times New Roman" w:hAnsi="Times New Roman" w:cs="Times New Roman"/>
+          <w:sz w:val="24"/>
+          <w:szCs w:val="24"/>
+          <w:lang w:eastAsia="en-IN"/>
+        </w:rPr>
+      </w:pPr>
+      <w:r>
+        <w:rPr>
+          <w:rFonts w:ascii="Times New Roman" w:eastAsia="Times New Roman" w:hAnsi="Times New Roman" w:cs="Times New Roman"/>
+          <w:sz w:val="24"/>
+          <w:szCs w:val="24"/>
+          <w:lang w:eastAsia="en-IN"/>
+        </w:rPr>
+        <w:pict>
+          <v:rect id="_x0000_i1034" style="width:0;height:1.5pt" o:hralign="center" o:hrstd="t" o:hr="t" fillcolor="#a0a0a0" stroked="f"/>
+        </w:pict>
+      </w:r>
+    </w:p>
+    <w:p>
+      <w:pPr>
+        <w:spacing w:before="100" w:beforeAutospacing="1" w:after="100" w:afterAutospacing="1" w:line="240" w:lineRule="auto"/>
+        <w:outlineLvl w:val="0"/>
+        <w:rPr>
+          <w:rFonts w:ascii="Times New Roman" w:eastAsia="Times New Roman" w:hAnsi="Times New Roman" w:cs="Times New Roman"/>
+          <w:b/>
+          <w:bCs/>
+          <w:kern w:val="36"/>
+          <w:sz w:val="48"/>
+          <w:szCs w:val="48"/>
+          <w:lang w:eastAsia="en-IN"/>
+        </w:rPr>
+      </w:pPr>
+      <w:r>
+        <w:rPr>
+          <w:rFonts w:ascii="Times New Roman" w:eastAsia="Times New Roman" w:hAnsi="Times New Roman" w:cs="Times New Roman"/>
+          <w:b/>
+          <w:bCs/>
+          <w:kern w:val="36"/>
+          <w:sz w:val="48"/>
+          <w:szCs w:val="48"/>
+          <w:lang w:eastAsia="en-IN"/>
+        </w:rPr>
+        <w:t xml:space="preserve">10. What is the </w:t>
+      </w:r>
+      <w:r>
+        <w:rPr>
+          <w:rFonts w:ascii="Courier New" w:eastAsia="Times New Roman" w:hAnsi="Courier New" w:cs="Courier New"/>
+          <w:b/>
+          <w:bCs/>
+          <w:kern w:val="36"/>
+          <w:sz w:val="20"/>
+          <w:szCs w:val="20"/>
+          <w:lang w:eastAsia="en-IN"/>
+        </w:rPr>
+        <w:t>Collection</w:t>
+      </w:r>
+      <w:r>
+        <w:rPr>
+          <w:rFonts w:ascii="Times New Roman" w:eastAsia="Times New Roman" w:hAnsi="Times New Roman" w:cs="Times New Roman"/>
+          <w:b/>
+          <w:bCs/>
+          <w:kern w:val="36"/>
+          <w:sz w:val="48"/>
+          <w:szCs w:val="48"/>
+          <w:lang w:eastAsia="en-IN"/>
+        </w:rPr>
+        <w:t xml:space="preserve"> Interface?</w:t>
+      </w:r>
+    </w:p>
+    <w:p>
+      <w:pPr>
+        <w:spacing w:before="100" w:beforeAutospacing="1" w:after="100" w:afterAutospacing="1" w:line="240" w:lineRule="auto"/>
+        <w:rPr>
+          <w:rFonts w:ascii="Times New Roman" w:eastAsia="Times New Roman" w:hAnsi="Times New Roman" w:cs="Times New Roman"/>
+          <w:sz w:val="24"/>
+          <w:szCs w:val="24"/>
+          <w:lang w:eastAsia="en-IN"/>
+        </w:rPr>
+      </w:pPr>
+      <w:r>
+        <w:rPr>
+          <w:rFonts w:ascii="Courier New" w:eastAsia="Times New Roman" w:hAnsi="Courier New" w:cs="Courier New"/>
+          <w:sz w:val="20"/>
+          <w:szCs w:val="20"/>
+          <w:lang w:eastAsia="en-IN"/>
+        </w:rPr>
+        <w:t>Collection</w:t>
+      </w:r>
+      <w:r>
+        <w:rPr>
+          <w:rFonts w:ascii="Times New Roman" w:eastAsia="Times New Roman" w:hAnsi="Times New Roman" w:cs="Times New Roman"/>
+          <w:sz w:val="24"/>
+          <w:szCs w:val="24"/>
+          <w:lang w:eastAsia="en-IN"/>
+        </w:rPr>
+        <w:t xml:space="preserve"> is the </w:t>
+      </w:r>
+      <w:r>
+        <w:rPr>
+          <w:rFonts w:ascii="Times New Roman" w:eastAsia="Times New Roman" w:hAnsi="Times New Roman" w:cs="Times New Roman"/>
+          <w:b/>
+          <w:bCs/>
+          <w:sz w:val="24"/>
+          <w:szCs w:val="24"/>
+          <w:lang w:eastAsia="en-IN"/>
+        </w:rPr>
+        <w:t>root interface</w:t>
+      </w:r>
+      <w:r>
+        <w:rPr>
+          <w:rFonts w:ascii="Times New Roman" w:eastAsia="Times New Roman" w:hAnsi="Times New Roman" w:cs="Times New Roman"/>
+          <w:sz w:val="24"/>
+          <w:szCs w:val="24"/>
+          <w:lang w:eastAsia="en-IN"/>
+        </w:rPr>
+        <w:t xml:space="preserve"> for almost all collection types.</w:t>
+      </w:r>
+    </w:p>
+    <w:p>
+      <w:pPr>
+        <w:spacing w:before="100" w:beforeAutospacing="1" w:after="100" w:afterAutospacing="1" w:line="240" w:lineRule="auto"/>
+        <w:rPr>
+          <w:rFonts w:ascii="Times New Roman" w:eastAsia="Times New Roman" w:hAnsi="Times New Roman" w:cs="Times New Roman"/>
+          <w:sz w:val="24"/>
+          <w:szCs w:val="24"/>
+          <w:lang w:eastAsia="en-IN"/>
+        </w:rPr>
+      </w:pPr>
+      <w:r>
+        <w:rPr>
+          <w:rFonts w:ascii="Times New Roman" w:eastAsia="Times New Roman" w:hAnsi="Times New Roman" w:cs="Times New Roman"/>
+          <w:sz w:val="24"/>
+          <w:szCs w:val="24"/>
+          <w:lang w:eastAsia="en-IN"/>
+        </w:rPr>
+        <w:t>It provides common operations such as:</w:t>
+      </w:r>
     </w:p>
     <w:p>
       <w:pPr>
@@ -5566,6 +11711,17 @@
           <w:lang w:eastAsia="en-IN"/>
         </w:rPr>
       </w:pPr>
+      <w:proofErr w:type="gramStart"/>
+      <w:r>
+        <w:rPr>
+          <w:rFonts w:ascii="Courier New" w:eastAsia="Times New Roman" w:hAnsi="Courier New" w:cs="Courier New"/>
+          <w:sz w:val="20"/>
+          <w:szCs w:val="20"/>
+          <w:lang w:eastAsia="en-IN"/>
+        </w:rPr>
+        <w:t>add()</w:t>
+      </w:r>
+      <w:proofErr w:type="gramEnd"/>
     </w:p>
     <w:p>
       <w:pPr>
@@ -5595,17 +11751,6 @@
           <w:lang w:eastAsia="en-IN"/>
         </w:rPr>
       </w:pPr>
-      <w:proofErr w:type="gramStart"/>
-      <w:r>
-        <w:rPr>
-          <w:rFonts w:ascii="Courier New" w:eastAsia="Times New Roman" w:hAnsi="Courier New" w:cs="Courier New"/>
-          <w:sz w:val="20"/>
-          <w:szCs w:val="20"/>
-          <w:lang w:eastAsia="en-IN"/>
-        </w:rPr>
-        <w:t>clear()</w:t>
-      </w:r>
-      <w:proofErr w:type="gramEnd"/>
     </w:p>
     <w:p>
       <w:pPr>
@@ -5635,6 +11780,17 @@
           <w:lang w:eastAsia="en-IN"/>
         </w:rPr>
       </w:pPr>
+      <w:proofErr w:type="gramStart"/>
+      <w:r>
+        <w:rPr>
+          <w:rFonts w:ascii="Courier New" w:eastAsia="Times New Roman" w:hAnsi="Courier New" w:cs="Courier New"/>
+          <w:sz w:val="20"/>
+          <w:szCs w:val="20"/>
+          <w:lang w:eastAsia="en-IN"/>
+        </w:rPr>
+        <w:t>remove()</w:t>
+      </w:r>
+      <w:proofErr w:type="gramEnd"/>
     </w:p>
     <w:p>
       <w:pPr>
@@ -5664,28 +11820,6 @@
           <w:lang w:eastAsia="en-IN"/>
         </w:rPr>
       </w:pPr>
-      <w:proofErr w:type="spellStart"/>
-      <w:proofErr w:type="gramStart"/>
-      <w:r>
-        <w:rPr>
-          <w:rFonts w:ascii="Courier New" w:eastAsia="Times New Roman" w:hAnsi="Courier New" w:cs="Courier New"/>
-          <w:sz w:val="20"/>
-          <w:szCs w:val="20"/>
-          <w:lang w:eastAsia="en-IN"/>
-        </w:rPr>
-        <w:t>isEmpty</w:t>
-      </w:r>
-      <w:proofErr w:type="spellEnd"/>
-      <w:r>
-        <w:rPr>
-          <w:rFonts w:ascii="Courier New" w:eastAsia="Times New Roman" w:hAnsi="Courier New" w:cs="Courier New"/>
-          <w:sz w:val="20"/>
-          <w:szCs w:val="20"/>
-          <w:lang w:eastAsia="en-IN"/>
-        </w:rPr>
-        <w:t>()</w:t>
-      </w:r>
-      <w:proofErr w:type="gramEnd"/>
     </w:p>
     <w:p>
       <w:pPr>
@@ -5715,6 +11849,17 @@
           <w:lang w:eastAsia="en-IN"/>
         </w:rPr>
       </w:pPr>
+      <w:proofErr w:type="gramStart"/>
+      <w:r>
+        <w:rPr>
+          <w:rFonts w:ascii="Courier New" w:eastAsia="Times New Roman" w:hAnsi="Courier New" w:cs="Courier New"/>
+          <w:sz w:val="20"/>
+          <w:szCs w:val="20"/>
+          <w:lang w:eastAsia="en-IN"/>
+        </w:rPr>
+        <w:t>contains()</w:t>
+      </w:r>
+      <w:proofErr w:type="gramEnd"/>
     </w:p>
     <w:p>
       <w:pPr>
@@ -5744,6 +11889,35 @@
           <w:lang w:eastAsia="en-IN"/>
         </w:rPr>
       </w:pPr>
+    </w:p>
+    <w:p>
+      <w:pPr>
+        <w:tabs>
+          <w:tab w:val="left" w:pos="916"/>
+          <w:tab w:val="left" w:pos="1832"/>
+          <w:tab w:val="left" w:pos="2748"/>
+          <w:tab w:val="left" w:pos="3664"/>
+          <w:tab w:val="left" w:pos="4580"/>
+          <w:tab w:val="left" w:pos="5496"/>
+          <w:tab w:val="left" w:pos="6412"/>
+          <w:tab w:val="left" w:pos="7328"/>
+          <w:tab w:val="left" w:pos="8244"/>
+          <w:tab w:val="left" w:pos="9160"/>
+          <w:tab w:val="left" w:pos="10076"/>
+          <w:tab w:val="left" w:pos="10992"/>
+          <w:tab w:val="left" w:pos="11908"/>
+          <w:tab w:val="left" w:pos="12824"/>
+          <w:tab w:val="left" w:pos="13740"/>
+          <w:tab w:val="left" w:pos="14656"/>
+        </w:tabs>
+        <w:spacing w:after="0" w:line="240" w:lineRule="auto"/>
+        <w:rPr>
+          <w:rFonts w:ascii="Courier New" w:eastAsia="Times New Roman" w:hAnsi="Courier New" w:cs="Courier New"/>
+          <w:sz w:val="20"/>
+          <w:szCs w:val="20"/>
+          <w:lang w:eastAsia="en-IN"/>
+        </w:rPr>
+      </w:pPr>
       <w:proofErr w:type="gramStart"/>
       <w:r>
         <w:rPr>
@@ -5752,6 +11926,224 @@
           <w:szCs w:val="20"/>
           <w:lang w:eastAsia="en-IN"/>
         </w:rPr>
+        <w:t>size()</w:t>
+      </w:r>
+      <w:proofErr w:type="gramEnd"/>
+    </w:p>
+    <w:p>
+      <w:pPr>
+        <w:tabs>
+          <w:tab w:val="left" w:pos="916"/>
+          <w:tab w:val="left" w:pos="1832"/>
+          <w:tab w:val="left" w:pos="2748"/>
+          <w:tab w:val="left" w:pos="3664"/>
+          <w:tab w:val="left" w:pos="4580"/>
+          <w:tab w:val="left" w:pos="5496"/>
+          <w:tab w:val="left" w:pos="6412"/>
+          <w:tab w:val="left" w:pos="7328"/>
+          <w:tab w:val="left" w:pos="8244"/>
+          <w:tab w:val="left" w:pos="9160"/>
+          <w:tab w:val="left" w:pos="10076"/>
+          <w:tab w:val="left" w:pos="10992"/>
+          <w:tab w:val="left" w:pos="11908"/>
+          <w:tab w:val="left" w:pos="12824"/>
+          <w:tab w:val="left" w:pos="13740"/>
+          <w:tab w:val="left" w:pos="14656"/>
+        </w:tabs>
+        <w:spacing w:after="0" w:line="240" w:lineRule="auto"/>
+        <w:rPr>
+          <w:rFonts w:ascii="Courier New" w:eastAsia="Times New Roman" w:hAnsi="Courier New" w:cs="Courier New"/>
+          <w:sz w:val="20"/>
+          <w:szCs w:val="20"/>
+          <w:lang w:eastAsia="en-IN"/>
+        </w:rPr>
+      </w:pPr>
+    </w:p>
+    <w:p>
+      <w:pPr>
+        <w:tabs>
+          <w:tab w:val="left" w:pos="916"/>
+          <w:tab w:val="left" w:pos="1832"/>
+          <w:tab w:val="left" w:pos="2748"/>
+          <w:tab w:val="left" w:pos="3664"/>
+          <w:tab w:val="left" w:pos="4580"/>
+          <w:tab w:val="left" w:pos="5496"/>
+          <w:tab w:val="left" w:pos="6412"/>
+          <w:tab w:val="left" w:pos="7328"/>
+          <w:tab w:val="left" w:pos="8244"/>
+          <w:tab w:val="left" w:pos="9160"/>
+          <w:tab w:val="left" w:pos="10076"/>
+          <w:tab w:val="left" w:pos="10992"/>
+          <w:tab w:val="left" w:pos="11908"/>
+          <w:tab w:val="left" w:pos="12824"/>
+          <w:tab w:val="left" w:pos="13740"/>
+          <w:tab w:val="left" w:pos="14656"/>
+        </w:tabs>
+        <w:spacing w:after="0" w:line="240" w:lineRule="auto"/>
+        <w:rPr>
+          <w:rFonts w:ascii="Courier New" w:eastAsia="Times New Roman" w:hAnsi="Courier New" w:cs="Courier New"/>
+          <w:sz w:val="20"/>
+          <w:szCs w:val="20"/>
+          <w:lang w:eastAsia="en-IN"/>
+        </w:rPr>
+      </w:pPr>
+      <w:proofErr w:type="gramStart"/>
+      <w:r>
+        <w:rPr>
+          <w:rFonts w:ascii="Courier New" w:eastAsia="Times New Roman" w:hAnsi="Courier New" w:cs="Courier New"/>
+          <w:sz w:val="20"/>
+          <w:szCs w:val="20"/>
+          <w:lang w:eastAsia="en-IN"/>
+        </w:rPr>
+        <w:t>clear()</w:t>
+      </w:r>
+      <w:proofErr w:type="gramEnd"/>
+    </w:p>
+    <w:p>
+      <w:pPr>
+        <w:tabs>
+          <w:tab w:val="left" w:pos="916"/>
+          <w:tab w:val="left" w:pos="1832"/>
+          <w:tab w:val="left" w:pos="2748"/>
+          <w:tab w:val="left" w:pos="3664"/>
+          <w:tab w:val="left" w:pos="4580"/>
+          <w:tab w:val="left" w:pos="5496"/>
+          <w:tab w:val="left" w:pos="6412"/>
+          <w:tab w:val="left" w:pos="7328"/>
+          <w:tab w:val="left" w:pos="8244"/>
+          <w:tab w:val="left" w:pos="9160"/>
+          <w:tab w:val="left" w:pos="10076"/>
+          <w:tab w:val="left" w:pos="10992"/>
+          <w:tab w:val="left" w:pos="11908"/>
+          <w:tab w:val="left" w:pos="12824"/>
+          <w:tab w:val="left" w:pos="13740"/>
+          <w:tab w:val="left" w:pos="14656"/>
+        </w:tabs>
+        <w:spacing w:after="0" w:line="240" w:lineRule="auto"/>
+        <w:rPr>
+          <w:rFonts w:ascii="Courier New" w:eastAsia="Times New Roman" w:hAnsi="Courier New" w:cs="Courier New"/>
+          <w:sz w:val="20"/>
+          <w:szCs w:val="20"/>
+          <w:lang w:eastAsia="en-IN"/>
+        </w:rPr>
+      </w:pPr>
+    </w:p>
+    <w:p>
+      <w:pPr>
+        <w:tabs>
+          <w:tab w:val="left" w:pos="916"/>
+          <w:tab w:val="left" w:pos="1832"/>
+          <w:tab w:val="left" w:pos="2748"/>
+          <w:tab w:val="left" w:pos="3664"/>
+          <w:tab w:val="left" w:pos="4580"/>
+          <w:tab w:val="left" w:pos="5496"/>
+          <w:tab w:val="left" w:pos="6412"/>
+          <w:tab w:val="left" w:pos="7328"/>
+          <w:tab w:val="left" w:pos="8244"/>
+          <w:tab w:val="left" w:pos="9160"/>
+          <w:tab w:val="left" w:pos="10076"/>
+          <w:tab w:val="left" w:pos="10992"/>
+          <w:tab w:val="left" w:pos="11908"/>
+          <w:tab w:val="left" w:pos="12824"/>
+          <w:tab w:val="left" w:pos="13740"/>
+          <w:tab w:val="left" w:pos="14656"/>
+        </w:tabs>
+        <w:spacing w:after="0" w:line="240" w:lineRule="auto"/>
+        <w:rPr>
+          <w:rFonts w:ascii="Courier New" w:eastAsia="Times New Roman" w:hAnsi="Courier New" w:cs="Courier New"/>
+          <w:sz w:val="20"/>
+          <w:szCs w:val="20"/>
+          <w:lang w:eastAsia="en-IN"/>
+        </w:rPr>
+      </w:pPr>
+      <w:proofErr w:type="spellStart"/>
+      <w:proofErr w:type="gramStart"/>
+      <w:r>
+        <w:rPr>
+          <w:rFonts w:ascii="Courier New" w:eastAsia="Times New Roman" w:hAnsi="Courier New" w:cs="Courier New"/>
+          <w:sz w:val="20"/>
+          <w:szCs w:val="20"/>
+          <w:lang w:eastAsia="en-IN"/>
+        </w:rPr>
+        <w:t>isEmpty</w:t>
+      </w:r>
+      <w:proofErr w:type="spellEnd"/>
+      <w:r>
+        <w:rPr>
+          <w:rFonts w:ascii="Courier New" w:eastAsia="Times New Roman" w:hAnsi="Courier New" w:cs="Courier New"/>
+          <w:sz w:val="20"/>
+          <w:szCs w:val="20"/>
+          <w:lang w:eastAsia="en-IN"/>
+        </w:rPr>
+        <w:t>()</w:t>
+      </w:r>
+      <w:proofErr w:type="gramEnd"/>
+    </w:p>
+    <w:p>
+      <w:pPr>
+        <w:tabs>
+          <w:tab w:val="left" w:pos="916"/>
+          <w:tab w:val="left" w:pos="1832"/>
+          <w:tab w:val="left" w:pos="2748"/>
+          <w:tab w:val="left" w:pos="3664"/>
+          <w:tab w:val="left" w:pos="4580"/>
+          <w:tab w:val="left" w:pos="5496"/>
+          <w:tab w:val="left" w:pos="6412"/>
+          <w:tab w:val="left" w:pos="7328"/>
+          <w:tab w:val="left" w:pos="8244"/>
+          <w:tab w:val="left" w:pos="9160"/>
+          <w:tab w:val="left" w:pos="10076"/>
+          <w:tab w:val="left" w:pos="10992"/>
+          <w:tab w:val="left" w:pos="11908"/>
+          <w:tab w:val="left" w:pos="12824"/>
+          <w:tab w:val="left" w:pos="13740"/>
+          <w:tab w:val="left" w:pos="14656"/>
+        </w:tabs>
+        <w:spacing w:after="0" w:line="240" w:lineRule="auto"/>
+        <w:rPr>
+          <w:rFonts w:ascii="Courier New" w:eastAsia="Times New Roman" w:hAnsi="Courier New" w:cs="Courier New"/>
+          <w:sz w:val="20"/>
+          <w:szCs w:val="20"/>
+          <w:lang w:eastAsia="en-IN"/>
+        </w:rPr>
+      </w:pPr>
+    </w:p>
+    <w:p>
+      <w:pPr>
+        <w:tabs>
+          <w:tab w:val="left" w:pos="916"/>
+          <w:tab w:val="left" w:pos="1832"/>
+          <w:tab w:val="left" w:pos="2748"/>
+          <w:tab w:val="left" w:pos="3664"/>
+          <w:tab w:val="left" w:pos="4580"/>
+          <w:tab w:val="left" w:pos="5496"/>
+          <w:tab w:val="left" w:pos="6412"/>
+          <w:tab w:val="left" w:pos="7328"/>
+          <w:tab w:val="left" w:pos="8244"/>
+          <w:tab w:val="left" w:pos="9160"/>
+          <w:tab w:val="left" w:pos="10076"/>
+          <w:tab w:val="left" w:pos="10992"/>
+          <w:tab w:val="left" w:pos="11908"/>
+          <w:tab w:val="left" w:pos="12824"/>
+          <w:tab w:val="left" w:pos="13740"/>
+          <w:tab w:val="left" w:pos="14656"/>
+        </w:tabs>
+        <w:spacing w:after="0" w:line="240" w:lineRule="auto"/>
+        <w:rPr>
+          <w:rFonts w:ascii="Courier New" w:eastAsia="Times New Roman" w:hAnsi="Courier New" w:cs="Courier New"/>
+          <w:sz w:val="20"/>
+          <w:szCs w:val="20"/>
+          <w:lang w:eastAsia="en-IN"/>
+        </w:rPr>
+      </w:pPr>
+      <w:proofErr w:type="gramStart"/>
+      <w:r>
+        <w:rPr>
+          <w:rFonts w:ascii="Courier New" w:eastAsia="Times New Roman" w:hAnsi="Courier New" w:cs="Courier New"/>
+          <w:sz w:val="20"/>
+          <w:szCs w:val="20"/>
+          <w:lang w:eastAsia="en-IN"/>
+        </w:rPr>
         <w:t>iterator()</w:t>
       </w:r>
       <w:proofErr w:type="gramEnd"/>
@@ -5773,19 +12165,7 @@
           <w:szCs w:val="24"/>
           <w:lang w:eastAsia="en-IN"/>
         </w:rPr>
-        <w:lastRenderedPageBreak/>
-        <w:t>Every collection class doesn't ne</w:t>
-      </w:r>
-      <w:bookmarkStart w:id="0" w:name="_GoBack"/>
-      <w:bookmarkEnd w:id="0"/>
-      <w:r>
-        <w:rPr>
-          <w:rFonts w:ascii="Times New Roman" w:eastAsia="Times New Roman" w:hAnsi="Times New Roman" w:cs="Times New Roman"/>
-          <w:sz w:val="24"/>
-          <w:szCs w:val="24"/>
-          <w:lang w:eastAsia="en-IN"/>
-        </w:rPr>
-        <w:t>ed to reinvent these concepts.</w:t>
+        <w:t>Every collection class doesn't need to reinvent these concepts.</w:t>
       </w:r>
     </w:p>
     <w:p>
@@ -6274,6 +12654,7 @@
           <w:szCs w:val="24"/>
           <w:lang w:eastAsia="en-IN"/>
         </w:rPr>
+        <w:lastRenderedPageBreak/>
         <w:t>Example:</w:t>
       </w:r>
     </w:p>
@@ -6630,7 +13011,6 @@
           <w:szCs w:val="20"/>
           <w:lang w:eastAsia="en-IN"/>
         </w:rPr>
-        <w:lastRenderedPageBreak/>
         <w:t>Collections.sort</w:t>
       </w:r>
       <w:proofErr w:type="spellEnd"/>
@@ -7275,6 +13655,7 @@
           <w:szCs w:val="24"/>
           <w:lang w:eastAsia="en-IN"/>
         </w:rPr>
+        <w:lastRenderedPageBreak/>
         <w:pict>
           <v:rect id="_x0000_i1037" style="width:0;height:1.5pt" o:hralign="center" o:hrstd="t" o:hr="t" fillcolor="#a0a0a0" stroked="f"/>
         </w:pict>
@@ -7346,7 +13727,6 @@
           <w:szCs w:val="24"/>
           <w:lang w:eastAsia="en-IN"/>
         </w:rPr>
-        <w:lastRenderedPageBreak/>
         <w:t>To provide a standard, reusable way to store and manipulate groups of objects using common interfaces and algorithms.</w:t>
       </w:r>
     </w:p>
@@ -7623,6 +14003,7 @@
           <w:szCs w:val="24"/>
           <w:lang w:eastAsia="en-IN"/>
         </w:rPr>
+        <w:lastRenderedPageBreak/>
         <w:t xml:space="preserve">Q4. Is </w:t>
       </w:r>
       <w:r>
@@ -7754,7 +14135,6 @@
           <w:szCs w:val="48"/>
           <w:lang w:eastAsia="en-IN"/>
         </w:rPr>
-        <w:lastRenderedPageBreak/>
         <w:t>14. Key Takeaways</w:t>
       </w:r>
     </w:p>
@@ -8231,6 +14611,7 @@
           <w:szCs w:val="24"/>
           <w:lang w:eastAsia="en-IN"/>
         </w:rPr>
+        <w:lastRenderedPageBreak/>
         <w:t>We'll first understand:</w:t>
       </w:r>
     </w:p>
@@ -8363,7 +14744,6 @@
           <w:szCs w:val="24"/>
           <w:lang w:eastAsia="en-IN"/>
         </w:rPr>
-        <w:lastRenderedPageBreak/>
         <w:t xml:space="preserve">Why do we write </w:t>
       </w:r>
       <w:r>
@@ -10403,6 +16783,36 @@
       <w:lang w:eastAsia="en-IN"/>
     </w:rPr>
   </w:style>
+  <w:style w:type="paragraph" w:styleId="BalloonText">
+    <w:name w:val="Balloon Text"/>
+    <w:basedOn w:val="Normal"/>
+    <w:link w:val="BalloonTextChar"/>
+    <w:uiPriority w:val="99"/>
+    <w:semiHidden/>
+    <w:unhideWhenUsed/>
+    <w:rsid w:val="009B31BF"/>
+    <w:pPr>
+      <w:spacing w:after="0" w:line="240" w:lineRule="auto"/>
+    </w:pPr>
+    <w:rPr>
+      <w:rFonts w:ascii="Tahoma" w:hAnsi="Tahoma" w:cs="Tahoma"/>
+      <w:sz w:val="16"/>
+      <w:szCs w:val="16"/>
+    </w:rPr>
+  </w:style>
+  <w:style w:type="character" w:customStyle="1" w:styleId="BalloonTextChar">
+    <w:name w:val="Balloon Text Char"/>
+    <w:basedOn w:val="DefaultParagraphFont"/>
+    <w:link w:val="BalloonText"/>
+    <w:uiPriority w:val="99"/>
+    <w:semiHidden/>
+    <w:rsid w:val="009B31BF"/>
+    <w:rPr>
+      <w:rFonts w:ascii="Tahoma" w:hAnsi="Tahoma" w:cs="Tahoma"/>
+      <w:sz w:val="16"/>
+      <w:szCs w:val="16"/>
+    </w:rPr>
+  </w:style>
 </w:styles>
 </file>
 
@@ -10791,6 +17201,36 @@
       <w:lang w:eastAsia="en-IN"/>
     </w:rPr>
   </w:style>
+  <w:style w:type="paragraph" w:styleId="BalloonText">
+    <w:name w:val="Balloon Text"/>
+    <w:basedOn w:val="Normal"/>
+    <w:link w:val="BalloonTextChar"/>
+    <w:uiPriority w:val="99"/>
+    <w:semiHidden/>
+    <w:unhideWhenUsed/>
+    <w:rsid w:val="009B31BF"/>
+    <w:pPr>
+      <w:spacing w:after="0" w:line="240" w:lineRule="auto"/>
+    </w:pPr>
+    <w:rPr>
+      <w:rFonts w:ascii="Tahoma" w:hAnsi="Tahoma" w:cs="Tahoma"/>
+      <w:sz w:val="16"/>
+      <w:szCs w:val="16"/>
+    </w:rPr>
+  </w:style>
+  <w:style w:type="character" w:customStyle="1" w:styleId="BalloonTextChar">
+    <w:name w:val="Balloon Text Char"/>
+    <w:basedOn w:val="DefaultParagraphFont"/>
+    <w:link w:val="BalloonText"/>
+    <w:uiPriority w:val="99"/>
+    <w:semiHidden/>
+    <w:rsid w:val="009B31BF"/>
+    <w:rPr>
+      <w:rFonts w:ascii="Tahoma" w:hAnsi="Tahoma" w:cs="Tahoma"/>
+      <w:sz w:val="16"/>
+      <w:szCs w:val="16"/>
+    </w:rPr>
+  </w:style>
 </w:styles>
 </file>
 
